--- a/Отчеты/лр3.docx
+++ b/Отчеты/лр3.docx
@@ -1,6 +1,6 @@
 
 <file path=word/document.xml><?xml version="1.0" encoding="utf-8"?>
-<w:document xmlns:wpc="http://schemas.microsoft.com/office/word/2010/wordprocessingCanvas" xmlns:cx="http://schemas.microsoft.com/office/drawing/2014/chartex" xmlns:cx1="http://schemas.microsoft.com/office/drawing/2015/9/8/chartex" xmlns:cx2="http://schemas.microsoft.com/office/drawing/2015/10/21/chartex" xmlns:cx3="http://schemas.microsoft.com/office/drawing/2016/5/9/chartex" xmlns:cx4="http://schemas.microsoft.com/office/drawing/2016/5/10/chartex" xmlns:cx5="http://schemas.microsoft.com/office/drawing/2016/5/11/chartex" xmlns:cx6="http://schemas.microsoft.com/office/drawing/2016/5/12/chartex" xmlns:cx7="http://schemas.microsoft.com/office/drawing/2016/5/13/chartex" xmlns:cx8="http://schemas.microsoft.com/office/drawing/2016/5/14/chartex" xmlns:mc="http://schemas.openxmlformats.org/markup-compatibility/2006" xmlns:aink="http://schemas.microsoft.com/office/drawing/2016/ink" xmlns:am3d="http://schemas.microsoft.com/office/drawing/2017/model3d" xmlns:o="urn:schemas-microsoft-com:office:office" xmlns:r="http://schemas.openxmlformats.org/officeDocument/2006/relationships" xmlns:m="http://schemas.openxmlformats.org/officeDocument/2006/math" xmlns:v="urn:schemas-microsoft-com:vml" xmlns:wp14="http://schemas.microsoft.com/office/word/2010/wordprocessingDrawing" xmlns:wp="http://schemas.openxmlformats.org/drawingml/2006/wordprocessingDrawing" xmlns:w10="urn:schemas-microsoft-com:office:word" xmlns:w="http://schemas.openxmlformats.org/wordprocessingml/2006/main" xmlns:w14="http://schemas.microsoft.com/office/word/2010/wordml" xmlns:w15="http://schemas.microsoft.com/office/word/2012/wordml" xmlns:w16cex="http://schemas.microsoft.com/office/word/2018/wordml/cex" xmlns:w16cid="http://schemas.microsoft.com/office/word/2016/wordml/cid" xmlns:w16="http://schemas.microsoft.com/office/word/2018/wordml" xmlns:w16sdtdh="http://schemas.microsoft.com/office/word/2020/wordml/sdtdatahash" xmlns:w16se="http://schemas.microsoft.com/office/word/2015/wordml/symex" xmlns:wpg="http://schemas.microsoft.com/office/word/2010/wordprocessingGroup" xmlns:wpi="http://schemas.microsoft.com/office/word/2010/wordprocessingInk" xmlns:wne="http://schemas.microsoft.com/office/word/2006/wordml" xmlns:wps="http://schemas.microsoft.com/office/word/2010/wordprocessingShape" mc:Ignorable="w14 w15 w16se w16cid w16 w16cex w16sdtdh wp14">
+<w:document xmlns:wpc="http://schemas.microsoft.com/office/word/2010/wordprocessingCanvas" xmlns:cx="http://schemas.microsoft.com/office/drawing/2014/chartex" xmlns:cx1="http://schemas.microsoft.com/office/drawing/2015/9/8/chartex" xmlns:cx2="http://schemas.microsoft.com/office/drawing/2015/10/21/chartex" xmlns:cx3="http://schemas.microsoft.com/office/drawing/2016/5/9/chartex" xmlns:cx4="http://schemas.microsoft.com/office/drawing/2016/5/10/chartex" xmlns:cx5="http://schemas.microsoft.com/office/drawing/2016/5/11/chartex" xmlns:cx6="http://schemas.microsoft.com/office/drawing/2016/5/12/chartex" xmlns:cx7="http://schemas.microsoft.com/office/drawing/2016/5/13/chartex" xmlns:cx8="http://schemas.microsoft.com/office/drawing/2016/5/14/chartex" xmlns:mc="http://schemas.openxmlformats.org/markup-compatibility/2006" xmlns:aink="http://schemas.microsoft.com/office/drawing/2016/ink" xmlns:am3d="http://schemas.microsoft.com/office/drawing/2017/model3d" xmlns:o="urn:schemas-microsoft-com:office:office" xmlns:oel="http://schemas.microsoft.com/office/2019/extlst" xmlns:r="http://schemas.openxmlformats.org/officeDocument/2006/relationships" xmlns:m="http://schemas.openxmlformats.org/officeDocument/2006/math" xmlns:v="urn:schemas-microsoft-com:vml" xmlns:wp14="http://schemas.microsoft.com/office/word/2010/wordprocessingDrawing" xmlns:wp="http://schemas.openxmlformats.org/drawingml/2006/wordprocessingDrawing" xmlns:w10="urn:schemas-microsoft-com:office:word" xmlns:w="http://schemas.openxmlformats.org/wordprocessingml/2006/main" xmlns:w14="http://schemas.microsoft.com/office/word/2010/wordml" xmlns:w15="http://schemas.microsoft.com/office/word/2012/wordml" xmlns:w16cex="http://schemas.microsoft.com/office/word/2018/wordml/cex" xmlns:w16cid="http://schemas.microsoft.com/office/word/2016/wordml/cid" xmlns:w16="http://schemas.microsoft.com/office/word/2018/wordml" xmlns:w16du="http://schemas.microsoft.com/office/word/2023/wordml/word16du" xmlns:w16sdtdh="http://schemas.microsoft.com/office/word/2020/wordml/sdtdatahash" xmlns:w16sdtfl="http://schemas.microsoft.com/office/word/2024/wordml/sdtformatlock" xmlns:w16se="http://schemas.microsoft.com/office/word/2015/wordml/symex" xmlns:wpg="http://schemas.microsoft.com/office/word/2010/wordprocessingGroup" xmlns:wpi="http://schemas.microsoft.com/office/word/2010/wordprocessingInk" xmlns:wne="http://schemas.microsoft.com/office/word/2006/wordml" xmlns:wps="http://schemas.microsoft.com/office/word/2010/wordprocessingShape" mc:Ignorable="w14 w15 w16se w16cid w16 w16cex w16sdtdh w16sdtfl w16du wp14">
   <w:background w:color="5D366C"/>
   <w:body>
     <w:p>
@@ -64,7 +64,7 @@
     </w:p>
     <w:p>
       <w:pPr>
-        <w:pStyle w:val="a3"/>
+        <w:pStyle w:val="Title"/>
         <w:ind w:left="0"/>
         <w:rPr>
           <w:color w:val="94C460"/>
@@ -85,7 +85,7 @@
     </w:p>
     <w:p>
       <w:pPr>
-        <w:pStyle w:val="5"/>
+        <w:pStyle w:val="Heading5"/>
         <w:spacing w:before="1080" w:after="1200"/>
         <w:jc w:val="center"/>
         <w:rPr>
@@ -138,7 +138,7 @@
     </w:p>
     <w:p>
       <w:pPr>
-        <w:pStyle w:val="2"/>
+        <w:pStyle w:val="Heading2"/>
         <w:spacing w:before="2760"/>
         <w:jc w:val="center"/>
         <w:rPr>
@@ -158,7 +158,7 @@
     </w:p>
     <w:p>
       <w:pPr>
-        <w:pStyle w:val="2"/>
+        <w:pStyle w:val="Heading2"/>
         <w:jc w:val="center"/>
         <w:rPr>
           <w:color w:val="94C460"/>
@@ -180,13 +180,14 @@
           <w:sz w:val="40"/>
           <w:szCs w:val="36"/>
         </w:rPr>
-        <w:t>4</w:t>
+        <w:t>3</w:t>
       </w:r>
     </w:p>
     <w:p>
       <w:pPr>
         <w:ind w:left="2832" w:firstLine="708"/>
         <w:rPr>
+          <w:color w:val="94C460"/>
           <w:sz w:val="28"/>
           <w:szCs w:val="28"/>
         </w:rPr>
@@ -201,15 +202,15 @@
       </w:r>
       <w:r>
         <w:rPr>
-          <w:color w:val="C2D69B" w:themeColor="accent3" w:themeTint="99"/>
-          <w:sz w:val="28"/>
-          <w:szCs w:val="28"/>
-        </w:rPr>
-        <w:t>Основы работы с массивами</w:t>
-      </w:r>
-      <w:r>
-        <w:rPr>
-          <w:color w:val="C2D69B" w:themeColor="accent3" w:themeTint="99"/>
+          <w:color w:val="94C460"/>
+          <w:sz w:val="28"/>
+          <w:szCs w:val="28"/>
+        </w:rPr>
+        <w:t>Работа с циклами</w:t>
+      </w:r>
+      <w:r>
+        <w:rPr>
+          <w:color w:val="94C460"/>
           <w:sz w:val="28"/>
           <w:szCs w:val="28"/>
           <w:lang w:eastAsia="en-US"/>
@@ -219,7 +220,7 @@
     </w:p>
     <w:p>
       <w:pPr>
-        <w:pStyle w:val="a5"/>
+        <w:pStyle w:val="BodyText"/>
         <w:spacing w:before="240"/>
         <w:jc w:val="center"/>
         <w:rPr>
@@ -241,7 +242,7 @@
     </w:p>
     <w:p>
       <w:pPr>
-        <w:pStyle w:val="a5"/>
+        <w:pStyle w:val="BodyText"/>
         <w:jc w:val="center"/>
         <w:rPr>
           <w:color w:val="94C460"/>
@@ -457,19 +458,21 @@
     </w:p>
     <w:p>
       <w:pPr>
-        <w:pStyle w:val="10"/>
+        <w:pStyle w:val="1"/>
         <w:ind w:left="1620" w:hanging="1620"/>
         <w:rPr>
-          <w:sz w:val="28"/>
-          <w:szCs w:val="28"/>
-        </w:rPr>
-      </w:pPr>
-    </w:p>
-    <w:p>
-      <w:pPr>
-        <w:pStyle w:val="10"/>
+          <w:color w:val="94C460"/>
+          <w:sz w:val="28"/>
+          <w:szCs w:val="28"/>
+        </w:rPr>
+      </w:pPr>
+    </w:p>
+    <w:p>
+      <w:pPr>
+        <w:pStyle w:val="1"/>
         <w:ind w:left="1620" w:hanging="1620"/>
         <w:rPr>
+          <w:color w:val="94C460"/>
           <w:sz w:val="28"/>
           <w:szCs w:val="28"/>
         </w:rPr>
@@ -509,16 +512,16 @@
       </w:r>
       <w:r>
         <w:rPr>
-          <w:color w:val="C2D69B" w:themeColor="accent3" w:themeTint="99"/>
-          <w:sz w:val="28"/>
-          <w:szCs w:val="28"/>
-        </w:rPr>
-        <w:t>изучить способы работы с массивами, их типы и особенности.</w:t>
-      </w:r>
-    </w:p>
-    <w:p>
-      <w:pPr>
-        <w:pStyle w:val="10"/>
+          <w:color w:val="94C460"/>
+          <w:sz w:val="28"/>
+          <w:szCs w:val="28"/>
+        </w:rPr>
+        <w:t>изучить особенности разных операторов циклов, их особенности и способы работы с ними</w:t>
+      </w:r>
+    </w:p>
+    <w:p>
+      <w:pPr>
+        <w:pStyle w:val="1"/>
         <w:ind w:left="1620" w:hanging="1620"/>
         <w:rPr>
           <w:color w:val="94C460"/>
@@ -529,17 +532,22 @@
     </w:p>
     <w:p>
       <w:pPr>
-        <w:pStyle w:val="10"/>
+        <w:pStyle w:val="1"/>
         <w:ind w:left="1620" w:hanging="1620"/>
         <w:jc w:val="center"/>
         <w:rPr>
-          <w:color w:val="94C460"/>
-          <w:sz w:val="28"/>
-          <w:szCs w:val="28"/>
-        </w:rPr>
-      </w:pPr>
-      <w:r>
-        <w:rPr>
+          <w:b/>
+          <w:bCs/>
+          <w:color w:val="94C460"/>
+          <w:sz w:val="28"/>
+          <w:szCs w:val="28"/>
+          <w:lang w:val="en-US"/>
+        </w:rPr>
+      </w:pPr>
+      <w:r>
+        <w:rPr>
+          <w:b/>
+          <w:bCs/>
           <w:color w:val="94C460"/>
           <w:sz w:val="28"/>
           <w:szCs w:val="28"/>
@@ -549,29 +557,110 @@
     </w:p>
     <w:p>
       <w:pPr>
-        <w:tabs>
-          <w:tab w:val="left" w:pos="709"/>
-          <w:tab w:val="left" w:pos="1440"/>
-        </w:tabs>
-        <w:jc w:val="both"/>
-        <w:rPr>
-          <w:color w:val="94C460"/>
-          <w:sz w:val="28"/>
-          <w:szCs w:val="28"/>
-        </w:rPr>
-      </w:pPr>
-    </w:p>
-    <w:p>
-      <w:pPr>
-        <w:tabs>
-          <w:tab w:val="left" w:pos="709"/>
-          <w:tab w:val="left" w:pos="1440"/>
-        </w:tabs>
-        <w:jc w:val="both"/>
-        <w:rPr>
-          <w:color w:val="C2D69B" w:themeColor="accent3" w:themeTint="99"/>
-          <w:sz w:val="28"/>
-          <w:szCs w:val="28"/>
+        <w:pStyle w:val="1"/>
+        <w:ind w:left="1620" w:hanging="1620"/>
+        <w:jc w:val="center"/>
+        <w:rPr>
+          <w:b/>
+          <w:bCs/>
+          <w:color w:val="94C460"/>
+          <w:sz w:val="28"/>
+          <w:szCs w:val="28"/>
+          <w:lang w:val="en-US"/>
+        </w:rPr>
+      </w:pPr>
+    </w:p>
+    <w:p>
+      <w:pPr>
+        <w:pStyle w:val="1"/>
+        <w:ind w:left="1620" w:hanging="1620"/>
+        <w:jc w:val="center"/>
+        <w:rPr>
+          <w:b/>
+          <w:bCs/>
+          <w:color w:val="94C460"/>
+          <w:sz w:val="28"/>
+          <w:szCs w:val="28"/>
+          <w:lang w:val="en-US"/>
+        </w:rPr>
+      </w:pPr>
+      <w:r>
+        <w:rPr>
+          <w:b/>
+          <w:bCs/>
+          <w:color w:val="94C460"/>
+          <w:sz w:val="28"/>
+          <w:szCs w:val="28"/>
+          <w:lang w:val="zh-CN"/>
+        </w:rPr>
+        <w:t>Циклы while и for</w:t>
+      </w:r>
+    </w:p>
+    <w:p>
+      <w:pPr>
+        <w:pStyle w:val="1"/>
+        <w:ind w:left="1620" w:hanging="1620"/>
+        <w:jc w:val="center"/>
+        <w:rPr>
+          <w:b/>
+          <w:bCs/>
+          <w:color w:val="94C460"/>
+          <w:sz w:val="28"/>
+          <w:szCs w:val="28"/>
+          <w:lang w:val="en-US"/>
+        </w:rPr>
+      </w:pPr>
+    </w:p>
+    <w:p>
+      <w:pPr>
+        <w:pStyle w:val="1"/>
+        <w:ind w:left="1620" w:hanging="1620"/>
+        <w:rPr>
+          <w:b/>
+          <w:bCs/>
+          <w:i/>
+          <w:color w:val="94C460"/>
+          <w:sz w:val="28"/>
+          <w:szCs w:val="28"/>
+          <w:lang w:val="en-US"/>
+        </w:rPr>
+      </w:pPr>
+      <w:r>
+        <w:rPr>
+          <w:b/>
+          <w:bCs/>
+          <w:i/>
+          <w:color w:val="94C460"/>
+          <w:sz w:val="28"/>
+          <w:szCs w:val="28"/>
+          <w:lang w:val="zh-CN"/>
+        </w:rPr>
+        <w:t>Решите эти задачи сначала через цикл while, а затем через цикл for.</w:t>
+      </w:r>
+    </w:p>
+    <w:p>
+      <w:pPr>
+        <w:pStyle w:val="1"/>
+        <w:ind w:left="1620" w:hanging="1620"/>
+        <w:rPr>
+          <w:b/>
+          <w:bCs/>
+          <w:i/>
+          <w:color w:val="94C460"/>
+          <w:sz w:val="28"/>
+          <w:szCs w:val="28"/>
+          <w:lang w:val="en-US"/>
+        </w:rPr>
+      </w:pPr>
+    </w:p>
+    <w:p>
+      <w:pPr>
+        <w:pStyle w:val="1"/>
+        <w:rPr>
+          <w:color w:val="94C460"/>
+          <w:sz w:val="28"/>
+          <w:szCs w:val="28"/>
+          <w:lang w:val="en-US"/>
         </w:rPr>
       </w:pPr>
       <w:r>
@@ -584,80 +673,36 @@
       </w:r>
       <w:r>
         <w:rPr>
-          <w:color w:val="C2D69B" w:themeColor="accent3" w:themeTint="99"/>
-          <w:sz w:val="28"/>
-          <w:szCs w:val="28"/>
-          <w:lang w:eastAsia="en-US"/>
-        </w:rPr>
-        <w:t xml:space="preserve">Создайте массив </w:t>
-      </w:r>
-      <w:proofErr w:type="spellStart"/>
-      <w:r>
-        <w:rPr>
-          <w:color w:val="C2D69B" w:themeColor="accent3" w:themeTint="99"/>
-          <w:sz w:val="28"/>
-          <w:szCs w:val="28"/>
-          <w:lang w:eastAsia="en-US"/>
-        </w:rPr>
-        <w:t>arr</w:t>
-      </w:r>
-      <w:proofErr w:type="spellEnd"/>
-      <w:r>
-        <w:rPr>
-          <w:color w:val="C2D69B" w:themeColor="accent3" w:themeTint="99"/>
-          <w:sz w:val="28"/>
-          <w:szCs w:val="28"/>
-          <w:lang w:eastAsia="en-US"/>
-        </w:rPr>
-        <w:t xml:space="preserve"> = ['a', 'b', 'c']. Выведите его на экран с помощью функции </w:t>
-      </w:r>
-      <w:proofErr w:type="spellStart"/>
-      <w:r>
-        <w:rPr>
-          <w:color w:val="C2D69B" w:themeColor="accent3" w:themeTint="99"/>
-          <w:sz w:val="28"/>
-          <w:szCs w:val="28"/>
-          <w:lang w:eastAsia="en-US"/>
-        </w:rPr>
-        <w:t>alert</w:t>
-      </w:r>
-      <w:proofErr w:type="spellEnd"/>
-      <w:r>
-        <w:rPr>
-          <w:color w:val="C2D69B" w:themeColor="accent3" w:themeTint="99"/>
-          <w:sz w:val="28"/>
-          <w:szCs w:val="28"/>
-          <w:lang w:eastAsia="en-US"/>
-        </w:rPr>
-        <w:t>.</w:t>
-      </w:r>
-    </w:p>
-    <w:p>
-      <w:pPr>
-        <w:tabs>
-          <w:tab w:val="left" w:pos="709"/>
-          <w:tab w:val="left" w:pos="1440"/>
-        </w:tabs>
-        <w:jc w:val="both"/>
-        <w:rPr>
-          <w:color w:val="C2D69B" w:themeColor="accent3" w:themeTint="99"/>
-          <w:sz w:val="28"/>
-          <w:szCs w:val="28"/>
-          <w:lang w:val="en-US"/>
-        </w:rPr>
-      </w:pPr>
-      <w:r>
-        <w:rPr>
-          <w:color w:val="C2D69B" w:themeColor="accent3" w:themeTint="99"/>
+          <w:color w:val="94C460"/>
+          <w:sz w:val="28"/>
+          <w:szCs w:val="28"/>
+          <w:lang w:val="zh-CN"/>
+        </w:rPr>
+        <w:t>Выведите столбец чисел от 1 до 100.</w:t>
+      </w:r>
+    </w:p>
+    <w:p>
+      <w:pPr>
+        <w:pStyle w:val="1"/>
+        <w:rPr>
+          <w:color w:val="94C460"/>
+          <w:sz w:val="28"/>
+          <w:szCs w:val="28"/>
+          <w:lang w:val="en-US"/>
+        </w:rPr>
+      </w:pPr>
+      <w:r>
+        <w:rPr>
+          <w:color w:val="94C460"/>
           <w:sz w:val="28"/>
           <w:szCs w:val="28"/>
           <w:lang w:val="en-US"/>
         </w:rPr>
         <w:drawing>
-          <wp:inline distT="0" distB="0" distL="0" distR="0" wp14:anchorId="603B8FE8" wp14:editId="680CA74C">
-            <wp:extent cx="3400900" cy="638264"/>
-            <wp:effectExtent l="0" t="0" r="9525" b="9525"/>
-            <wp:docPr id="1" name="Рисунок 1"/>
+          <wp:inline distT="0" distB="0" distL="0" distR="0" wp14:anchorId="5FFC85B5" wp14:editId="71F14E66">
+            <wp:extent cx="4953691" cy="2715004"/>
+            <wp:effectExtent l="0" t="0" r="0" b="9525"/>
+            <wp:docPr id="215513891" name="Picture 1" descr="A computer screen shot of a code&#10;&#10;AI-generated content may be incorrect."/>
             <wp:cNvGraphicFramePr>
               <a:graphicFrameLocks xmlns:a="http://schemas.openxmlformats.org/drawingml/2006/main" noChangeAspect="1"/>
             </wp:cNvGraphicFramePr>
@@ -665,7 +710,7 @@
               <a:graphicData uri="http://schemas.openxmlformats.org/drawingml/2006/picture">
                 <pic:pic xmlns:pic="http://schemas.openxmlformats.org/drawingml/2006/picture">
                   <pic:nvPicPr>
-                    <pic:cNvPr id="1" name=""/>
+                    <pic:cNvPr id="215513891" name="Picture 1" descr="A computer screen shot of a code&#10;&#10;AI-generated content may be incorrect."/>
                     <pic:cNvPicPr/>
                   </pic:nvPicPr>
                   <pic:blipFill>
@@ -677,7 +722,7 @@
                   <pic:spPr>
                     <a:xfrm>
                       <a:off x="0" y="0"/>
-                      <a:ext cx="3400900" cy="638264"/>
+                      <a:ext cx="4953691" cy="2715004"/>
                     </a:xfrm>
                     <a:prstGeom prst="rect">
                       <a:avLst/>
@@ -692,30 +737,65 @@
     </w:p>
     <w:p>
       <w:pPr>
-        <w:tabs>
-          <w:tab w:val="left" w:pos="709"/>
-          <w:tab w:val="left" w:pos="1440"/>
-        </w:tabs>
-        <w:jc w:val="both"/>
-        <w:rPr>
-          <w:color w:val="C2D69B" w:themeColor="accent3" w:themeTint="99"/>
-          <w:sz w:val="28"/>
-          <w:szCs w:val="28"/>
-          <w:lang w:val="en-US"/>
-        </w:rPr>
-      </w:pPr>
-      <w:r>
-        <w:rPr>
-          <w:color w:val="C2D69B" w:themeColor="accent3" w:themeTint="99"/>
+        <w:pStyle w:val="1"/>
+        <w:rPr>
+          <w:color w:val="94C460"/>
+          <w:sz w:val="28"/>
+          <w:szCs w:val="28"/>
+          <w:lang w:val="en-US"/>
+        </w:rPr>
+      </w:pPr>
+    </w:p>
+    <w:p>
+      <w:pPr>
+        <w:pStyle w:val="1"/>
+        <w:rPr>
+          <w:color w:val="94C460"/>
+          <w:sz w:val="28"/>
+          <w:szCs w:val="28"/>
+          <w:lang w:val="en-US"/>
+        </w:rPr>
+      </w:pPr>
+      <w:r>
+        <w:rPr>
+          <w:color w:val="94C460"/>
+          <w:sz w:val="28"/>
+          <w:szCs w:val="28"/>
+        </w:rPr>
+        <w:t>2.</w:t>
+      </w:r>
+      <w:r>
+        <w:rPr>
+          <w:color w:val="94C460"/>
+          <w:sz w:val="28"/>
+          <w:szCs w:val="28"/>
+          <w:lang w:val="zh-CN"/>
+        </w:rPr>
+        <w:t>Выведите столбец чисел от 11 до 33.</w:t>
+      </w:r>
+    </w:p>
+    <w:p>
+      <w:pPr>
+        <w:pStyle w:val="1"/>
+        <w:rPr>
+          <w:color w:val="94C460"/>
+          <w:sz w:val="28"/>
+          <w:szCs w:val="28"/>
+          <w:lang w:val="en-US"/>
+        </w:rPr>
+      </w:pPr>
+      <w:r>
+        <w:rPr>
+          <w:color w:val="94C460"/>
           <w:sz w:val="28"/>
           <w:szCs w:val="28"/>
           <w:lang w:val="en-US"/>
         </w:rPr>
         <w:drawing>
-          <wp:inline distT="0" distB="0" distL="0" distR="0" wp14:anchorId="3D2F1A3C" wp14:editId="530E32B5">
-            <wp:extent cx="3486637" cy="866896"/>
-            <wp:effectExtent l="0" t="0" r="0" b="9525"/>
-            <wp:docPr id="2" name="Рисунок 2"/>
+          <wp:inline distT="0" distB="0" distL="0" distR="0" wp14:anchorId="648BE32A" wp14:editId="5E1791F2">
+            <wp:extent cx="4867954" cy="3010320"/>
+            <wp:effectExtent l="0" t="0" r="8890" b="0"/>
+            <wp:docPr id="326321219" name="Picture 1" descr="A computer screen with text and numbers&#10;&#10;AI-generated content may be incorrect."/>
             <wp:cNvGraphicFramePr>
               <a:graphicFrameLocks xmlns:a="http://schemas.openxmlformats.org/drawingml/2006/main" noChangeAspect="1"/>
             </wp:cNvGraphicFramePr>
@@ -723,7 +803,7 @@
               <a:graphicData uri="http://schemas.openxmlformats.org/drawingml/2006/picture">
                 <pic:pic xmlns:pic="http://schemas.openxmlformats.org/drawingml/2006/picture">
                   <pic:nvPicPr>
-                    <pic:cNvPr id="1" name=""/>
+                    <pic:cNvPr id="326321219" name="Picture 1" descr="A computer screen with text and numbers&#10;&#10;AI-generated content may be incorrect."/>
                     <pic:cNvPicPr/>
                   </pic:nvPicPr>
                   <pic:blipFill>
@@ -735,7 +815,7 @@
                   <pic:spPr>
                     <a:xfrm>
                       <a:off x="0" y="0"/>
-                      <a:ext cx="3486637" cy="866896"/>
+                      <a:ext cx="4867954" cy="3010320"/>
                     </a:xfrm>
                     <a:prstGeom prst="rect">
                       <a:avLst/>
@@ -750,167 +830,68 @@
     </w:p>
     <w:p>
       <w:pPr>
-        <w:tabs>
-          <w:tab w:val="left" w:pos="709"/>
-          <w:tab w:val="left" w:pos="1440"/>
-        </w:tabs>
-        <w:jc w:val="both"/>
-        <w:rPr>
-          <w:color w:val="C2D69B" w:themeColor="accent3" w:themeTint="99"/>
-          <w:sz w:val="28"/>
-          <w:szCs w:val="28"/>
-          <w:lang w:val="en-US"/>
-        </w:rPr>
-      </w:pPr>
-    </w:p>
-    <w:p>
-      <w:pPr>
-        <w:tabs>
-          <w:tab w:val="left" w:pos="709"/>
-          <w:tab w:val="left" w:pos="1440"/>
-        </w:tabs>
-        <w:jc w:val="both"/>
-        <w:rPr>
-          <w:color w:val="C2D69B" w:themeColor="accent3" w:themeTint="99"/>
-          <w:sz w:val="28"/>
-          <w:szCs w:val="28"/>
-          <w:lang w:eastAsia="en-US"/>
-        </w:rPr>
-      </w:pPr>
-      <w:r>
-        <w:rPr>
-          <w:color w:val="94C460"/>
-          <w:sz w:val="28"/>
-          <w:szCs w:val="28"/>
-        </w:rPr>
-        <w:t>2.</w:t>
-      </w:r>
-      <w:r>
-        <w:rPr>
-          <w:color w:val="94C460"/>
-        </w:rPr>
-        <w:t xml:space="preserve"> </w:t>
-      </w:r>
-      <w:r>
-        <w:rPr>
-          <w:color w:val="C2D69B" w:themeColor="accent3" w:themeTint="99"/>
-          <w:sz w:val="28"/>
-          <w:szCs w:val="28"/>
-        </w:rPr>
-        <w:t xml:space="preserve">С помощью массива </w:t>
-      </w:r>
-      <w:proofErr w:type="spellStart"/>
+        <w:pStyle w:val="1"/>
+        <w:rPr>
+          <w:color w:val="94C460"/>
+          <w:sz w:val="28"/>
+          <w:szCs w:val="28"/>
+          <w:lang w:val="en-US"/>
+        </w:rPr>
+      </w:pPr>
+    </w:p>
+    <w:p>
+      <w:pPr>
+        <w:pStyle w:val="1"/>
+        <w:rPr>
+          <w:color w:val="94C460"/>
+          <w:sz w:val="28"/>
+          <w:szCs w:val="28"/>
+          <w:lang w:val="en-US"/>
+        </w:rPr>
+      </w:pPr>
       <w:r>
         <w:rPr>
           <w:b/>
-          <w:color w:val="C2D69B" w:themeColor="accent3" w:themeTint="99"/>
-          <w:sz w:val="28"/>
-          <w:szCs w:val="28"/>
-        </w:rPr>
-        <w:t>arr</w:t>
-      </w:r>
-      <w:proofErr w:type="spellEnd"/>
-      <w:r>
-        <w:rPr>
-          <w:color w:val="C2D69B" w:themeColor="accent3" w:themeTint="99"/>
-          <w:sz w:val="28"/>
-          <w:szCs w:val="28"/>
-        </w:rPr>
-        <w:t xml:space="preserve"> из предыдущего номера выведите на экран содержимое </w:t>
-      </w:r>
-      <w:r>
-        <w:rPr>
-          <w:b/>
-          <w:color w:val="C2D69B" w:themeColor="accent3" w:themeTint="99"/>
-          <w:sz w:val="28"/>
-          <w:szCs w:val="28"/>
-        </w:rPr>
-        <w:t>первого</w:t>
-      </w:r>
-      <w:r>
-        <w:rPr>
-          <w:color w:val="C2D69B" w:themeColor="accent3" w:themeTint="99"/>
-          <w:sz w:val="28"/>
-          <w:szCs w:val="28"/>
-        </w:rPr>
-        <w:t xml:space="preserve">, </w:t>
-      </w:r>
-      <w:r>
-        <w:rPr>
-          <w:b/>
-          <w:color w:val="C2D69B" w:themeColor="accent3" w:themeTint="99"/>
-          <w:sz w:val="28"/>
-          <w:szCs w:val="28"/>
-        </w:rPr>
-        <w:t>второго</w:t>
-      </w:r>
-      <w:r>
-        <w:rPr>
-          <w:color w:val="C2D69B" w:themeColor="accent3" w:themeTint="99"/>
-          <w:sz w:val="28"/>
-          <w:szCs w:val="28"/>
-        </w:rPr>
-        <w:t xml:space="preserve"> и </w:t>
-      </w:r>
-      <w:r>
-        <w:rPr>
-          <w:b/>
-          <w:color w:val="C2D69B" w:themeColor="accent3" w:themeTint="99"/>
-          <w:sz w:val="28"/>
-          <w:szCs w:val="28"/>
-        </w:rPr>
-        <w:t>третьего</w:t>
-      </w:r>
-      <w:r>
-        <w:rPr>
-          <w:color w:val="C2D69B" w:themeColor="accent3" w:themeTint="99"/>
-          <w:sz w:val="28"/>
-          <w:szCs w:val="28"/>
-        </w:rPr>
-        <w:t xml:space="preserve"> элементов</w:t>
-      </w:r>
-    </w:p>
-    <w:p>
-      <w:pPr>
-        <w:tabs>
-          <w:tab w:val="left" w:pos="709"/>
-          <w:tab w:val="left" w:pos="1440"/>
-        </w:tabs>
-        <w:jc w:val="both"/>
-        <w:rPr>
-          <w:color w:val="C2D69B" w:themeColor="accent3" w:themeTint="99"/>
-          <w:sz w:val="28"/>
-          <w:szCs w:val="28"/>
-          <w:lang w:eastAsia="en-US"/>
-        </w:rPr>
-      </w:pPr>
-    </w:p>
-    <w:p>
-      <w:pPr>
-        <w:tabs>
-          <w:tab w:val="left" w:pos="709"/>
-          <w:tab w:val="left" w:pos="1440"/>
-        </w:tabs>
-        <w:jc w:val="both"/>
-        <w:rPr>
-          <w:color w:val="94C460"/>
-          <w:sz w:val="28"/>
-          <w:szCs w:val="28"/>
-          <w:lang w:val="en-US"/>
-        </w:rPr>
-      </w:pPr>
-      <w:r>
-        <w:rPr>
-          <w:color w:val="94C460"/>
-          <w:sz w:val="28"/>
-          <w:szCs w:val="28"/>
-          <w:lang w:val="en-US"/>
-        </w:rPr>
+          <w:bCs/>
+          <w:color w:val="94C460"/>
+          <w:sz w:val="28"/>
+          <w:szCs w:val="28"/>
+        </w:rPr>
+        <w:t>3.</w:t>
+      </w:r>
+      <w:r>
+        <w:rPr>
+          <w:color w:val="94C460"/>
+          <w:sz w:val="28"/>
+          <w:szCs w:val="28"/>
+          <w:lang w:val="zh-CN"/>
+        </w:rPr>
+        <w:t>Выведите столбец четных чисел в промежутке от 0 до 100.</w:t>
+      </w:r>
+    </w:p>
+    <w:p>
+      <w:pPr>
+        <w:pStyle w:val="1"/>
+        <w:rPr>
+          <w:color w:val="94C460"/>
+          <w:sz w:val="28"/>
+          <w:szCs w:val="28"/>
+          <w:lang w:val="en-US"/>
+        </w:rPr>
+      </w:pPr>
+      <w:r>
+        <w:rPr>
+          <w:color w:val="94C460"/>
+          <w:sz w:val="28"/>
+          <w:szCs w:val="28"/>
+          <w:lang w:val="en-US"/>
+        </w:rPr>
+        <w:lastRenderedPageBreak/>
         <w:drawing>
-          <wp:inline distT="0" distB="0" distL="0" distR="0" wp14:anchorId="5BD79C74" wp14:editId="7999F17E">
-            <wp:extent cx="1991003" cy="971686"/>
-            <wp:effectExtent l="0" t="0" r="0" b="0"/>
-            <wp:docPr id="3" name="Рисунок 3"/>
+          <wp:inline distT="0" distB="0" distL="0" distR="0" wp14:anchorId="6932CEC6" wp14:editId="1B172F68">
+            <wp:extent cx="5134692" cy="3867690"/>
+            <wp:effectExtent l="0" t="0" r="8890" b="0"/>
+            <wp:docPr id="1027274242" name="Picture 1" descr="A computer screen with text and numbers&#10;&#10;AI-generated content may be incorrect."/>
             <wp:cNvGraphicFramePr>
               <a:graphicFrameLocks xmlns:a="http://schemas.openxmlformats.org/drawingml/2006/main" noChangeAspect="1"/>
             </wp:cNvGraphicFramePr>
@@ -918,7 +899,7 @@
               <a:graphicData uri="http://schemas.openxmlformats.org/drawingml/2006/picture">
                 <pic:pic xmlns:pic="http://schemas.openxmlformats.org/drawingml/2006/picture">
                   <pic:nvPicPr>
-                    <pic:cNvPr id="1" name=""/>
+                    <pic:cNvPr id="1027274242" name="Picture 1" descr="A computer screen with text and numbers&#10;&#10;AI-generated content may be incorrect."/>
                     <pic:cNvPicPr/>
                   </pic:nvPicPr>
                   <pic:blipFill>
@@ -930,7 +911,7 @@
                   <pic:spPr>
                     <a:xfrm>
                       <a:off x="0" y="0"/>
-                      <a:ext cx="1991003" cy="971686"/>
+                      <a:ext cx="5134692" cy="3867690"/>
                     </a:xfrm>
                     <a:prstGeom prst="rect">
                       <a:avLst/>
@@ -945,6 +926,2283 @@
     </w:p>
     <w:p>
       <w:pPr>
+        <w:pStyle w:val="1"/>
+        <w:rPr>
+          <w:color w:val="94C460"/>
+          <w:sz w:val="28"/>
+          <w:szCs w:val="28"/>
+          <w:lang w:val="en-US"/>
+        </w:rPr>
+      </w:pPr>
+    </w:p>
+    <w:p>
+      <w:pPr>
+        <w:pStyle w:val="1"/>
+        <w:rPr>
+          <w:color w:val="94C460"/>
+          <w:sz w:val="28"/>
+          <w:szCs w:val="28"/>
+          <w:lang w:val="en-US"/>
+        </w:rPr>
+      </w:pPr>
+      <w:r>
+        <w:rPr>
+          <w:color w:val="94C460"/>
+          <w:sz w:val="28"/>
+          <w:szCs w:val="28"/>
+        </w:rPr>
+        <w:t>4.</w:t>
+      </w:r>
+      <w:r>
+        <w:rPr>
+          <w:color w:val="94C460"/>
+          <w:sz w:val="28"/>
+          <w:szCs w:val="28"/>
+          <w:lang w:val="zh-CN"/>
+        </w:rPr>
+        <w:t>С помощью цикла найдите сумму чисел от 1 до 100.</w:t>
+      </w:r>
+    </w:p>
+    <w:p>
+      <w:pPr>
+        <w:pStyle w:val="1"/>
+        <w:rPr>
+          <w:color w:val="94C460"/>
+          <w:sz w:val="28"/>
+          <w:szCs w:val="28"/>
+          <w:lang w:val="en-US"/>
+        </w:rPr>
+      </w:pPr>
+      <w:r>
+        <w:rPr>
+          <w:color w:val="94C460"/>
+          <w:sz w:val="28"/>
+          <w:szCs w:val="28"/>
+          <w:lang w:val="en-US"/>
+        </w:rPr>
+        <w:drawing>
+          <wp:inline distT="0" distB="0" distL="0" distR="0" wp14:anchorId="1772A0B4" wp14:editId="48A90B01">
+            <wp:extent cx="5449060" cy="4534533"/>
+            <wp:effectExtent l="0" t="0" r="0" b="0"/>
+            <wp:docPr id="1226873348" name="Picture 1" descr="A screen shot of a computer program&#10;&#10;AI-generated content may be incorrect."/>
+            <wp:cNvGraphicFramePr>
+              <a:graphicFrameLocks xmlns:a="http://schemas.openxmlformats.org/drawingml/2006/main" noChangeAspect="1"/>
+            </wp:cNvGraphicFramePr>
+            <a:graphic xmlns:a="http://schemas.openxmlformats.org/drawingml/2006/main">
+              <a:graphicData uri="http://schemas.openxmlformats.org/drawingml/2006/picture">
+                <pic:pic xmlns:pic="http://schemas.openxmlformats.org/drawingml/2006/picture">
+                  <pic:nvPicPr>
+                    <pic:cNvPr id="1226873348" name="Picture 1" descr="A screen shot of a computer program&#10;&#10;AI-generated content may be incorrect."/>
+                    <pic:cNvPicPr/>
+                  </pic:nvPicPr>
+                  <pic:blipFill>
+                    <a:blip r:embed="rId8"/>
+                    <a:stretch>
+                      <a:fillRect/>
+                    </a:stretch>
+                  </pic:blipFill>
+                  <pic:spPr>
+                    <a:xfrm>
+                      <a:off x="0" y="0"/>
+                      <a:ext cx="5449060" cy="4534533"/>
+                    </a:xfrm>
+                    <a:prstGeom prst="rect">
+                      <a:avLst/>
+                    </a:prstGeom>
+                  </pic:spPr>
+                </pic:pic>
+              </a:graphicData>
+            </a:graphic>
+          </wp:inline>
+        </w:drawing>
+      </w:r>
+    </w:p>
+    <w:p>
+      <w:pPr>
+        <w:pStyle w:val="1"/>
+        <w:rPr>
+          <w:color w:val="94C460"/>
+          <w:sz w:val="28"/>
+          <w:szCs w:val="28"/>
+          <w:lang w:val="en-US"/>
+        </w:rPr>
+      </w:pPr>
+      <w:r>
+        <w:rPr>
+          <w:color w:val="94C460"/>
+          <w:sz w:val="28"/>
+          <w:szCs w:val="28"/>
+          <w:lang w:val="en-US"/>
+        </w:rPr>
+        <w:lastRenderedPageBreak/>
+        <w:drawing>
+          <wp:inline distT="0" distB="0" distL="0" distR="0" wp14:anchorId="0BC21B23" wp14:editId="476B5707">
+            <wp:extent cx="3839111" cy="1962424"/>
+            <wp:effectExtent l="0" t="0" r="9525" b="0"/>
+            <wp:docPr id="493371846" name="Picture 1" descr="A black rectangular object with a shadow&#10;&#10;AI-generated content may be incorrect."/>
+            <wp:cNvGraphicFramePr>
+              <a:graphicFrameLocks xmlns:a="http://schemas.openxmlformats.org/drawingml/2006/main" noChangeAspect="1"/>
+            </wp:cNvGraphicFramePr>
+            <a:graphic xmlns:a="http://schemas.openxmlformats.org/drawingml/2006/main">
+              <a:graphicData uri="http://schemas.openxmlformats.org/drawingml/2006/picture">
+                <pic:pic xmlns:pic="http://schemas.openxmlformats.org/drawingml/2006/picture">
+                  <pic:nvPicPr>
+                    <pic:cNvPr id="493371846" name="Picture 1" descr="A black rectangular object with a shadow&#10;&#10;AI-generated content may be incorrect."/>
+                    <pic:cNvPicPr/>
+                  </pic:nvPicPr>
+                  <pic:blipFill>
+                    <a:blip r:embed="rId9"/>
+                    <a:stretch>
+                      <a:fillRect/>
+                    </a:stretch>
+                  </pic:blipFill>
+                  <pic:spPr>
+                    <a:xfrm>
+                      <a:off x="0" y="0"/>
+                      <a:ext cx="3839111" cy="1962424"/>
+                    </a:xfrm>
+                    <a:prstGeom prst="rect">
+                      <a:avLst/>
+                    </a:prstGeom>
+                  </pic:spPr>
+                </pic:pic>
+              </a:graphicData>
+            </a:graphic>
+          </wp:inline>
+        </w:drawing>
+      </w:r>
+    </w:p>
+    <w:p>
+      <w:pPr>
+        <w:pStyle w:val="1"/>
+        <w:rPr>
+          <w:color w:val="94C460"/>
+          <w:sz w:val="28"/>
+          <w:szCs w:val="28"/>
+          <w:lang w:val="en-US"/>
+        </w:rPr>
+      </w:pPr>
+    </w:p>
+    <w:p>
+      <w:pPr>
+        <w:pStyle w:val="1"/>
+        <w:ind w:left="1620" w:hanging="1620"/>
+        <w:jc w:val="center"/>
+        <w:rPr>
+          <w:b/>
+          <w:bCs/>
+          <w:color w:val="94C460"/>
+          <w:sz w:val="28"/>
+          <w:szCs w:val="28"/>
+          <w:lang w:val="en-US"/>
+        </w:rPr>
+      </w:pPr>
+      <w:r>
+        <w:rPr>
+          <w:b/>
+          <w:bCs/>
+          <w:color w:val="94C460"/>
+          <w:sz w:val="28"/>
+          <w:szCs w:val="28"/>
+          <w:lang w:val="zh-CN"/>
+        </w:rPr>
+        <w:t>Работа с for для массивов</w:t>
+      </w:r>
+    </w:p>
+    <w:p>
+      <w:pPr>
+        <w:pStyle w:val="1"/>
+        <w:ind w:left="1620" w:hanging="1620"/>
+        <w:jc w:val="center"/>
+        <w:rPr>
+          <w:b/>
+          <w:bCs/>
+          <w:color w:val="94C460"/>
+          <w:sz w:val="28"/>
+          <w:szCs w:val="28"/>
+          <w:lang w:val="en-US"/>
+        </w:rPr>
+      </w:pPr>
+    </w:p>
+    <w:p>
+      <w:pPr>
+        <w:pStyle w:val="1"/>
+        <w:rPr>
+          <w:color w:val="94C460"/>
+          <w:sz w:val="28"/>
+          <w:szCs w:val="28"/>
+          <w:lang w:val="en-US"/>
+        </w:rPr>
+      </w:pPr>
+      <w:r>
+        <w:rPr>
+          <w:color w:val="94C460"/>
+          <w:sz w:val="28"/>
+          <w:szCs w:val="28"/>
+          <w:lang w:val="en-US"/>
+        </w:rPr>
+        <w:t>5.</w:t>
+      </w:r>
+      <w:r>
+        <w:rPr>
+          <w:color w:val="94C460"/>
+          <w:sz w:val="28"/>
+          <w:szCs w:val="28"/>
+          <w:lang w:val="zh-CN"/>
+        </w:rPr>
+        <w:t>Дан массив с элементами [1, 2, 3, 4, 5]. С помощью цикла for выведите все эти элементы на экран.</w:t>
+      </w:r>
+    </w:p>
+    <w:p>
+      <w:pPr>
+        <w:pStyle w:val="1"/>
+        <w:rPr>
+          <w:color w:val="94C460"/>
+          <w:sz w:val="28"/>
+          <w:szCs w:val="28"/>
+          <w:lang w:val="en-US"/>
+        </w:rPr>
+      </w:pPr>
+      <w:r>
+        <w:rPr>
+          <w:color w:val="94C460"/>
+          <w:sz w:val="28"/>
+          <w:szCs w:val="28"/>
+          <w:lang w:val="en-US"/>
+        </w:rPr>
+        <w:drawing>
+          <wp:inline distT="0" distB="0" distL="0" distR="0" wp14:anchorId="777E8D1E" wp14:editId="791B18E3">
+            <wp:extent cx="6477904" cy="1705213"/>
+            <wp:effectExtent l="0" t="0" r="0" b="9525"/>
+            <wp:docPr id="690136694" name="Picture 1" descr="A computer screen with text and numbers&#10;&#10;AI-generated content may be incorrect."/>
+            <wp:cNvGraphicFramePr>
+              <a:graphicFrameLocks xmlns:a="http://schemas.openxmlformats.org/drawingml/2006/main" noChangeAspect="1"/>
+            </wp:cNvGraphicFramePr>
+            <a:graphic xmlns:a="http://schemas.openxmlformats.org/drawingml/2006/main">
+              <a:graphicData uri="http://schemas.openxmlformats.org/drawingml/2006/picture">
+                <pic:pic xmlns:pic="http://schemas.openxmlformats.org/drawingml/2006/picture">
+                  <pic:nvPicPr>
+                    <pic:cNvPr id="690136694" name="Picture 1" descr="A computer screen with text and numbers&#10;&#10;AI-generated content may be incorrect."/>
+                    <pic:cNvPicPr/>
+                  </pic:nvPicPr>
+                  <pic:blipFill>
+                    <a:blip r:embed="rId10"/>
+                    <a:stretch>
+                      <a:fillRect/>
+                    </a:stretch>
+                  </pic:blipFill>
+                  <pic:spPr>
+                    <a:xfrm>
+                      <a:off x="0" y="0"/>
+                      <a:ext cx="6477904" cy="1705213"/>
+                    </a:xfrm>
+                    <a:prstGeom prst="rect">
+                      <a:avLst/>
+                    </a:prstGeom>
+                  </pic:spPr>
+                </pic:pic>
+              </a:graphicData>
+            </a:graphic>
+          </wp:inline>
+        </w:drawing>
+      </w:r>
+    </w:p>
+    <w:p>
+      <w:pPr>
+        <w:pStyle w:val="1"/>
+        <w:rPr>
+          <w:color w:val="94C460"/>
+          <w:sz w:val="28"/>
+          <w:szCs w:val="28"/>
+          <w:lang w:val="en-US"/>
+        </w:rPr>
+      </w:pPr>
+      <w:r>
+        <w:rPr>
+          <w:color w:val="94C460"/>
+          <w:sz w:val="28"/>
+          <w:szCs w:val="28"/>
+          <w:lang w:val="en-US"/>
+        </w:rPr>
+        <w:t>6.</w:t>
+      </w:r>
+      <w:r>
+        <w:rPr>
+          <w:color w:val="94C460"/>
+          <w:sz w:val="28"/>
+          <w:szCs w:val="28"/>
+          <w:lang w:val="zh-CN"/>
+        </w:rPr>
+        <w:t>Дан массив с элементами [1, 2, 3, 4, 5]. С помощью цикла for найдите сумму элементов этого массива. Запишите ее в переменную result.</w:t>
+      </w:r>
+    </w:p>
+    <w:p>
+      <w:pPr>
+        <w:pStyle w:val="1"/>
+        <w:rPr>
+          <w:color w:val="94C460"/>
+          <w:sz w:val="28"/>
+          <w:szCs w:val="28"/>
+          <w:lang w:val="en-US"/>
+        </w:rPr>
+      </w:pPr>
+      <w:r>
+        <w:rPr>
+          <w:color w:val="94C460"/>
+          <w:sz w:val="28"/>
+          <w:szCs w:val="28"/>
+          <w:lang w:val="en-US"/>
+        </w:rPr>
+        <w:drawing>
+          <wp:inline distT="0" distB="0" distL="0" distR="0" wp14:anchorId="0D45092C" wp14:editId="0D228910">
+            <wp:extent cx="6480175" cy="2185035"/>
+            <wp:effectExtent l="0" t="0" r="0" b="5715"/>
+            <wp:docPr id="1860194519" name="Picture 1" descr="A computer screen shot of a code&#10;&#10;AI-generated content may be incorrect."/>
+            <wp:cNvGraphicFramePr>
+              <a:graphicFrameLocks xmlns:a="http://schemas.openxmlformats.org/drawingml/2006/main" noChangeAspect="1"/>
+            </wp:cNvGraphicFramePr>
+            <a:graphic xmlns:a="http://schemas.openxmlformats.org/drawingml/2006/main">
+              <a:graphicData uri="http://schemas.openxmlformats.org/drawingml/2006/picture">
+                <pic:pic xmlns:pic="http://schemas.openxmlformats.org/drawingml/2006/picture">
+                  <pic:nvPicPr>
+                    <pic:cNvPr id="1860194519" name="Picture 1" descr="A computer screen shot of a code&#10;&#10;AI-generated content may be incorrect."/>
+                    <pic:cNvPicPr/>
+                  </pic:nvPicPr>
+                  <pic:blipFill>
+                    <a:blip r:embed="rId11"/>
+                    <a:stretch>
+                      <a:fillRect/>
+                    </a:stretch>
+                  </pic:blipFill>
+                  <pic:spPr>
+                    <a:xfrm>
+                      <a:off x="0" y="0"/>
+                      <a:ext cx="6480175" cy="2185035"/>
+                    </a:xfrm>
+                    <a:prstGeom prst="rect">
+                      <a:avLst/>
+                    </a:prstGeom>
+                  </pic:spPr>
+                </pic:pic>
+              </a:graphicData>
+            </a:graphic>
+          </wp:inline>
+        </w:drawing>
+      </w:r>
+    </w:p>
+    <w:p>
+      <w:pPr>
+        <w:pStyle w:val="1"/>
+        <w:ind w:left="1620" w:hanging="1620"/>
+        <w:rPr>
+          <w:color w:val="94C460"/>
+          <w:sz w:val="28"/>
+          <w:szCs w:val="28"/>
+          <w:lang w:val="en-US"/>
+        </w:rPr>
+      </w:pPr>
+      <w:r>
+        <w:rPr>
+          <w:color w:val="94C460"/>
+          <w:sz w:val="28"/>
+          <w:szCs w:val="28"/>
+          <w:lang w:val="en-US"/>
+        </w:rPr>
+        <w:drawing>
+          <wp:inline distT="0" distB="0" distL="0" distR="0" wp14:anchorId="1FEAA4A6" wp14:editId="35B7C9E0">
+            <wp:extent cx="3696216" cy="1991003"/>
+            <wp:effectExtent l="0" t="0" r="0" b="9525"/>
+            <wp:docPr id="1168266234" name="Picture 1" descr="A screen shot of a computer&#10;&#10;AI-generated content may be incorrect."/>
+            <wp:cNvGraphicFramePr>
+              <a:graphicFrameLocks xmlns:a="http://schemas.openxmlformats.org/drawingml/2006/main" noChangeAspect="1"/>
+            </wp:cNvGraphicFramePr>
+            <a:graphic xmlns:a="http://schemas.openxmlformats.org/drawingml/2006/main">
+              <a:graphicData uri="http://schemas.openxmlformats.org/drawingml/2006/picture">
+                <pic:pic xmlns:pic="http://schemas.openxmlformats.org/drawingml/2006/picture">
+                  <pic:nvPicPr>
+                    <pic:cNvPr id="1168266234" name="Picture 1" descr="A screen shot of a computer&#10;&#10;AI-generated content may be incorrect."/>
+                    <pic:cNvPicPr/>
+                  </pic:nvPicPr>
+                  <pic:blipFill>
+                    <a:blip r:embed="rId12"/>
+                    <a:stretch>
+                      <a:fillRect/>
+                    </a:stretch>
+                  </pic:blipFill>
+                  <pic:spPr>
+                    <a:xfrm>
+                      <a:off x="0" y="0"/>
+                      <a:ext cx="3696216" cy="1991003"/>
+                    </a:xfrm>
+                    <a:prstGeom prst="rect">
+                      <a:avLst/>
+                    </a:prstGeom>
+                  </pic:spPr>
+                </pic:pic>
+              </a:graphicData>
+            </a:graphic>
+          </wp:inline>
+        </w:drawing>
+      </w:r>
+    </w:p>
+    <w:p>
+      <w:pPr>
+        <w:pStyle w:val="1"/>
+        <w:ind w:left="1620" w:hanging="1620"/>
+        <w:rPr>
+          <w:color w:val="94C460"/>
+          <w:sz w:val="28"/>
+          <w:szCs w:val="28"/>
+          <w:lang w:val="en-US"/>
+        </w:rPr>
+      </w:pPr>
+    </w:p>
+    <w:p>
+      <w:pPr>
+        <w:pStyle w:val="1"/>
+        <w:ind w:left="1620" w:hanging="1620"/>
+        <w:rPr>
+          <w:color w:val="94C460"/>
+          <w:sz w:val="28"/>
+          <w:szCs w:val="28"/>
+          <w:lang w:val="en-US"/>
+        </w:rPr>
+      </w:pPr>
+    </w:p>
+    <w:p>
+      <w:pPr>
+        <w:pStyle w:val="1"/>
+        <w:ind w:left="1620" w:hanging="1620"/>
+        <w:jc w:val="center"/>
+        <w:rPr>
+          <w:b/>
+          <w:bCs/>
+          <w:color w:val="94C460"/>
+          <w:sz w:val="28"/>
+          <w:szCs w:val="28"/>
+          <w:lang w:val="en-US"/>
+        </w:rPr>
+      </w:pPr>
+      <w:proofErr w:type="spellStart"/>
+      <w:r>
+        <w:rPr>
+          <w:b/>
+          <w:bCs/>
+          <w:color w:val="94C460"/>
+          <w:sz w:val="28"/>
+          <w:szCs w:val="28"/>
+          <w:lang w:val="en-US"/>
+        </w:rPr>
+        <w:lastRenderedPageBreak/>
+        <w:t>Работа</w:t>
+      </w:r>
+      <w:proofErr w:type="spellEnd"/>
+      <w:r>
+        <w:rPr>
+          <w:b/>
+          <w:bCs/>
+          <w:color w:val="94C460"/>
+          <w:sz w:val="28"/>
+          <w:szCs w:val="28"/>
+          <w:lang w:val="en-US"/>
+        </w:rPr>
+        <w:t xml:space="preserve"> с for-in</w:t>
+      </w:r>
+    </w:p>
+    <w:p>
+      <w:pPr>
+        <w:pStyle w:val="1"/>
+        <w:ind w:left="1620" w:hanging="1620"/>
+        <w:jc w:val="center"/>
+        <w:rPr>
+          <w:b/>
+          <w:bCs/>
+          <w:color w:val="94C460"/>
+          <w:sz w:val="28"/>
+          <w:szCs w:val="28"/>
+          <w:lang w:val="en-US"/>
+        </w:rPr>
+      </w:pPr>
+    </w:p>
+    <w:p>
+      <w:pPr>
+        <w:pStyle w:val="1"/>
+        <w:rPr>
+          <w:color w:val="94C460"/>
+          <w:sz w:val="28"/>
+          <w:szCs w:val="28"/>
+          <w:lang w:val="en-US"/>
+        </w:rPr>
+      </w:pPr>
+      <w:r>
+        <w:rPr>
+          <w:color w:val="94C460"/>
+          <w:sz w:val="28"/>
+          <w:szCs w:val="28"/>
+          <w:lang w:val="en-US"/>
+        </w:rPr>
+        <w:t>7.</w:t>
+      </w:r>
+      <w:r>
+        <w:rPr>
+          <w:color w:val="94C460"/>
+          <w:sz w:val="28"/>
+          <w:szCs w:val="28"/>
+          <w:lang w:val="zh-CN"/>
+        </w:rPr>
+        <w:t>Дан объект obj. С помощью цикла for-in выведите на экран ключи и элементы этого объекта.</w:t>
+      </w:r>
+    </w:p>
+    <w:p>
+      <w:pPr>
+        <w:pStyle w:val="1"/>
+        <w:rPr>
+          <w:color w:val="94C460"/>
+          <w:sz w:val="28"/>
+          <w:szCs w:val="28"/>
+          <w:lang w:val="en-US"/>
+        </w:rPr>
+      </w:pPr>
+      <w:r>
+        <w:rPr>
+          <w:color w:val="94C460"/>
+          <w:sz w:val="28"/>
+          <w:szCs w:val="28"/>
+          <w:lang w:val="zh-CN"/>
+        </w:rPr>
+        <w:t>var obj = {green: 'зеленый', red: 'красный', blue: 'голубой'}</w:t>
+      </w:r>
+    </w:p>
+    <w:p>
+      <w:pPr>
+        <w:pStyle w:val="1"/>
+        <w:rPr>
+          <w:color w:val="94C460"/>
+          <w:sz w:val="28"/>
+          <w:szCs w:val="28"/>
+          <w:lang w:val="en-US"/>
+        </w:rPr>
+      </w:pPr>
+      <w:r>
+        <w:rPr>
+          <w:color w:val="94C460"/>
+          <w:sz w:val="28"/>
+          <w:szCs w:val="28"/>
+          <w:lang w:val="en-US"/>
+        </w:rPr>
+        <w:drawing>
+          <wp:inline distT="0" distB="0" distL="0" distR="0" wp14:anchorId="263F1D2E" wp14:editId="7AA8337E">
+            <wp:extent cx="6480175" cy="1478915"/>
+            <wp:effectExtent l="0" t="0" r="0" b="6985"/>
+            <wp:docPr id="1910652640" name="Picture 1" descr="A black background with white text&#10;&#10;AI-generated content may be incorrect."/>
+            <wp:cNvGraphicFramePr>
+              <a:graphicFrameLocks xmlns:a="http://schemas.openxmlformats.org/drawingml/2006/main" noChangeAspect="1"/>
+            </wp:cNvGraphicFramePr>
+            <a:graphic xmlns:a="http://schemas.openxmlformats.org/drawingml/2006/main">
+              <a:graphicData uri="http://schemas.openxmlformats.org/drawingml/2006/picture">
+                <pic:pic xmlns:pic="http://schemas.openxmlformats.org/drawingml/2006/picture">
+                  <pic:nvPicPr>
+                    <pic:cNvPr id="1910652640" name="Picture 1" descr="A black background with white text&#10;&#10;AI-generated content may be incorrect."/>
+                    <pic:cNvPicPr/>
+                  </pic:nvPicPr>
+                  <pic:blipFill>
+                    <a:blip r:embed="rId13"/>
+                    <a:stretch>
+                      <a:fillRect/>
+                    </a:stretch>
+                  </pic:blipFill>
+                  <pic:spPr>
+                    <a:xfrm>
+                      <a:off x="0" y="0"/>
+                      <a:ext cx="6480175" cy="1478915"/>
+                    </a:xfrm>
+                    <a:prstGeom prst="rect">
+                      <a:avLst/>
+                    </a:prstGeom>
+                  </pic:spPr>
+                </pic:pic>
+              </a:graphicData>
+            </a:graphic>
+          </wp:inline>
+        </w:drawing>
+      </w:r>
+    </w:p>
+    <w:p>
+      <w:pPr>
+        <w:pStyle w:val="1"/>
+        <w:rPr>
+          <w:color w:val="94C460"/>
+          <w:sz w:val="28"/>
+          <w:szCs w:val="28"/>
+          <w:lang w:val="en-US"/>
+        </w:rPr>
+      </w:pPr>
+    </w:p>
+    <w:p>
+      <w:pPr>
+        <w:pStyle w:val="1"/>
+        <w:rPr>
+          <w:color w:val="94C460"/>
+          <w:sz w:val="28"/>
+          <w:szCs w:val="28"/>
+          <w:lang w:val="en-US"/>
+        </w:rPr>
+      </w:pPr>
+      <w:r>
+        <w:rPr>
+          <w:color w:val="94C460"/>
+          <w:sz w:val="28"/>
+          <w:szCs w:val="28"/>
+        </w:rPr>
+        <w:t>8.</w:t>
+      </w:r>
+      <w:r>
+        <w:rPr>
+          <w:color w:val="94C460"/>
+          <w:sz w:val="28"/>
+          <w:szCs w:val="28"/>
+          <w:lang w:val="zh-CN"/>
+        </w:rPr>
+        <w:t>Дан объект obj с ключами Коля, Вася, Петя с элементами '200', '300', '400'. С помощью цикла for-in выведите на экран строки такого формата: 'Коля - зарплата 200 долларов.'.</w:t>
+      </w:r>
+    </w:p>
+    <w:p>
+      <w:pPr>
+        <w:pStyle w:val="1"/>
+        <w:rPr>
+          <w:color w:val="94C460"/>
+          <w:sz w:val="28"/>
+          <w:szCs w:val="28"/>
+          <w:lang w:val="en-US"/>
+        </w:rPr>
+      </w:pPr>
+      <w:r>
+        <w:rPr>
+          <w:color w:val="94C460"/>
+          <w:sz w:val="28"/>
+          <w:szCs w:val="28"/>
+          <w:lang w:val="en-US"/>
+        </w:rPr>
+        <w:drawing>
+          <wp:inline distT="0" distB="0" distL="0" distR="0" wp14:anchorId="7C56EC5E" wp14:editId="2ED32A11">
+            <wp:extent cx="6480175" cy="1709420"/>
+            <wp:effectExtent l="0" t="0" r="0" b="5080"/>
+            <wp:docPr id="1075432049" name="Picture 1" descr="A black screen with white text&#10;&#10;AI-generated content may be incorrect."/>
+            <wp:cNvGraphicFramePr>
+              <a:graphicFrameLocks xmlns:a="http://schemas.openxmlformats.org/drawingml/2006/main" noChangeAspect="1"/>
+            </wp:cNvGraphicFramePr>
+            <a:graphic xmlns:a="http://schemas.openxmlformats.org/drawingml/2006/main">
+              <a:graphicData uri="http://schemas.openxmlformats.org/drawingml/2006/picture">
+                <pic:pic xmlns:pic="http://schemas.openxmlformats.org/drawingml/2006/picture">
+                  <pic:nvPicPr>
+                    <pic:cNvPr id="1075432049" name="Picture 1" descr="A black screen with white text&#10;&#10;AI-generated content may be incorrect."/>
+                    <pic:cNvPicPr/>
+                  </pic:nvPicPr>
+                  <pic:blipFill>
+                    <a:blip r:embed="rId14"/>
+                    <a:stretch>
+                      <a:fillRect/>
+                    </a:stretch>
+                  </pic:blipFill>
+                  <pic:spPr>
+                    <a:xfrm>
+                      <a:off x="0" y="0"/>
+                      <a:ext cx="6480175" cy="1709420"/>
+                    </a:xfrm>
+                    <a:prstGeom prst="rect">
+                      <a:avLst/>
+                    </a:prstGeom>
+                  </pic:spPr>
+                </pic:pic>
+              </a:graphicData>
+            </a:graphic>
+          </wp:inline>
+        </w:drawing>
+      </w:r>
+    </w:p>
+    <w:p>
+      <w:pPr>
+        <w:pStyle w:val="1"/>
+        <w:rPr>
+          <w:color w:val="94C460"/>
+          <w:sz w:val="28"/>
+          <w:szCs w:val="28"/>
+          <w:lang w:val="en-US"/>
+        </w:rPr>
+      </w:pPr>
+      <w:r>
+        <w:rPr>
+          <w:color w:val="94C460"/>
+          <w:sz w:val="28"/>
+          <w:szCs w:val="28"/>
+          <w:lang w:val="en-US"/>
+        </w:rPr>
+        <w:drawing>
+          <wp:inline distT="0" distB="0" distL="0" distR="0" wp14:anchorId="40684800" wp14:editId="1B61A5F3">
+            <wp:extent cx="2934109" cy="1343212"/>
+            <wp:effectExtent l="0" t="0" r="0" b="9525"/>
+            <wp:docPr id="1735809591" name="Picture 1" descr="A screen shot of a computer&#10;&#10;AI-generated content may be incorrect."/>
+            <wp:cNvGraphicFramePr>
+              <a:graphicFrameLocks xmlns:a="http://schemas.openxmlformats.org/drawingml/2006/main" noChangeAspect="1"/>
+            </wp:cNvGraphicFramePr>
+            <a:graphic xmlns:a="http://schemas.openxmlformats.org/drawingml/2006/main">
+              <a:graphicData uri="http://schemas.openxmlformats.org/drawingml/2006/picture">
+                <pic:pic xmlns:pic="http://schemas.openxmlformats.org/drawingml/2006/picture">
+                  <pic:nvPicPr>
+                    <pic:cNvPr id="1735809591" name="Picture 1" descr="A screen shot of a computer&#10;&#10;AI-generated content may be incorrect."/>
+                    <pic:cNvPicPr/>
+                  </pic:nvPicPr>
+                  <pic:blipFill>
+                    <a:blip r:embed="rId15"/>
+                    <a:stretch>
+                      <a:fillRect/>
+                    </a:stretch>
+                  </pic:blipFill>
+                  <pic:spPr>
+                    <a:xfrm>
+                      <a:off x="0" y="0"/>
+                      <a:ext cx="2934109" cy="1343212"/>
+                    </a:xfrm>
+                    <a:prstGeom prst="rect">
+                      <a:avLst/>
+                    </a:prstGeom>
+                  </pic:spPr>
+                </pic:pic>
+              </a:graphicData>
+            </a:graphic>
+          </wp:inline>
+        </w:drawing>
+      </w:r>
+    </w:p>
+    <w:p>
+      <w:pPr>
+        <w:pStyle w:val="1"/>
+        <w:rPr>
+          <w:color w:val="94C460"/>
+          <w:sz w:val="28"/>
+          <w:szCs w:val="28"/>
+          <w:lang w:val="en-US"/>
+        </w:rPr>
+      </w:pPr>
+    </w:p>
+    <w:p>
+      <w:pPr>
+        <w:pStyle w:val="1"/>
+        <w:ind w:left="1620" w:hanging="1620"/>
+        <w:jc w:val="center"/>
+        <w:rPr>
+          <w:b/>
+          <w:bCs/>
+          <w:color w:val="94C460"/>
+          <w:sz w:val="28"/>
+          <w:szCs w:val="28"/>
+          <w:lang w:val="zh-CN"/>
+        </w:rPr>
+      </w:pPr>
+      <w:r>
+        <w:rPr>
+          <w:b/>
+          <w:bCs/>
+          <w:color w:val="94C460"/>
+          <w:sz w:val="28"/>
+          <w:szCs w:val="28"/>
+          <w:lang w:val="zh-CN"/>
+        </w:rPr>
+        <w:t>Задачи</w:t>
+      </w:r>
+    </w:p>
+    <w:p>
+      <w:pPr>
+        <w:pStyle w:val="1"/>
+        <w:rPr>
+          <w:color w:val="94C460"/>
+          <w:sz w:val="28"/>
+          <w:szCs w:val="28"/>
+          <w:lang w:val="en-US"/>
+        </w:rPr>
+      </w:pPr>
+      <w:r>
+        <w:rPr>
+          <w:color w:val="94C460"/>
+          <w:sz w:val="28"/>
+          <w:szCs w:val="28"/>
+        </w:rPr>
+        <w:t>9.</w:t>
+      </w:r>
+      <w:r>
+        <w:rPr>
+          <w:color w:val="94C460"/>
+          <w:sz w:val="28"/>
+          <w:szCs w:val="28"/>
+          <w:lang w:val="zh-CN"/>
+        </w:rPr>
+        <w:t>Дан массив с элементами 2, 5, 9, 15, 0, 4. С помощью цикла for и оператора if выведите на экран столбец тех элементов массива, которые больше 3-х, но меньше</w:t>
+      </w:r>
+    </w:p>
+    <w:p>
+      <w:pPr>
+        <w:pStyle w:val="1"/>
+        <w:rPr>
+          <w:color w:val="94C460"/>
+          <w:sz w:val="28"/>
+          <w:szCs w:val="28"/>
+          <w:lang w:val="en-US"/>
+        </w:rPr>
+      </w:pPr>
+      <w:proofErr w:type="spellStart"/>
+      <w:r>
+        <w:rPr>
+          <w:color w:val="94C460"/>
+          <w:sz w:val="28"/>
+          <w:szCs w:val="28"/>
+          <w:lang w:val="en-US"/>
+        </w:rPr>
+        <w:t>но</w:t>
+      </w:r>
+      <w:proofErr w:type="spellEnd"/>
+      <w:r>
+        <w:rPr>
+          <w:color w:val="94C460"/>
+          <w:sz w:val="28"/>
+          <w:szCs w:val="28"/>
+          <w:lang w:val="en-US"/>
+        </w:rPr>
+        <w:t xml:space="preserve"> </w:t>
+      </w:r>
+      <w:proofErr w:type="spellStart"/>
+      <w:r>
+        <w:rPr>
+          <w:color w:val="94C460"/>
+          <w:sz w:val="28"/>
+          <w:szCs w:val="28"/>
+          <w:lang w:val="en-US"/>
+        </w:rPr>
+        <w:t>меньше</w:t>
+      </w:r>
+      <w:proofErr w:type="spellEnd"/>
+      <w:r>
+        <w:rPr>
+          <w:color w:val="94C460"/>
+          <w:sz w:val="28"/>
+          <w:szCs w:val="28"/>
+          <w:lang w:val="en-US"/>
+        </w:rPr>
+        <w:t xml:space="preserve"> 10.</w:t>
+      </w:r>
+    </w:p>
+    <w:p>
+      <w:pPr>
+        <w:pStyle w:val="1"/>
+        <w:rPr>
+          <w:color w:val="94C460"/>
+          <w:sz w:val="28"/>
+          <w:szCs w:val="28"/>
+          <w:lang w:val="en-US"/>
+        </w:rPr>
+      </w:pPr>
+      <w:r>
+        <w:rPr>
+          <w:color w:val="94C460"/>
+          <w:sz w:val="28"/>
+          <w:szCs w:val="28"/>
+          <w:lang w:val="en-US"/>
+        </w:rPr>
+        <w:drawing>
+          <wp:inline distT="0" distB="0" distL="0" distR="0" wp14:anchorId="620C66AE" wp14:editId="7D3FA9D2">
+            <wp:extent cx="5868219" cy="2086266"/>
+            <wp:effectExtent l="0" t="0" r="0" b="9525"/>
+            <wp:docPr id="1318682841" name="Picture 1" descr="A computer screen with many colorful text&#10;&#10;AI-generated content may be incorrect."/>
+            <wp:cNvGraphicFramePr>
+              <a:graphicFrameLocks xmlns:a="http://schemas.openxmlformats.org/drawingml/2006/main" noChangeAspect="1"/>
+            </wp:cNvGraphicFramePr>
+            <a:graphic xmlns:a="http://schemas.openxmlformats.org/drawingml/2006/main">
+              <a:graphicData uri="http://schemas.openxmlformats.org/drawingml/2006/picture">
+                <pic:pic xmlns:pic="http://schemas.openxmlformats.org/drawingml/2006/picture">
+                  <pic:nvPicPr>
+                    <pic:cNvPr id="1318682841" name="Picture 1" descr="A computer screen with many colorful text&#10;&#10;AI-generated content may be incorrect."/>
+                    <pic:cNvPicPr/>
+                  </pic:nvPicPr>
+                  <pic:blipFill>
+                    <a:blip r:embed="rId16"/>
+                    <a:stretch>
+                      <a:fillRect/>
+                    </a:stretch>
+                  </pic:blipFill>
+                  <pic:spPr>
+                    <a:xfrm>
+                      <a:off x="0" y="0"/>
+                      <a:ext cx="5868219" cy="2086266"/>
+                    </a:xfrm>
+                    <a:prstGeom prst="rect">
+                      <a:avLst/>
+                    </a:prstGeom>
+                  </pic:spPr>
+                </pic:pic>
+              </a:graphicData>
+            </a:graphic>
+          </wp:inline>
+        </w:drawing>
+      </w:r>
+    </w:p>
+    <w:p>
+      <w:pPr>
+        <w:pStyle w:val="1"/>
+        <w:rPr>
+          <w:color w:val="94C460"/>
+          <w:sz w:val="28"/>
+          <w:szCs w:val="28"/>
+          <w:lang w:val="en-US"/>
+        </w:rPr>
+      </w:pPr>
+    </w:p>
+    <w:p>
+      <w:pPr>
+        <w:pStyle w:val="1"/>
+        <w:rPr>
+          <w:color w:val="94C460"/>
+          <w:sz w:val="28"/>
+          <w:szCs w:val="28"/>
+          <w:lang w:val="en-US"/>
+        </w:rPr>
+      </w:pPr>
+      <w:r>
+        <w:rPr>
+          <w:color w:val="94C460"/>
+          <w:sz w:val="28"/>
+          <w:szCs w:val="28"/>
+          <w:lang w:val="zh-CN"/>
+        </w:rPr>
+        <w:lastRenderedPageBreak/>
+        <w:t xml:space="preserve"> 10.Дан массив с числами. Числа могут быть положительными и отрицательными. Найдите сумму положительных элементов массива.</w:t>
+      </w:r>
+    </w:p>
+    <w:p>
+      <w:pPr>
+        <w:pStyle w:val="1"/>
+        <w:rPr>
+          <w:color w:val="94C460"/>
+          <w:sz w:val="28"/>
+          <w:szCs w:val="28"/>
+          <w:lang w:val="en-US"/>
+        </w:rPr>
+      </w:pPr>
+      <w:r>
+        <w:rPr>
+          <w:color w:val="94C460"/>
+          <w:sz w:val="28"/>
+          <w:szCs w:val="28"/>
+          <w:lang w:val="en-US"/>
+        </w:rPr>
+        <w:drawing>
+          <wp:inline distT="0" distB="0" distL="0" distR="0" wp14:anchorId="7D7BE96A" wp14:editId="13848545">
+            <wp:extent cx="5744377" cy="2896004"/>
+            <wp:effectExtent l="0" t="0" r="8890" b="0"/>
+            <wp:docPr id="527447617" name="Picture 1" descr="A computer screen with colorful text&#10;&#10;AI-generated content may be incorrect."/>
+            <wp:cNvGraphicFramePr>
+              <a:graphicFrameLocks xmlns:a="http://schemas.openxmlformats.org/drawingml/2006/main" noChangeAspect="1"/>
+            </wp:cNvGraphicFramePr>
+            <a:graphic xmlns:a="http://schemas.openxmlformats.org/drawingml/2006/main">
+              <a:graphicData uri="http://schemas.openxmlformats.org/drawingml/2006/picture">
+                <pic:pic xmlns:pic="http://schemas.openxmlformats.org/drawingml/2006/picture">
+                  <pic:nvPicPr>
+                    <pic:cNvPr id="527447617" name="Picture 1" descr="A computer screen with colorful text&#10;&#10;AI-generated content may be incorrect."/>
+                    <pic:cNvPicPr/>
+                  </pic:nvPicPr>
+                  <pic:blipFill>
+                    <a:blip r:embed="rId17"/>
+                    <a:stretch>
+                      <a:fillRect/>
+                    </a:stretch>
+                  </pic:blipFill>
+                  <pic:spPr>
+                    <a:xfrm>
+                      <a:off x="0" y="0"/>
+                      <a:ext cx="5744377" cy="2896004"/>
+                    </a:xfrm>
+                    <a:prstGeom prst="rect">
+                      <a:avLst/>
+                    </a:prstGeom>
+                  </pic:spPr>
+                </pic:pic>
+              </a:graphicData>
+            </a:graphic>
+          </wp:inline>
+        </w:drawing>
+      </w:r>
+    </w:p>
+    <w:p>
+      <w:pPr>
+        <w:pStyle w:val="1"/>
+        <w:rPr>
+          <w:color w:val="94C460"/>
+          <w:sz w:val="28"/>
+          <w:szCs w:val="28"/>
+          <w:lang w:val="en-US"/>
+        </w:rPr>
+      </w:pPr>
+      <w:r>
+        <w:rPr>
+          <w:color w:val="94C460"/>
+          <w:sz w:val="28"/>
+          <w:szCs w:val="28"/>
+          <w:lang w:val="en-US"/>
+        </w:rPr>
+        <w:drawing>
+          <wp:inline distT="0" distB="0" distL="0" distR="0" wp14:anchorId="48CCE53C" wp14:editId="7956A23A">
+            <wp:extent cx="4039164" cy="1848108"/>
+            <wp:effectExtent l="0" t="0" r="0" b="0"/>
+            <wp:docPr id="669952555" name="Picture 1" descr="A black rectangular object with a shadow&#10;&#10;AI-generated content may be incorrect."/>
+            <wp:cNvGraphicFramePr>
+              <a:graphicFrameLocks xmlns:a="http://schemas.openxmlformats.org/drawingml/2006/main" noChangeAspect="1"/>
+            </wp:cNvGraphicFramePr>
+            <a:graphic xmlns:a="http://schemas.openxmlformats.org/drawingml/2006/main">
+              <a:graphicData uri="http://schemas.openxmlformats.org/drawingml/2006/picture">
+                <pic:pic xmlns:pic="http://schemas.openxmlformats.org/drawingml/2006/picture">
+                  <pic:nvPicPr>
+                    <pic:cNvPr id="669952555" name="Picture 1" descr="A black rectangular object with a shadow&#10;&#10;AI-generated content may be incorrect."/>
+                    <pic:cNvPicPr/>
+                  </pic:nvPicPr>
+                  <pic:blipFill>
+                    <a:blip r:embed="rId18"/>
+                    <a:stretch>
+                      <a:fillRect/>
+                    </a:stretch>
+                  </pic:blipFill>
+                  <pic:spPr>
+                    <a:xfrm>
+                      <a:off x="0" y="0"/>
+                      <a:ext cx="4039164" cy="1848108"/>
+                    </a:xfrm>
+                    <a:prstGeom prst="rect">
+                      <a:avLst/>
+                    </a:prstGeom>
+                  </pic:spPr>
+                </pic:pic>
+              </a:graphicData>
+            </a:graphic>
+          </wp:inline>
+        </w:drawing>
+      </w:r>
+    </w:p>
+    <w:p>
+      <w:pPr>
+        <w:pStyle w:val="1"/>
+        <w:rPr>
+          <w:color w:val="94C460"/>
+          <w:sz w:val="28"/>
+          <w:szCs w:val="28"/>
+          <w:lang w:val="en-US"/>
+        </w:rPr>
+      </w:pPr>
+    </w:p>
+    <w:p>
+      <w:pPr>
+        <w:pStyle w:val="1"/>
+        <w:rPr>
+          <w:color w:val="94C460"/>
+          <w:sz w:val="28"/>
+          <w:szCs w:val="28"/>
+          <w:lang w:val="en-US"/>
+        </w:rPr>
+      </w:pPr>
+      <w:r>
+        <w:rPr>
+          <w:color w:val="94C460"/>
+          <w:sz w:val="28"/>
+          <w:szCs w:val="28"/>
+          <w:lang w:val="en-US"/>
+        </w:rPr>
+        <w:t>11.</w:t>
+      </w:r>
+      <w:r>
+        <w:rPr>
+          <w:color w:val="94C460"/>
+          <w:sz w:val="28"/>
+          <w:szCs w:val="28"/>
+          <w:lang w:val="zh-CN"/>
+        </w:rPr>
+        <w:t>Дан массив с элементами 1, 2, 5, 9, 4, 13, 4, 10. С помощью цикла for и оператора if проверьте есть ли в массиве элемент со значением, равным 4. Если есть - выведите на экран 'Есть!' и выйдите из цикла. Если нет - ничего делать не надо.</w:t>
+      </w:r>
+    </w:p>
+    <w:p>
+      <w:pPr>
+        <w:pStyle w:val="1"/>
+        <w:rPr>
+          <w:color w:val="94C460"/>
+          <w:sz w:val="28"/>
+          <w:szCs w:val="28"/>
+          <w:lang w:val="en-US"/>
+        </w:rPr>
+      </w:pPr>
+      <w:r>
+        <w:rPr>
+          <w:color w:val="94C460"/>
+          <w:sz w:val="28"/>
+          <w:szCs w:val="28"/>
+          <w:lang w:val="en-US"/>
+        </w:rPr>
+        <w:drawing>
+          <wp:inline distT="0" distB="0" distL="0" distR="0" wp14:anchorId="016B9693" wp14:editId="15035161">
+            <wp:extent cx="5925377" cy="2438740"/>
+            <wp:effectExtent l="0" t="0" r="0" b="0"/>
+            <wp:docPr id="1480176272" name="Picture 1" descr="A computer screen shot of numbers and symbols&#10;&#10;AI-generated content may be incorrect."/>
+            <wp:cNvGraphicFramePr>
+              <a:graphicFrameLocks xmlns:a="http://schemas.openxmlformats.org/drawingml/2006/main" noChangeAspect="1"/>
+            </wp:cNvGraphicFramePr>
+            <a:graphic xmlns:a="http://schemas.openxmlformats.org/drawingml/2006/main">
+              <a:graphicData uri="http://schemas.openxmlformats.org/drawingml/2006/picture">
+                <pic:pic xmlns:pic="http://schemas.openxmlformats.org/drawingml/2006/picture">
+                  <pic:nvPicPr>
+                    <pic:cNvPr id="1480176272" name="Picture 1" descr="A computer screen shot of numbers and symbols&#10;&#10;AI-generated content may be incorrect."/>
+                    <pic:cNvPicPr/>
+                  </pic:nvPicPr>
+                  <pic:blipFill>
+                    <a:blip r:embed="rId19"/>
+                    <a:stretch>
+                      <a:fillRect/>
+                    </a:stretch>
+                  </pic:blipFill>
+                  <pic:spPr>
+                    <a:xfrm>
+                      <a:off x="0" y="0"/>
+                      <a:ext cx="5925377" cy="2438740"/>
+                    </a:xfrm>
+                    <a:prstGeom prst="rect">
+                      <a:avLst/>
+                    </a:prstGeom>
+                  </pic:spPr>
+                </pic:pic>
+              </a:graphicData>
+            </a:graphic>
+          </wp:inline>
+        </w:drawing>
+      </w:r>
+    </w:p>
+    <w:p>
+      <w:pPr>
+        <w:pStyle w:val="1"/>
+        <w:rPr>
+          <w:color w:val="94C460"/>
+          <w:sz w:val="28"/>
+          <w:szCs w:val="28"/>
+          <w:lang w:val="en-US"/>
+        </w:rPr>
+      </w:pPr>
+      <w:r>
+        <w:rPr>
+          <w:color w:val="94C460"/>
+          <w:sz w:val="28"/>
+          <w:szCs w:val="28"/>
+          <w:lang w:val="en-US"/>
+        </w:rPr>
+        <w:lastRenderedPageBreak/>
+        <w:drawing>
+          <wp:inline distT="0" distB="0" distL="0" distR="0" wp14:anchorId="48A8DC73" wp14:editId="4730DC12">
+            <wp:extent cx="4115374" cy="2124371"/>
+            <wp:effectExtent l="0" t="0" r="0" b="9525"/>
+            <wp:docPr id="418542203" name="Picture 1" descr="A screenshot of a computer&#10;&#10;AI-generated content may be incorrect."/>
+            <wp:cNvGraphicFramePr>
+              <a:graphicFrameLocks xmlns:a="http://schemas.openxmlformats.org/drawingml/2006/main" noChangeAspect="1"/>
+            </wp:cNvGraphicFramePr>
+            <a:graphic xmlns:a="http://schemas.openxmlformats.org/drawingml/2006/main">
+              <a:graphicData uri="http://schemas.openxmlformats.org/drawingml/2006/picture">
+                <pic:pic xmlns:pic="http://schemas.openxmlformats.org/drawingml/2006/picture">
+                  <pic:nvPicPr>
+                    <pic:cNvPr id="418542203" name="Picture 1" descr="A screenshot of a computer&#10;&#10;AI-generated content may be incorrect."/>
+                    <pic:cNvPicPr/>
+                  </pic:nvPicPr>
+                  <pic:blipFill>
+                    <a:blip r:embed="rId20"/>
+                    <a:stretch>
+                      <a:fillRect/>
+                    </a:stretch>
+                  </pic:blipFill>
+                  <pic:spPr>
+                    <a:xfrm>
+                      <a:off x="0" y="0"/>
+                      <a:ext cx="4115374" cy="2124371"/>
+                    </a:xfrm>
+                    <a:prstGeom prst="rect">
+                      <a:avLst/>
+                    </a:prstGeom>
+                  </pic:spPr>
+                </pic:pic>
+              </a:graphicData>
+            </a:graphic>
+          </wp:inline>
+        </w:drawing>
+      </w:r>
+    </w:p>
+    <w:p>
+      <w:pPr>
+        <w:pStyle w:val="1"/>
+        <w:rPr>
+          <w:color w:val="94C460"/>
+          <w:sz w:val="28"/>
+          <w:szCs w:val="28"/>
+          <w:lang w:val="en-US"/>
+        </w:rPr>
+      </w:pPr>
+    </w:p>
+    <w:p>
+      <w:pPr>
+        <w:pStyle w:val="1"/>
+        <w:rPr>
+          <w:color w:val="94C460"/>
+          <w:sz w:val="28"/>
+          <w:szCs w:val="28"/>
+          <w:lang w:val="en-US"/>
+        </w:rPr>
+      </w:pPr>
+      <w:r>
+        <w:rPr>
+          <w:color w:val="94C460"/>
+          <w:sz w:val="28"/>
+          <w:szCs w:val="28"/>
+          <w:lang w:val="en-US"/>
+        </w:rPr>
+        <w:t>12.</w:t>
+      </w:r>
+      <w:r>
+        <w:rPr>
+          <w:color w:val="94C460"/>
+          <w:sz w:val="28"/>
+          <w:szCs w:val="28"/>
+          <w:lang w:val="zh-CN"/>
+        </w:rPr>
+        <w:t>Дан массив числами, например: [10, 20, 30, 50, 235, 3000]. Выведите на экран только те числа из массива, которые начинаются на цифру 1, 2 или 5.</w:t>
+      </w:r>
+    </w:p>
+    <w:p>
+      <w:pPr>
+        <w:pStyle w:val="1"/>
+        <w:rPr>
+          <w:color w:val="94C460"/>
+          <w:sz w:val="28"/>
+          <w:szCs w:val="28"/>
+          <w:lang w:val="en-US"/>
+        </w:rPr>
+      </w:pPr>
+      <w:r>
+        <w:rPr>
+          <w:color w:val="94C460"/>
+          <w:sz w:val="28"/>
+          <w:szCs w:val="28"/>
+        </w:rPr>
+        <w:drawing>
+          <wp:inline distT="0" distB="0" distL="0" distR="0" wp14:anchorId="28DDE327" wp14:editId="74C32AFC">
+            <wp:extent cx="6480175" cy="2594610"/>
+            <wp:effectExtent l="0" t="0" r="0" b="0"/>
+            <wp:docPr id="1161918449" name="Picture 1" descr="A computer screen with numbers and symbols&#10;&#10;AI-generated content may be incorrect."/>
+            <wp:cNvGraphicFramePr>
+              <a:graphicFrameLocks xmlns:a="http://schemas.openxmlformats.org/drawingml/2006/main" noChangeAspect="1"/>
+            </wp:cNvGraphicFramePr>
+            <a:graphic xmlns:a="http://schemas.openxmlformats.org/drawingml/2006/main">
+              <a:graphicData uri="http://schemas.openxmlformats.org/drawingml/2006/picture">
+                <pic:pic xmlns:pic="http://schemas.openxmlformats.org/drawingml/2006/picture">
+                  <pic:nvPicPr>
+                    <pic:cNvPr id="1161918449" name="Picture 1" descr="A computer screen with numbers and symbols&#10;&#10;AI-generated content may be incorrect."/>
+                    <pic:cNvPicPr/>
+                  </pic:nvPicPr>
+                  <pic:blipFill>
+                    <a:blip r:embed="rId21"/>
+                    <a:stretch>
+                      <a:fillRect/>
+                    </a:stretch>
+                  </pic:blipFill>
+                  <pic:spPr>
+                    <a:xfrm>
+                      <a:off x="0" y="0"/>
+                      <a:ext cx="6480175" cy="2594610"/>
+                    </a:xfrm>
+                    <a:prstGeom prst="rect">
+                      <a:avLst/>
+                    </a:prstGeom>
+                  </pic:spPr>
+                </pic:pic>
+              </a:graphicData>
+            </a:graphic>
+          </wp:inline>
+        </w:drawing>
+      </w:r>
+    </w:p>
+    <w:p>
+      <w:pPr>
+        <w:pStyle w:val="1"/>
+        <w:rPr>
+          <w:color w:val="94C460"/>
+          <w:sz w:val="28"/>
+          <w:szCs w:val="28"/>
+          <w:lang w:val="en-US"/>
+        </w:rPr>
+      </w:pPr>
+      <w:r>
+        <w:rPr>
+          <w:color w:val="94C460"/>
+          <w:sz w:val="28"/>
+          <w:szCs w:val="28"/>
+          <w:lang w:val="en-US"/>
+        </w:rPr>
+        <w:t>13.</w:t>
+      </w:r>
+      <w:r>
+        <w:rPr>
+          <w:color w:val="94C460"/>
+          <w:sz w:val="28"/>
+          <w:szCs w:val="28"/>
+          <w:lang w:val="zh-CN"/>
+        </w:rPr>
+        <w:t>Дан массив с элементами 1, 2, 3, 4, 5, 6, 7, 8, 9. С помощью цикла for создайте строку '-1</w:t>
+      </w:r>
+      <w:proofErr w:type="gramStart"/>
+      <w:r>
+        <w:rPr>
+          <w:color w:val="94C460"/>
+          <w:sz w:val="28"/>
+          <w:szCs w:val="28"/>
+          <w:lang w:val="zh-CN"/>
+        </w:rPr>
+        <w:t>-2-3-4</w:t>
+      </w:r>
+      <w:proofErr w:type="gramEnd"/>
+      <w:r>
+        <w:rPr>
+          <w:color w:val="94C460"/>
+          <w:sz w:val="28"/>
+          <w:szCs w:val="28"/>
+          <w:lang w:val="zh-CN"/>
+        </w:rPr>
+        <w:t>-5-6-7-8-</w:t>
+      </w:r>
+      <w:proofErr w:type="gramStart"/>
+      <w:r>
+        <w:rPr>
+          <w:color w:val="94C460"/>
+          <w:sz w:val="28"/>
+          <w:szCs w:val="28"/>
+          <w:lang w:val="zh-CN"/>
+        </w:rPr>
+        <w:t>9-'</w:t>
+      </w:r>
+      <w:proofErr w:type="gramEnd"/>
+      <w:r>
+        <w:rPr>
+          <w:color w:val="94C460"/>
+          <w:sz w:val="28"/>
+          <w:szCs w:val="28"/>
+          <w:lang w:val="zh-CN"/>
+        </w:rPr>
+        <w:t>.</w:t>
+      </w:r>
+    </w:p>
+    <w:p>
+      <w:pPr>
+        <w:pStyle w:val="1"/>
+        <w:rPr>
+          <w:color w:val="94C460"/>
+          <w:sz w:val="28"/>
+          <w:szCs w:val="28"/>
+          <w:lang w:val="en-US"/>
+        </w:rPr>
+      </w:pPr>
+      <w:r>
+        <w:rPr>
+          <w:color w:val="94C460"/>
+          <w:sz w:val="28"/>
+          <w:szCs w:val="28"/>
+          <w:lang w:val="en-US"/>
+        </w:rPr>
+        <w:drawing>
+          <wp:inline distT="0" distB="0" distL="0" distR="0" wp14:anchorId="2DC94B9F" wp14:editId="6D0E476F">
+            <wp:extent cx="5449060" cy="2133898"/>
+            <wp:effectExtent l="0" t="0" r="0" b="0"/>
+            <wp:docPr id="208223268" name="Picture 1" descr="A computer screen shot of a black background with white text&#10;&#10;AI-generated content may be incorrect."/>
+            <wp:cNvGraphicFramePr>
+              <a:graphicFrameLocks xmlns:a="http://schemas.openxmlformats.org/drawingml/2006/main" noChangeAspect="1"/>
+            </wp:cNvGraphicFramePr>
+            <a:graphic xmlns:a="http://schemas.openxmlformats.org/drawingml/2006/main">
+              <a:graphicData uri="http://schemas.openxmlformats.org/drawingml/2006/picture">
+                <pic:pic xmlns:pic="http://schemas.openxmlformats.org/drawingml/2006/picture">
+                  <pic:nvPicPr>
+                    <pic:cNvPr id="208223268" name="Picture 1" descr="A computer screen shot of a black background with white text&#10;&#10;AI-generated content may be incorrect."/>
+                    <pic:cNvPicPr/>
+                  </pic:nvPicPr>
+                  <pic:blipFill>
+                    <a:blip r:embed="rId22"/>
+                    <a:stretch>
+                      <a:fillRect/>
+                    </a:stretch>
+                  </pic:blipFill>
+                  <pic:spPr>
+                    <a:xfrm>
+                      <a:off x="0" y="0"/>
+                      <a:ext cx="5449060" cy="2133898"/>
+                    </a:xfrm>
+                    <a:prstGeom prst="rect">
+                      <a:avLst/>
+                    </a:prstGeom>
+                  </pic:spPr>
+                </pic:pic>
+              </a:graphicData>
+            </a:graphic>
+          </wp:inline>
+        </w:drawing>
+      </w:r>
+    </w:p>
+    <w:p>
+      <w:pPr>
+        <w:pStyle w:val="1"/>
+        <w:rPr>
+          <w:color w:val="94C460"/>
+          <w:sz w:val="28"/>
+          <w:szCs w:val="28"/>
+          <w:lang w:val="en-US"/>
+        </w:rPr>
+      </w:pPr>
+      <w:r>
+        <w:rPr>
+          <w:color w:val="94C460"/>
+          <w:sz w:val="28"/>
+          <w:szCs w:val="28"/>
+          <w:lang w:val="en-US"/>
+        </w:rPr>
+        <w:drawing>
+          <wp:inline distT="0" distB="0" distL="0" distR="0" wp14:anchorId="5E09EA6A" wp14:editId="77C079B2">
+            <wp:extent cx="3829584" cy="1829055"/>
+            <wp:effectExtent l="0" t="0" r="0" b="0"/>
+            <wp:docPr id="275009959" name="Picture 1" descr="A screenshot of a computer&#10;&#10;AI-generated content may be incorrect."/>
+            <wp:cNvGraphicFramePr>
+              <a:graphicFrameLocks xmlns:a="http://schemas.openxmlformats.org/drawingml/2006/main" noChangeAspect="1"/>
+            </wp:cNvGraphicFramePr>
+            <a:graphic xmlns:a="http://schemas.openxmlformats.org/drawingml/2006/main">
+              <a:graphicData uri="http://schemas.openxmlformats.org/drawingml/2006/picture">
+                <pic:pic xmlns:pic="http://schemas.openxmlformats.org/drawingml/2006/picture">
+                  <pic:nvPicPr>
+                    <pic:cNvPr id="275009959" name="Picture 1" descr="A screenshot of a computer&#10;&#10;AI-generated content may be incorrect."/>
+                    <pic:cNvPicPr/>
+                  </pic:nvPicPr>
+                  <pic:blipFill>
+                    <a:blip r:embed="rId23"/>
+                    <a:stretch>
+                      <a:fillRect/>
+                    </a:stretch>
+                  </pic:blipFill>
+                  <pic:spPr>
+                    <a:xfrm>
+                      <a:off x="0" y="0"/>
+                      <a:ext cx="3829584" cy="1829055"/>
+                    </a:xfrm>
+                    <a:prstGeom prst="rect">
+                      <a:avLst/>
+                    </a:prstGeom>
+                  </pic:spPr>
+                </pic:pic>
+              </a:graphicData>
+            </a:graphic>
+          </wp:inline>
+        </w:drawing>
+      </w:r>
+    </w:p>
+    <w:p>
+      <w:pPr>
+        <w:pStyle w:val="1"/>
+        <w:rPr>
+          <w:color w:val="94C460"/>
+          <w:sz w:val="28"/>
+          <w:szCs w:val="28"/>
+          <w:lang w:val="en-US"/>
+        </w:rPr>
+      </w:pPr>
+      <w:r>
+        <w:rPr>
+          <w:color w:val="94C460"/>
+          <w:sz w:val="28"/>
+          <w:szCs w:val="28"/>
+          <w:lang w:val="en-US"/>
+        </w:rPr>
+        <w:lastRenderedPageBreak/>
+        <w:t>14.</w:t>
+      </w:r>
+      <w:r>
+        <w:rPr>
+          <w:color w:val="94C460"/>
+          <w:sz w:val="28"/>
+          <w:szCs w:val="28"/>
+          <w:lang w:val="zh-CN"/>
+        </w:rPr>
+        <w:t>Составьте массив дней недели. С помощью цикла for выведите все дни недели, а выходные дни выведите жирным.</w:t>
+      </w:r>
+    </w:p>
+    <w:p>
+      <w:pPr>
+        <w:pStyle w:val="1"/>
+        <w:rPr>
+          <w:color w:val="94C460"/>
+          <w:sz w:val="28"/>
+          <w:szCs w:val="28"/>
+        </w:rPr>
+      </w:pPr>
+      <w:r>
+        <w:rPr>
+          <w:color w:val="94C460"/>
+          <w:sz w:val="28"/>
+          <w:szCs w:val="28"/>
+          <w:lang w:val="en-US"/>
+        </w:rPr>
+        <w:drawing>
+          <wp:inline distT="0" distB="0" distL="0" distR="0" wp14:anchorId="231E0CA7" wp14:editId="53FA3188">
+            <wp:extent cx="6480175" cy="2367915"/>
+            <wp:effectExtent l="0" t="0" r="0" b="0"/>
+            <wp:docPr id="670023836" name="Picture 1" descr="A screen shot of a computer code&#10;&#10;AI-generated content may be incorrect."/>
+            <wp:cNvGraphicFramePr>
+              <a:graphicFrameLocks xmlns:a="http://schemas.openxmlformats.org/drawingml/2006/main" noChangeAspect="1"/>
+            </wp:cNvGraphicFramePr>
+            <a:graphic xmlns:a="http://schemas.openxmlformats.org/drawingml/2006/main">
+              <a:graphicData uri="http://schemas.openxmlformats.org/drawingml/2006/picture">
+                <pic:pic xmlns:pic="http://schemas.openxmlformats.org/drawingml/2006/picture">
+                  <pic:nvPicPr>
+                    <pic:cNvPr id="670023836" name="Picture 1" descr="A screen shot of a computer code&#10;&#10;AI-generated content may be incorrect."/>
+                    <pic:cNvPicPr/>
+                  </pic:nvPicPr>
+                  <pic:blipFill>
+                    <a:blip r:embed="rId24"/>
+                    <a:stretch>
+                      <a:fillRect/>
+                    </a:stretch>
+                  </pic:blipFill>
+                  <pic:spPr>
+                    <a:xfrm>
+                      <a:off x="0" y="0"/>
+                      <a:ext cx="6480175" cy="2367915"/>
+                    </a:xfrm>
+                    <a:prstGeom prst="rect">
+                      <a:avLst/>
+                    </a:prstGeom>
+                  </pic:spPr>
+                </pic:pic>
+              </a:graphicData>
+            </a:graphic>
+          </wp:inline>
+        </w:drawing>
+      </w:r>
+    </w:p>
+    <w:p>
+      <w:pPr>
+        <w:pStyle w:val="1"/>
+        <w:rPr>
+          <w:color w:val="94C460"/>
+          <w:sz w:val="28"/>
+          <w:szCs w:val="28"/>
+          <w:lang w:val="en-US"/>
+        </w:rPr>
+      </w:pPr>
+    </w:p>
+    <w:p>
+      <w:pPr>
+        <w:pStyle w:val="1"/>
+        <w:rPr>
+          <w:color w:val="94C460"/>
+          <w:sz w:val="28"/>
+          <w:szCs w:val="28"/>
+        </w:rPr>
+      </w:pPr>
+      <w:r>
+        <w:rPr>
+          <w:color w:val="94C460"/>
+          <w:sz w:val="28"/>
+          <w:szCs w:val="28"/>
+          <w:lang w:val="en-US"/>
+        </w:rPr>
+        <w:t>15.</w:t>
+      </w:r>
+      <w:r>
+        <w:rPr>
+          <w:color w:val="94C460"/>
+          <w:sz w:val="28"/>
+          <w:szCs w:val="28"/>
+          <w:lang w:val="zh-CN"/>
+        </w:rPr>
+        <w:t xml:space="preserve">Составьте массив дней недели. С помощью цикла for выведите все дни недели, а текущий день выведите </w:t>
+      </w:r>
+      <w:r>
+        <w:rPr>
+          <w:i/>
+          <w:color w:val="94C460"/>
+          <w:sz w:val="28"/>
+          <w:szCs w:val="28"/>
+          <w:lang w:val="zh-CN"/>
+        </w:rPr>
+        <w:t>курсивом</w:t>
+      </w:r>
+      <w:r>
+        <w:rPr>
+          <w:color w:val="94C460"/>
+          <w:sz w:val="28"/>
+          <w:szCs w:val="28"/>
+          <w:lang w:val="zh-CN"/>
+        </w:rPr>
+        <w:t>. Текущий день должен храниться в переменной day.</w:t>
+      </w:r>
+    </w:p>
+    <w:p>
+      <w:pPr>
+        <w:pStyle w:val="1"/>
+        <w:rPr>
+          <w:color w:val="94C460"/>
+          <w:sz w:val="28"/>
+          <w:szCs w:val="28"/>
+          <w:lang w:val="en-US"/>
+        </w:rPr>
+      </w:pPr>
+      <w:r>
+        <w:rPr>
+          <w:color w:val="94C460"/>
+          <w:sz w:val="28"/>
+          <w:szCs w:val="28"/>
+          <w:lang w:val="en-US"/>
+        </w:rPr>
+        <w:drawing>
+          <wp:inline distT="0" distB="0" distL="0" distR="0" wp14:anchorId="639334EE" wp14:editId="7A7CCFD6">
+            <wp:extent cx="6480175" cy="2727325"/>
+            <wp:effectExtent l="0" t="0" r="0" b="0"/>
+            <wp:docPr id="2081960432" name="Picture 1" descr="A computer screen with text&#10;&#10;AI-generated content may be incorrect."/>
+            <wp:cNvGraphicFramePr>
+              <a:graphicFrameLocks xmlns:a="http://schemas.openxmlformats.org/drawingml/2006/main" noChangeAspect="1"/>
+            </wp:cNvGraphicFramePr>
+            <a:graphic xmlns:a="http://schemas.openxmlformats.org/drawingml/2006/main">
+              <a:graphicData uri="http://schemas.openxmlformats.org/drawingml/2006/picture">
+                <pic:pic xmlns:pic="http://schemas.openxmlformats.org/drawingml/2006/picture">
+                  <pic:nvPicPr>
+                    <pic:cNvPr id="2081960432" name="Picture 1" descr="A computer screen with text&#10;&#10;AI-generated content may be incorrect."/>
+                    <pic:cNvPicPr/>
+                  </pic:nvPicPr>
+                  <pic:blipFill>
+                    <a:blip r:embed="rId25"/>
+                    <a:stretch>
+                      <a:fillRect/>
+                    </a:stretch>
+                  </pic:blipFill>
+                  <pic:spPr>
+                    <a:xfrm>
+                      <a:off x="0" y="0"/>
+                      <a:ext cx="6480175" cy="2727325"/>
+                    </a:xfrm>
+                    <a:prstGeom prst="rect">
+                      <a:avLst/>
+                    </a:prstGeom>
+                  </pic:spPr>
+                </pic:pic>
+              </a:graphicData>
+            </a:graphic>
+          </wp:inline>
+        </w:drawing>
+      </w:r>
+    </w:p>
+    <w:p>
+      <w:pPr>
+        <w:pStyle w:val="1"/>
+        <w:rPr>
+          <w:color w:val="94C460"/>
+          <w:sz w:val="28"/>
+          <w:szCs w:val="28"/>
+          <w:lang w:val="en-US"/>
+        </w:rPr>
+      </w:pPr>
+    </w:p>
+    <w:p>
+      <w:pPr>
+        <w:pStyle w:val="1"/>
+        <w:rPr>
+          <w:color w:val="94C460"/>
+          <w:sz w:val="28"/>
+          <w:szCs w:val="28"/>
+          <w:lang w:val="en-US"/>
+        </w:rPr>
+      </w:pPr>
+      <w:r>
+        <w:rPr>
+          <w:color w:val="94C460"/>
+          <w:sz w:val="28"/>
+          <w:szCs w:val="28"/>
+        </w:rPr>
+        <w:t>16.</w:t>
+      </w:r>
+      <w:r>
+        <w:rPr>
+          <w:color w:val="94C460"/>
+          <w:sz w:val="28"/>
+          <w:szCs w:val="28"/>
+          <w:lang w:val="zh-CN"/>
+        </w:rPr>
+        <w:t>Дано число n=1000. Делите его на 2 столько раз, пока результат деления не станет меньше 50. Какое число получится? Посчитайте количество итераций, необходимых для этого (</w:t>
+      </w:r>
+      <w:r>
+        <w:rPr>
+          <w:i/>
+          <w:color w:val="94C460"/>
+          <w:sz w:val="28"/>
+          <w:szCs w:val="28"/>
+          <w:lang w:val="zh-CN"/>
+        </w:rPr>
+        <w:t>итерация</w:t>
+      </w:r>
+      <w:r>
+        <w:rPr>
+          <w:color w:val="94C460"/>
+          <w:sz w:val="28"/>
+          <w:szCs w:val="28"/>
+          <w:lang w:val="zh-CN"/>
+        </w:rPr>
+        <w:t xml:space="preserve"> - это проход цикла), и запишите его в переменную num.</w:t>
+      </w:r>
+    </w:p>
+    <w:p>
+      <w:pPr>
+        <w:pStyle w:val="1"/>
+        <w:rPr>
+          <w:color w:val="94C460"/>
+          <w:sz w:val="28"/>
+          <w:szCs w:val="28"/>
+        </w:rPr>
+      </w:pPr>
+      <w:r>
+        <w:rPr>
+          <w:color w:val="94C460"/>
+          <w:sz w:val="28"/>
+          <w:szCs w:val="28"/>
+        </w:rPr>
+        <w:drawing>
+          <wp:inline distT="0" distB="0" distL="0" distR="0" wp14:anchorId="74997783" wp14:editId="6CBE9219">
+            <wp:extent cx="3677163" cy="2429214"/>
+            <wp:effectExtent l="0" t="0" r="0" b="9525"/>
+            <wp:docPr id="1787675564" name="Picture 1" descr="A screenshot of a computer&#10;&#10;AI-generated content may be incorrect."/>
+            <wp:cNvGraphicFramePr>
+              <a:graphicFrameLocks xmlns:a="http://schemas.openxmlformats.org/drawingml/2006/main" noChangeAspect="1"/>
+            </wp:cNvGraphicFramePr>
+            <a:graphic xmlns:a="http://schemas.openxmlformats.org/drawingml/2006/main">
+              <a:graphicData uri="http://schemas.openxmlformats.org/drawingml/2006/picture">
+                <pic:pic xmlns:pic="http://schemas.openxmlformats.org/drawingml/2006/picture">
+                  <pic:nvPicPr>
+                    <pic:cNvPr id="1787675564" name="Picture 1" descr="A screenshot of a computer&#10;&#10;AI-generated content may be incorrect."/>
+                    <pic:cNvPicPr/>
+                  </pic:nvPicPr>
+                  <pic:blipFill>
+                    <a:blip r:embed="rId26"/>
+                    <a:stretch>
+                      <a:fillRect/>
+                    </a:stretch>
+                  </pic:blipFill>
+                  <pic:spPr>
+                    <a:xfrm>
+                      <a:off x="0" y="0"/>
+                      <a:ext cx="3677163" cy="2429214"/>
+                    </a:xfrm>
+                    <a:prstGeom prst="rect">
+                      <a:avLst/>
+                    </a:prstGeom>
+                  </pic:spPr>
+                </pic:pic>
+              </a:graphicData>
+            </a:graphic>
+          </wp:inline>
+        </w:drawing>
+      </w:r>
+    </w:p>
+    <w:p>
+      <w:pPr>
+        <w:pStyle w:val="1"/>
+        <w:rPr>
+          <w:color w:val="94C460"/>
+          <w:sz w:val="28"/>
+          <w:szCs w:val="28"/>
+        </w:rPr>
+      </w:pPr>
+      <w:r>
+        <w:rPr>
+          <w:color w:val="94C460"/>
+          <w:sz w:val="28"/>
+          <w:szCs w:val="28"/>
+        </w:rPr>
+        <w:lastRenderedPageBreak/>
+        <w:drawing>
+          <wp:inline distT="0" distB="0" distL="0" distR="0" wp14:anchorId="7F8BE06C" wp14:editId="539105AD">
+            <wp:extent cx="3934374" cy="1857634"/>
+            <wp:effectExtent l="0" t="0" r="9525" b="9525"/>
+            <wp:docPr id="26455051" name="Picture 1" descr="A black rectangular object with white text&#10;&#10;AI-generated content may be incorrect."/>
+            <wp:cNvGraphicFramePr>
+              <a:graphicFrameLocks xmlns:a="http://schemas.openxmlformats.org/drawingml/2006/main" noChangeAspect="1"/>
+            </wp:cNvGraphicFramePr>
+            <a:graphic xmlns:a="http://schemas.openxmlformats.org/drawingml/2006/main">
+              <a:graphicData uri="http://schemas.openxmlformats.org/drawingml/2006/picture">
+                <pic:pic xmlns:pic="http://schemas.openxmlformats.org/drawingml/2006/picture">
+                  <pic:nvPicPr>
+                    <pic:cNvPr id="26455051" name="Picture 1" descr="A black rectangular object with white text&#10;&#10;AI-generated content may be incorrect."/>
+                    <pic:cNvPicPr/>
+                  </pic:nvPicPr>
+                  <pic:blipFill>
+                    <a:blip r:embed="rId27"/>
+                    <a:stretch>
+                      <a:fillRect/>
+                    </a:stretch>
+                  </pic:blipFill>
+                  <pic:spPr>
+                    <a:xfrm>
+                      <a:off x="0" y="0"/>
+                      <a:ext cx="3934374" cy="1857634"/>
+                    </a:xfrm>
+                    <a:prstGeom prst="rect">
+                      <a:avLst/>
+                    </a:prstGeom>
+                  </pic:spPr>
+                </pic:pic>
+              </a:graphicData>
+            </a:graphic>
+          </wp:inline>
+        </w:drawing>
+      </w:r>
+    </w:p>
+    <w:p>
+      <w:pPr>
+        <w:pStyle w:val="1"/>
+        <w:rPr>
+          <w:b/>
+          <w:bCs/>
+          <w:color w:val="94C460"/>
+          <w:sz w:val="28"/>
+          <w:szCs w:val="28"/>
+          <w:lang w:val="zh-CN"/>
+        </w:rPr>
+      </w:pPr>
+    </w:p>
+    <w:p>
+      <w:pPr>
+        <w:pStyle w:val="1"/>
+        <w:ind w:left="1620" w:hanging="1620"/>
+        <w:jc w:val="center"/>
+        <w:rPr>
+          <w:b/>
+          <w:bCs/>
+          <w:color w:val="94C460"/>
+          <w:sz w:val="28"/>
+          <w:szCs w:val="28"/>
+          <w:lang w:val="en-US"/>
+        </w:rPr>
+      </w:pPr>
+      <w:r>
+        <w:rPr>
+          <w:b/>
+          <w:bCs/>
+          <w:color w:val="94C460"/>
+          <w:sz w:val="28"/>
+          <w:szCs w:val="28"/>
+          <w:lang w:val="zh-CN"/>
+        </w:rPr>
+        <w:t>Контрольные вопросы</w:t>
+      </w:r>
+    </w:p>
+    <w:p>
+      <w:pPr>
+        <w:pStyle w:val="1"/>
+        <w:ind w:left="1620" w:hanging="1620"/>
+        <w:jc w:val="center"/>
+        <w:rPr>
+          <w:b/>
+          <w:bCs/>
+          <w:color w:val="94C460"/>
+          <w:sz w:val="28"/>
+          <w:szCs w:val="28"/>
+          <w:lang w:val="en-US"/>
+        </w:rPr>
+      </w:pPr>
+    </w:p>
+    <w:p>
+      <w:pPr>
+        <w:pStyle w:val="1"/>
+        <w:rPr>
+          <w:color w:val="94C460"/>
+          <w:sz w:val="28"/>
+          <w:szCs w:val="28"/>
+          <w:lang w:val="zh-CN"/>
+        </w:rPr>
+      </w:pPr>
+      <w:r>
+        <w:rPr>
+          <w:color w:val="94C460"/>
+          <w:sz w:val="28"/>
+          <w:szCs w:val="28"/>
+        </w:rPr>
+        <w:t>1.</w:t>
+      </w:r>
+      <w:r>
+        <w:rPr>
+          <w:color w:val="94C460"/>
+          <w:sz w:val="28"/>
+          <w:szCs w:val="28"/>
+          <w:lang w:val="zh-CN"/>
+        </w:rPr>
+        <w:t>Какие существуют операторы циклов?</w:t>
+      </w:r>
+    </w:p>
+    <w:p>
+      <w:pPr>
+        <w:pStyle w:val="1"/>
+        <w:rPr>
+          <w:color w:val="94C460"/>
+          <w:sz w:val="28"/>
+          <w:szCs w:val="28"/>
+          <w:lang w:val="en-US"/>
+        </w:rPr>
+      </w:pPr>
+      <w:r>
+        <w:rPr>
+          <w:color w:val="94C460"/>
+          <w:sz w:val="28"/>
+          <w:szCs w:val="28"/>
+          <w:lang w:val="en-US"/>
+        </w:rPr>
+        <w:t>-</w:t>
+      </w:r>
+      <w:r>
+        <w:rPr>
+          <w:color w:val="94C460"/>
+          <w:sz w:val="28"/>
+          <w:szCs w:val="28"/>
+          <w:lang w:val="en-US"/>
+        </w:rPr>
+        <w:t xml:space="preserve"> </w:t>
+      </w:r>
+      <w:r>
+        <w:rPr>
+          <w:color w:val="94C460"/>
+          <w:sz w:val="28"/>
+          <w:szCs w:val="28"/>
+          <w:lang w:val="en-US"/>
+        </w:rPr>
+        <w:t>for</w:t>
+      </w:r>
+      <w:r>
+        <w:rPr>
+          <w:color w:val="94C460"/>
+          <w:sz w:val="28"/>
+          <w:szCs w:val="28"/>
+          <w:lang w:val="en-US"/>
+        </w:rPr>
+        <w:t>,</w:t>
+      </w:r>
+      <w:r>
+        <w:rPr>
+          <w:color w:val="94C460"/>
+          <w:sz w:val="28"/>
+          <w:szCs w:val="28"/>
+          <w:lang w:val="en-US"/>
+        </w:rPr>
+        <w:t xml:space="preserve"> </w:t>
+      </w:r>
+      <w:proofErr w:type="gramStart"/>
+      <w:r>
+        <w:rPr>
+          <w:color w:val="94C460"/>
+          <w:sz w:val="28"/>
+          <w:szCs w:val="28"/>
+          <w:lang w:val="en-US"/>
+        </w:rPr>
+        <w:t>while,</w:t>
+      </w:r>
+      <w:proofErr w:type="gramEnd"/>
+      <w:r>
+        <w:rPr>
+          <w:color w:val="94C460"/>
+          <w:sz w:val="28"/>
+          <w:szCs w:val="28"/>
+          <w:lang w:val="en-US"/>
+        </w:rPr>
+        <w:t xml:space="preserve"> do while, for in</w:t>
+      </w:r>
+      <w:r>
+        <w:rPr>
+          <w:color w:val="94C460"/>
+          <w:sz w:val="28"/>
+          <w:szCs w:val="28"/>
+          <w:lang w:val="en-US"/>
+        </w:rPr>
+        <w:t xml:space="preserve"> </w:t>
+      </w:r>
+      <w:r>
+        <w:rPr>
+          <w:color w:val="94C460"/>
+          <w:sz w:val="28"/>
+          <w:szCs w:val="28"/>
+        </w:rPr>
+        <w:t>и</w:t>
+      </w:r>
+      <w:r>
+        <w:rPr>
+          <w:color w:val="94C460"/>
+          <w:sz w:val="28"/>
+          <w:szCs w:val="28"/>
+          <w:lang w:val="en-US"/>
+        </w:rPr>
+        <w:t xml:space="preserve"> for of</w:t>
+      </w:r>
+    </w:p>
+    <w:p>
+      <w:pPr>
+        <w:pStyle w:val="1"/>
+        <w:rPr>
+          <w:color w:val="94C460"/>
+          <w:sz w:val="28"/>
+          <w:szCs w:val="28"/>
+        </w:rPr>
+      </w:pPr>
+      <w:r>
+        <w:rPr>
+          <w:color w:val="94C460"/>
+          <w:sz w:val="28"/>
+          <w:szCs w:val="28"/>
+        </w:rPr>
+        <w:t>2.</w:t>
+      </w:r>
+      <w:r>
+        <w:rPr>
+          <w:color w:val="94C460"/>
+          <w:sz w:val="28"/>
+          <w:szCs w:val="28"/>
+          <w:lang w:val="zh-CN"/>
+        </w:rPr>
+        <w:t>Назовите разницу между операторами while и do while.</w:t>
+      </w:r>
+    </w:p>
+    <w:p>
+      <w:pPr>
+        <w:pStyle w:val="1"/>
+        <w:rPr>
+          <w:color w:val="94C460"/>
+          <w:sz w:val="28"/>
+          <w:szCs w:val="28"/>
+        </w:rPr>
+      </w:pPr>
+      <w:r>
+        <w:rPr>
+          <w:color w:val="94C460"/>
+          <w:sz w:val="28"/>
+          <w:szCs w:val="28"/>
+        </w:rPr>
+        <w:t>-</w:t>
+      </w:r>
+      <w:r>
+        <w:rPr>
+          <w:color w:val="94C460"/>
+          <w:sz w:val="28"/>
+          <w:szCs w:val="28"/>
+        </w:rPr>
+        <w:t xml:space="preserve"> </w:t>
+      </w:r>
+      <w:r>
+        <w:rPr>
+          <w:color w:val="94C460"/>
+          <w:sz w:val="28"/>
+          <w:szCs w:val="28"/>
+        </w:rPr>
+        <w:t xml:space="preserve">В отличии от </w:t>
+      </w:r>
+      <w:r>
+        <w:rPr>
+          <w:color w:val="94C460"/>
+          <w:sz w:val="28"/>
+          <w:szCs w:val="28"/>
+          <w:lang w:val="en-US"/>
+        </w:rPr>
+        <w:t>while</w:t>
+      </w:r>
+      <w:r>
+        <w:rPr>
+          <w:color w:val="94C460"/>
+          <w:sz w:val="28"/>
+          <w:szCs w:val="28"/>
+        </w:rPr>
+        <w:t xml:space="preserve"> </w:t>
+      </w:r>
+      <w:r>
+        <w:rPr>
+          <w:color w:val="94C460"/>
+          <w:sz w:val="28"/>
+          <w:szCs w:val="28"/>
+          <w:lang w:val="en-US"/>
+        </w:rPr>
+        <w:t>di</w:t>
+      </w:r>
+      <w:r>
+        <w:rPr>
+          <w:color w:val="94C460"/>
+          <w:sz w:val="28"/>
+          <w:szCs w:val="28"/>
+        </w:rPr>
+        <w:t xml:space="preserve"> </w:t>
+      </w:r>
+      <w:r>
+        <w:rPr>
+          <w:color w:val="94C460"/>
+          <w:sz w:val="28"/>
+          <w:szCs w:val="28"/>
+          <w:lang w:val="en-US"/>
+        </w:rPr>
+        <w:t>while</w:t>
+      </w:r>
+      <w:r>
+        <w:rPr>
+          <w:color w:val="94C460"/>
+          <w:sz w:val="28"/>
+          <w:szCs w:val="28"/>
+        </w:rPr>
+        <w:t xml:space="preserve"> </w:t>
+      </w:r>
+      <w:r>
+        <w:rPr>
+          <w:color w:val="94C460"/>
+          <w:sz w:val="28"/>
+          <w:szCs w:val="28"/>
+        </w:rPr>
+        <w:t>выполняет блок кода минимум один раз, независимо от выполнения условия</w:t>
+      </w:r>
+    </w:p>
+    <w:p>
+      <w:pPr>
+        <w:pStyle w:val="1"/>
+        <w:rPr>
+          <w:color w:val="94C460"/>
+          <w:sz w:val="28"/>
+          <w:szCs w:val="28"/>
+        </w:rPr>
+      </w:pPr>
+      <w:r>
+        <w:rPr>
+          <w:color w:val="94C460"/>
+          <w:sz w:val="28"/>
+          <w:szCs w:val="28"/>
+        </w:rPr>
+        <w:t>3.</w:t>
+      </w:r>
+      <w:r>
+        <w:rPr>
+          <w:color w:val="94C460"/>
+          <w:sz w:val="28"/>
+          <w:szCs w:val="28"/>
+          <w:lang w:val="zh-CN"/>
+        </w:rPr>
+        <w:t>Для чего нужен оператор break?</w:t>
+      </w:r>
+    </w:p>
+    <w:p>
+      <w:pPr>
+        <w:pStyle w:val="1"/>
+        <w:rPr>
+          <w:color w:val="94C460"/>
+          <w:sz w:val="28"/>
+          <w:szCs w:val="28"/>
+          <w:lang w:val="en-US"/>
+        </w:rPr>
+      </w:pPr>
+      <w:r>
+        <w:rPr>
+          <w:color w:val="94C460"/>
+          <w:sz w:val="28"/>
+          <w:szCs w:val="28"/>
+        </w:rPr>
+        <w:t>-</w:t>
+      </w:r>
+      <w:r>
+        <w:rPr>
+          <w:color w:val="94C460"/>
+          <w:sz w:val="28"/>
+          <w:szCs w:val="28"/>
+        </w:rPr>
+        <w:t xml:space="preserve"> для прерывания функции</w:t>
+      </w:r>
+    </w:p>
+    <w:p>
+      <w:pPr>
+        <w:pStyle w:val="1"/>
+        <w:rPr>
+          <w:color w:val="94C460"/>
+          <w:sz w:val="28"/>
+          <w:szCs w:val="28"/>
+          <w:lang w:val="en-US"/>
+        </w:rPr>
+      </w:pPr>
+      <w:r>
+        <w:rPr>
+          <w:color w:val="94C460"/>
+          <w:sz w:val="28"/>
+          <w:szCs w:val="28"/>
+        </w:rPr>
+        <w:t>4.</w:t>
+      </w:r>
+      <w:r>
+        <w:rPr>
+          <w:color w:val="94C460"/>
+          <w:sz w:val="28"/>
+          <w:szCs w:val="28"/>
+          <w:lang w:val="zh-CN"/>
+        </w:rPr>
+        <w:t>Как можно применять оператор continue?</w:t>
+      </w:r>
+    </w:p>
+    <w:p>
+      <w:pPr>
+        <w:pStyle w:val="1"/>
+        <w:rPr>
+          <w:color w:val="94C460"/>
+          <w:sz w:val="28"/>
+          <w:szCs w:val="28"/>
+        </w:rPr>
+      </w:pPr>
+      <w:r>
+        <w:rPr>
+          <w:color w:val="94C460"/>
+          <w:sz w:val="28"/>
+          <w:szCs w:val="28"/>
+          <w:lang w:val="en-US"/>
+        </w:rPr>
+        <w:t>-</w:t>
+      </w:r>
+      <w:r>
+        <w:rPr>
+          <w:color w:val="94C460"/>
+          <w:sz w:val="28"/>
+          <w:szCs w:val="28"/>
+        </w:rPr>
+        <w:t xml:space="preserve">  для пропуска блока кода</w:t>
+      </w:r>
+    </w:p>
+    <w:p>
+      <w:pPr>
+        <w:pStyle w:val="1"/>
+        <w:ind w:left="1620" w:hanging="1620"/>
+        <w:jc w:val="center"/>
+        <w:rPr>
+          <w:b/>
+          <w:bCs/>
+          <w:color w:val="94C460"/>
+          <w:sz w:val="28"/>
+          <w:szCs w:val="28"/>
+          <w:lang w:eastAsia="zh-CN"/>
+        </w:rPr>
+      </w:pPr>
+    </w:p>
+    <w:p>
+      <w:pPr>
+        <w:pStyle w:val="1"/>
+        <w:ind w:left="1620" w:hanging="1620"/>
+        <w:jc w:val="center"/>
+        <w:rPr>
+          <w:color w:val="94C460"/>
+          <w:sz w:val="28"/>
+          <w:szCs w:val="28"/>
+        </w:rPr>
+      </w:pPr>
+    </w:p>
+    <w:p>
+      <w:pPr>
         <w:tabs>
           <w:tab w:val="left" w:pos="709"/>
           <w:tab w:val="left" w:pos="1440"/>
@@ -954,1217 +3212,99 @@
           <w:color w:val="94C460"/>
           <w:sz w:val="28"/>
           <w:szCs w:val="28"/>
-          <w:lang w:val="en-US"/>
-        </w:rPr>
-      </w:pPr>
-    </w:p>
-    <w:p>
-      <w:pPr>
-        <w:tabs>
-          <w:tab w:val="left" w:pos="709"/>
-          <w:tab w:val="left" w:pos="1440"/>
-        </w:tabs>
-        <w:jc w:val="both"/>
-        <w:rPr>
-          <w:color w:val="C2D69B" w:themeColor="accent3" w:themeTint="99"/>
-          <w:sz w:val="28"/>
-          <w:szCs w:val="28"/>
-          <w:lang w:eastAsia="en-US"/>
-        </w:rPr>
-      </w:pPr>
-      <w:r>
-        <w:rPr>
-          <w:color w:val="94C460"/>
-          <w:sz w:val="28"/>
-          <w:szCs w:val="28"/>
-        </w:rPr>
-        <w:t>3.</w:t>
-      </w:r>
-      <w:r>
-        <w:rPr>
-          <w:color w:val="333333"/>
-          <w:sz w:val="28"/>
-          <w:szCs w:val="28"/>
-          <w:lang w:eastAsia="en-US"/>
-        </w:rPr>
-        <w:t xml:space="preserve"> </w:t>
-      </w:r>
-      <w:r>
-        <w:rPr>
-          <w:color w:val="C2D69B" w:themeColor="accent3" w:themeTint="99"/>
-          <w:sz w:val="28"/>
-          <w:szCs w:val="28"/>
-        </w:rPr>
-        <w:t xml:space="preserve">Создайте массив </w:t>
-      </w:r>
-      <w:proofErr w:type="spellStart"/>
-      <w:r>
-        <w:rPr>
-          <w:b/>
-          <w:color w:val="C2D69B" w:themeColor="accent3" w:themeTint="99"/>
-          <w:sz w:val="28"/>
-          <w:szCs w:val="28"/>
-        </w:rPr>
-        <w:t>arr</w:t>
-      </w:r>
-      <w:proofErr w:type="spellEnd"/>
-      <w:r>
-        <w:rPr>
-          <w:b/>
-          <w:color w:val="C2D69B" w:themeColor="accent3" w:themeTint="99"/>
-          <w:sz w:val="28"/>
-          <w:szCs w:val="28"/>
-        </w:rPr>
-        <w:t xml:space="preserve"> = ['a', 'b', 'c', 'd']</w:t>
-      </w:r>
-      <w:r>
-        <w:rPr>
-          <w:color w:val="C2D69B" w:themeColor="accent3" w:themeTint="99"/>
-          <w:sz w:val="28"/>
-          <w:szCs w:val="28"/>
-        </w:rPr>
-        <w:t xml:space="preserve"> и с его помощью выведите на экран строку </w:t>
-      </w:r>
-      <w:r>
-        <w:rPr>
-          <w:b/>
-          <w:color w:val="C2D69B" w:themeColor="accent3" w:themeTint="99"/>
-          <w:sz w:val="28"/>
-          <w:szCs w:val="28"/>
-        </w:rPr>
-        <w:t>'</w:t>
-      </w:r>
-      <w:proofErr w:type="spellStart"/>
-      <w:r>
-        <w:rPr>
-          <w:b/>
-          <w:color w:val="C2D69B" w:themeColor="accent3" w:themeTint="99"/>
-          <w:sz w:val="28"/>
-          <w:szCs w:val="28"/>
-        </w:rPr>
-        <w:t>a+b</w:t>
-      </w:r>
-      <w:proofErr w:type="spellEnd"/>
-      <w:r>
-        <w:rPr>
-          <w:b/>
-          <w:color w:val="C2D69B" w:themeColor="accent3" w:themeTint="99"/>
-          <w:sz w:val="28"/>
-          <w:szCs w:val="28"/>
-        </w:rPr>
-        <w:t xml:space="preserve">, </w:t>
-      </w:r>
-      <w:proofErr w:type="spellStart"/>
-      <w:r>
-        <w:rPr>
-          <w:b/>
-          <w:color w:val="C2D69B" w:themeColor="accent3" w:themeTint="99"/>
-          <w:sz w:val="28"/>
-          <w:szCs w:val="28"/>
-        </w:rPr>
-        <w:t>c+d</w:t>
-      </w:r>
-      <w:proofErr w:type="spellEnd"/>
-    </w:p>
-    <w:p>
-      <w:pPr>
-        <w:rPr>
-          <w:color w:val="94C460"/>
-          <w:sz w:val="28"/>
-          <w:szCs w:val="28"/>
-        </w:rPr>
-      </w:pPr>
-    </w:p>
-    <w:p>
-      <w:pPr>
-        <w:tabs>
-          <w:tab w:val="left" w:pos="709"/>
-          <w:tab w:val="left" w:pos="1440"/>
-        </w:tabs>
-        <w:jc w:val="both"/>
-        <w:rPr>
-          <w:color w:val="C2D69B" w:themeColor="accent3" w:themeTint="99"/>
-          <w:sz w:val="28"/>
-          <w:szCs w:val="28"/>
-          <w:lang w:eastAsia="en-US"/>
-        </w:rPr>
-      </w:pPr>
-      <w:r>
-        <w:rPr>
-          <w:color w:val="94C460"/>
-          <w:sz w:val="28"/>
-          <w:szCs w:val="28"/>
-        </w:rPr>
-        <w:t>4.</w:t>
-      </w:r>
-      <w:r>
-        <w:rPr>
-          <w:color w:val="94C460"/>
-          <w:sz w:val="28"/>
-          <w:szCs w:val="28"/>
-          <w:lang w:eastAsia="en-US"/>
-        </w:rPr>
-        <w:t xml:space="preserve"> </w:t>
-      </w:r>
-      <w:r>
-        <w:rPr>
-          <w:color w:val="C2D69B" w:themeColor="accent3" w:themeTint="99"/>
-          <w:sz w:val="28"/>
-          <w:szCs w:val="28"/>
-          <w:lang w:eastAsia="en-US"/>
-        </w:rPr>
-        <w:t xml:space="preserve">Создайте массив </w:t>
-      </w:r>
-      <w:proofErr w:type="spellStart"/>
-      <w:r>
-        <w:rPr>
-          <w:color w:val="C2D69B" w:themeColor="accent3" w:themeTint="99"/>
-          <w:sz w:val="28"/>
-          <w:szCs w:val="28"/>
-          <w:lang w:eastAsia="en-US"/>
-        </w:rPr>
-        <w:t>arr</w:t>
-      </w:r>
-      <w:proofErr w:type="spellEnd"/>
-      <w:r>
-        <w:rPr>
-          <w:color w:val="C2D69B" w:themeColor="accent3" w:themeTint="99"/>
-          <w:sz w:val="28"/>
-          <w:szCs w:val="28"/>
-          <w:lang w:eastAsia="en-US"/>
-        </w:rPr>
-        <w:t xml:space="preserve"> = ['a', 'b', 'c', 'd'] и с его помощью выведите на экран строку '</w:t>
-      </w:r>
-      <w:proofErr w:type="spellStart"/>
-      <w:r>
-        <w:rPr>
-          <w:color w:val="C2D69B" w:themeColor="accent3" w:themeTint="99"/>
-          <w:sz w:val="28"/>
-          <w:szCs w:val="28"/>
-          <w:lang w:eastAsia="en-US"/>
-        </w:rPr>
-        <w:t>a+b</w:t>
-      </w:r>
-      <w:proofErr w:type="spellEnd"/>
-      <w:r>
-        <w:rPr>
-          <w:color w:val="C2D69B" w:themeColor="accent3" w:themeTint="99"/>
-          <w:sz w:val="28"/>
-          <w:szCs w:val="28"/>
-          <w:lang w:eastAsia="en-US"/>
-        </w:rPr>
-        <w:t xml:space="preserve">, </w:t>
-      </w:r>
-      <w:proofErr w:type="spellStart"/>
-      <w:r>
-        <w:rPr>
-          <w:color w:val="C2D69B" w:themeColor="accent3" w:themeTint="99"/>
-          <w:sz w:val="28"/>
-          <w:szCs w:val="28"/>
-          <w:lang w:eastAsia="en-US"/>
-        </w:rPr>
-        <w:t>c+d</w:t>
-      </w:r>
-      <w:proofErr w:type="spellEnd"/>
-    </w:p>
-    <w:p>
-      <w:pPr>
-        <w:tabs>
-          <w:tab w:val="left" w:pos="709"/>
-          <w:tab w:val="left" w:pos="1440"/>
-        </w:tabs>
-        <w:jc w:val="both"/>
-        <w:rPr>
-          <w:color w:val="C2D69B" w:themeColor="accent3" w:themeTint="99"/>
-          <w:sz w:val="28"/>
-          <w:szCs w:val="28"/>
-          <w:lang w:eastAsia="en-US"/>
-        </w:rPr>
-      </w:pPr>
-    </w:p>
-    <w:p>
-      <w:pPr>
-        <w:rPr>
-          <w:color w:val="94C460"/>
-          <w:sz w:val="28"/>
-          <w:szCs w:val="28"/>
-        </w:rPr>
-      </w:pPr>
-    </w:p>
-    <w:p>
-      <w:pPr>
-        <w:rPr>
-          <w:color w:val="94C460"/>
-          <w:sz w:val="28"/>
-          <w:szCs w:val="28"/>
-          <w:lang w:eastAsia="en-US"/>
-        </w:rPr>
-      </w:pPr>
-      <w:r>
-        <w:rPr>
-          <w:color w:val="94C460"/>
-          <w:sz w:val="28"/>
-          <w:szCs w:val="28"/>
-        </w:rPr>
-        <w:t>5.</w:t>
-      </w:r>
-      <w:r>
-        <w:rPr>
-          <w:color w:val="94C460"/>
-          <w:sz w:val="28"/>
-          <w:szCs w:val="28"/>
-          <w:lang w:eastAsia="en-US"/>
-        </w:rPr>
-        <w:t xml:space="preserve"> </w:t>
-      </w:r>
-    </w:p>
-    <w:p>
-      <w:pPr>
-        <w:rPr>
-          <w:color w:val="94C460"/>
-          <w:sz w:val="28"/>
-          <w:szCs w:val="28"/>
-          <w:lang w:eastAsia="en-US"/>
-        </w:rPr>
-      </w:pPr>
-    </w:p>
-    <w:p>
-      <w:pPr>
-        <w:rPr>
-          <w:color w:val="94C460"/>
-          <w:sz w:val="28"/>
-          <w:szCs w:val="28"/>
-          <w:lang w:eastAsia="en-US"/>
-        </w:rPr>
-      </w:pPr>
-    </w:p>
-    <w:p>
-      <w:pPr>
-        <w:rPr>
-          <w:color w:val="94C460"/>
-          <w:sz w:val="28"/>
-          <w:szCs w:val="28"/>
-        </w:rPr>
-      </w:pPr>
-    </w:p>
-    <w:p>
-      <w:pPr>
-        <w:tabs>
-          <w:tab w:val="left" w:pos="709"/>
-          <w:tab w:val="left" w:pos="1440"/>
-        </w:tabs>
-        <w:jc w:val="both"/>
-        <w:rPr>
-          <w:color w:val="94C460"/>
-          <w:sz w:val="28"/>
-          <w:szCs w:val="28"/>
-        </w:rPr>
-      </w:pPr>
-      <w:r>
-        <w:rPr>
-          <w:color w:val="94C460"/>
-          <w:sz w:val="28"/>
-          <w:szCs w:val="28"/>
-        </w:rPr>
-        <w:t>6.</w:t>
-      </w:r>
-      <w:r>
-        <w:rPr>
-          <w:color w:val="94C460"/>
-          <w:sz w:val="28"/>
-          <w:szCs w:val="28"/>
-          <w:lang w:eastAsia="en-US"/>
-        </w:rPr>
-        <w:t xml:space="preserve"> </w:t>
-      </w:r>
-    </w:p>
-    <w:p>
-      <w:pPr>
-        <w:tabs>
-          <w:tab w:val="left" w:pos="709"/>
-          <w:tab w:val="left" w:pos="1440"/>
-        </w:tabs>
-        <w:jc w:val="both"/>
-        <w:rPr>
-          <w:color w:val="94C460"/>
-          <w:sz w:val="28"/>
-          <w:szCs w:val="28"/>
-        </w:rPr>
-      </w:pPr>
-    </w:p>
-    <w:p>
-      <w:pPr>
-        <w:tabs>
-          <w:tab w:val="left" w:pos="709"/>
-          <w:tab w:val="left" w:pos="1440"/>
-        </w:tabs>
-        <w:jc w:val="both"/>
-        <w:rPr>
-          <w:color w:val="94C460"/>
-          <w:sz w:val="28"/>
-          <w:szCs w:val="28"/>
-        </w:rPr>
-      </w:pPr>
-    </w:p>
-    <w:p>
-      <w:pPr>
-        <w:rPr>
-          <w:color w:val="94C460"/>
-          <w:sz w:val="28"/>
-          <w:szCs w:val="28"/>
-        </w:rPr>
-      </w:pPr>
-    </w:p>
-    <w:p>
-      <w:pPr>
-        <w:tabs>
-          <w:tab w:val="left" w:pos="709"/>
-          <w:tab w:val="left" w:pos="1440"/>
-        </w:tabs>
-        <w:jc w:val="both"/>
-        <w:rPr>
-          <w:color w:val="94C460"/>
-          <w:sz w:val="28"/>
-          <w:szCs w:val="28"/>
-        </w:rPr>
-      </w:pPr>
-      <w:r>
-        <w:rPr>
-          <w:color w:val="94C460"/>
-          <w:sz w:val="28"/>
-          <w:szCs w:val="28"/>
-        </w:rPr>
-        <w:t>7.</w:t>
-      </w:r>
-      <w:r>
-        <w:rPr>
-          <w:color w:val="94C460"/>
-          <w:sz w:val="28"/>
-          <w:szCs w:val="28"/>
-          <w:lang w:eastAsia="en-US"/>
-        </w:rPr>
-        <w:t xml:space="preserve"> </w:t>
-      </w:r>
-    </w:p>
-    <w:p>
-      <w:pPr>
-        <w:tabs>
-          <w:tab w:val="left" w:pos="709"/>
-          <w:tab w:val="left" w:pos="1440"/>
-        </w:tabs>
-        <w:jc w:val="both"/>
-        <w:rPr>
-          <w:color w:val="94C460"/>
-          <w:sz w:val="28"/>
-          <w:szCs w:val="28"/>
-        </w:rPr>
-      </w:pPr>
-    </w:p>
-    <w:p>
-      <w:pPr>
-        <w:rPr>
-          <w:color w:val="94C460"/>
-          <w:sz w:val="28"/>
-          <w:szCs w:val="28"/>
-        </w:rPr>
-      </w:pPr>
-    </w:p>
-    <w:p>
-      <w:pPr>
-        <w:rPr>
-          <w:color w:val="94C460"/>
-          <w:sz w:val="28"/>
-          <w:szCs w:val="28"/>
-          <w:lang w:eastAsia="en-US"/>
-        </w:rPr>
-      </w:pPr>
-      <w:r>
-        <w:rPr>
-          <w:color w:val="94C460"/>
-          <w:sz w:val="28"/>
-          <w:szCs w:val="28"/>
-        </w:rPr>
-        <w:t>8.</w:t>
-      </w:r>
-      <w:r>
-        <w:rPr>
-          <w:color w:val="94C460"/>
-          <w:sz w:val="28"/>
-          <w:szCs w:val="28"/>
-          <w:lang w:eastAsia="en-US"/>
-        </w:rPr>
-        <w:t xml:space="preserve"> </w:t>
-      </w:r>
-    </w:p>
-    <w:p>
-      <w:pPr>
-        <w:jc w:val="center"/>
+        </w:rPr>
+      </w:pPr>
+    </w:p>
+    <w:p>
+      <w:pPr>
+        <w:rPr>
+          <w:color w:val="94C460"/>
+          <w:sz w:val="32"/>
+          <w:szCs w:val="32"/>
+        </w:rPr>
+      </w:pPr>
+    </w:p>
+    <w:p>
+      <w:pPr>
+        <w:rPr>
+          <w:color w:val="94C460"/>
+          <w:sz w:val="28"/>
+          <w:szCs w:val="28"/>
+        </w:rPr>
+      </w:pPr>
+    </w:p>
+    <w:p>
+      <w:pPr>
+        <w:rPr>
+          <w:color w:val="94C460"/>
+          <w:sz w:val="28"/>
+          <w:szCs w:val="28"/>
+        </w:rPr>
+      </w:pPr>
+    </w:p>
+    <w:p>
+      <w:pPr>
+        <w:rPr>
+          <w:color w:val="94C460"/>
+          <w:sz w:val="28"/>
+          <w:szCs w:val="28"/>
+        </w:rPr>
+      </w:pPr>
+    </w:p>
+    <w:p>
+      <w:pPr>
+        <w:rPr>
+          <w:color w:val="94C460"/>
+          <w:sz w:val="28"/>
+          <w:szCs w:val="28"/>
+        </w:rPr>
+      </w:pPr>
+    </w:p>
+    <w:p>
+      <w:pPr>
+        <w:rPr>
+          <w:color w:val="94C460"/>
+          <w:sz w:val="28"/>
+          <w:szCs w:val="28"/>
+        </w:rPr>
+      </w:pPr>
+    </w:p>
+    <w:p>
+      <w:pPr>
         <w:rPr>
           <w:b/>
           <w:bCs/>
           <w:color w:val="94C460"/>
-          <w:sz w:val="32"/>
-          <w:szCs w:val="32"/>
-        </w:rPr>
-      </w:pPr>
-    </w:p>
-    <w:p>
-      <w:pPr>
-        <w:tabs>
-          <w:tab w:val="left" w:pos="709"/>
-          <w:tab w:val="left" w:pos="1440"/>
-        </w:tabs>
-        <w:jc w:val="both"/>
-        <w:rPr>
-          <w:color w:val="94C460"/>
-          <w:sz w:val="28"/>
-          <w:szCs w:val="28"/>
-          <w:lang w:eastAsia="en-US"/>
-        </w:rPr>
-      </w:pPr>
-      <w:r>
-        <w:rPr>
-          <w:color w:val="94C460"/>
-          <w:sz w:val="28"/>
-          <w:szCs w:val="28"/>
-        </w:rPr>
-        <w:t>9.</w:t>
-      </w:r>
-    </w:p>
-    <w:p>
-      <w:pPr>
-        <w:tabs>
-          <w:tab w:val="left" w:pos="709"/>
-          <w:tab w:val="left" w:pos="1440"/>
-        </w:tabs>
-        <w:jc w:val="both"/>
-        <w:rPr>
-          <w:color w:val="94C460"/>
-          <w:sz w:val="28"/>
-          <w:szCs w:val="28"/>
-        </w:rPr>
-      </w:pPr>
-    </w:p>
-    <w:p>
-      <w:pPr>
-        <w:rPr>
-          <w:color w:val="94C460"/>
-          <w:sz w:val="28"/>
-          <w:szCs w:val="28"/>
-          <w:lang w:eastAsia="en-US"/>
-        </w:rPr>
-      </w:pPr>
-      <w:r>
-        <w:rPr>
-          <w:color w:val="94C460"/>
-          <w:sz w:val="28"/>
-          <w:szCs w:val="28"/>
-        </w:rPr>
-        <w:t>10.</w:t>
-      </w:r>
-      <w:r>
-        <w:rPr>
-          <w:color w:val="94C460"/>
-          <w:sz w:val="28"/>
-          <w:szCs w:val="28"/>
-          <w:lang w:eastAsia="en-US"/>
-        </w:rPr>
-        <w:t xml:space="preserve"> </w:t>
-      </w:r>
-    </w:p>
-    <w:p>
-      <w:pPr>
-        <w:rPr>
-          <w:color w:val="94C460"/>
-          <w:sz w:val="28"/>
-          <w:szCs w:val="28"/>
-        </w:rPr>
-      </w:pPr>
-    </w:p>
-    <w:p>
-      <w:pPr>
-        <w:tabs>
-          <w:tab w:val="left" w:pos="709"/>
-          <w:tab w:val="left" w:pos="1440"/>
-        </w:tabs>
-        <w:jc w:val="both"/>
-        <w:rPr>
-          <w:color w:val="94C460"/>
-          <w:sz w:val="28"/>
-          <w:szCs w:val="28"/>
-        </w:rPr>
-      </w:pPr>
-      <w:r>
-        <w:rPr>
-          <w:color w:val="94C460"/>
-          <w:sz w:val="28"/>
-          <w:szCs w:val="28"/>
-          <w:lang w:eastAsia="en-US"/>
-        </w:rPr>
-        <w:t>1</w:t>
-      </w:r>
-      <w:r>
-        <w:rPr>
-          <w:color w:val="94C460"/>
-          <w:sz w:val="28"/>
-          <w:szCs w:val="28"/>
-          <w:lang w:eastAsia="en-US"/>
-        </w:rPr>
-        <w:t>1.</w:t>
-      </w:r>
-      <w:r>
-        <w:rPr>
-          <w:color w:val="94C460"/>
-          <w:sz w:val="28"/>
-          <w:szCs w:val="28"/>
-          <w:lang w:eastAsia="en-US"/>
-        </w:rPr>
-        <w:t xml:space="preserve"> </w:t>
-      </w:r>
-    </w:p>
-    <w:p>
-      <w:pPr>
-        <w:keepNext/>
-        <w:keepLines/>
-        <w:spacing w:before="225" w:after="150"/>
-        <w:rPr>
-          <w:color w:val="94C460"/>
-          <w:sz w:val="28"/>
-          <w:szCs w:val="28"/>
-          <w:lang w:eastAsia="en-US"/>
-        </w:rPr>
-      </w:pPr>
-      <w:r>
-        <w:rPr>
-          <w:color w:val="94C460"/>
-          <w:sz w:val="28"/>
-          <w:szCs w:val="28"/>
-          <w:lang w:eastAsia="en-US"/>
-        </w:rPr>
-        <w:lastRenderedPageBreak/>
-        <w:t>12.</w:t>
-      </w:r>
-      <w:r>
-        <w:rPr>
-          <w:color w:val="94C460"/>
-          <w:sz w:val="28"/>
-          <w:szCs w:val="28"/>
-          <w:lang w:eastAsia="en-US"/>
-        </w:rPr>
-        <w:t xml:space="preserve"> </w:t>
-      </w:r>
-    </w:p>
-    <w:p>
-      <w:pPr>
-        <w:tabs>
-          <w:tab w:val="left" w:pos="709"/>
-          <w:tab w:val="left" w:pos="1440"/>
-        </w:tabs>
-        <w:jc w:val="both"/>
-        <w:rPr>
-          <w:color w:val="94C460"/>
-          <w:sz w:val="28"/>
-          <w:szCs w:val="28"/>
-        </w:rPr>
-      </w:pPr>
-      <w:r>
-        <w:rPr>
-          <w:color w:val="94C460"/>
-          <w:sz w:val="28"/>
-          <w:szCs w:val="28"/>
-          <w:lang w:eastAsia="en-US"/>
-        </w:rPr>
-        <w:t>13.</w:t>
-      </w:r>
-      <w:r>
-        <w:rPr>
-          <w:color w:val="94C460"/>
-          <w:sz w:val="28"/>
-          <w:szCs w:val="28"/>
-          <w:lang w:eastAsia="en-US"/>
-        </w:rPr>
-        <w:t xml:space="preserve"> </w:t>
-      </w:r>
-    </w:p>
-    <w:p>
-      <w:pPr>
-        <w:keepNext/>
-        <w:keepLines/>
-        <w:spacing w:before="225" w:after="150"/>
+          <w:sz w:val="28"/>
+          <w:szCs w:val="28"/>
+        </w:rPr>
+      </w:pPr>
+    </w:p>
+    <w:p>
+      <w:pPr>
+        <w:rPr>
+          <w:color w:val="94C460"/>
+          <w:sz w:val="28"/>
+          <w:szCs w:val="28"/>
+        </w:rPr>
+      </w:pPr>
+    </w:p>
+    <w:p>
+      <w:pPr>
+        <w:rPr>
+          <w:color w:val="94C460"/>
+          <w:sz w:val="28"/>
+          <w:szCs w:val="28"/>
+        </w:rPr>
+      </w:pPr>
+    </w:p>
+    <w:p>
+      <w:pPr>
+        <w:jc w:val="center"/>
         <w:rPr>
           <w:b/>
           <w:bCs/>
           <w:color w:val="94C460"/>
-          <w:sz w:val="32"/>
-          <w:szCs w:val="32"/>
-          <w:lang w:eastAsia="en-US"/>
-        </w:rPr>
-      </w:pPr>
-      <w:r>
-        <w:rPr>
-          <w:color w:val="94C460"/>
-          <w:sz w:val="28"/>
-          <w:szCs w:val="28"/>
-          <w:lang w:eastAsia="en-US"/>
-        </w:rPr>
-        <w:t>14.</w:t>
-      </w:r>
-      <w:r>
-        <w:rPr>
-          <w:color w:val="94C460"/>
-          <w:sz w:val="28"/>
-          <w:szCs w:val="28"/>
-          <w:lang w:eastAsia="en-US"/>
-        </w:rPr>
-        <w:t xml:space="preserve"> </w:t>
-      </w:r>
-    </w:p>
-    <w:p>
-      <w:pPr>
-        <w:keepNext/>
-        <w:keepLines/>
-        <w:spacing w:before="225" w:after="150"/>
-        <w:rPr>
-          <w:b/>
-          <w:bCs/>
-          <w:color w:val="94C460"/>
-          <w:sz w:val="28"/>
-          <w:szCs w:val="28"/>
-          <w:lang w:eastAsia="en-US"/>
-        </w:rPr>
-      </w:pPr>
-      <w:r>
-        <w:rPr>
-          <w:color w:val="94C460"/>
-          <w:sz w:val="28"/>
-          <w:szCs w:val="28"/>
-          <w:lang w:eastAsia="en-US"/>
-        </w:rPr>
-        <w:t>15</w:t>
-      </w:r>
-      <w:r>
-        <w:rPr>
-          <w:b/>
-          <w:bCs/>
-          <w:color w:val="94C460"/>
-          <w:sz w:val="32"/>
-          <w:szCs w:val="32"/>
-          <w:lang w:eastAsia="en-US"/>
-        </w:rPr>
-        <w:t>.</w:t>
-      </w:r>
-      <w:r>
-        <w:rPr>
-          <w:color w:val="94C460"/>
-          <w:sz w:val="28"/>
-          <w:szCs w:val="28"/>
-          <w:lang w:eastAsia="en-US"/>
-        </w:rPr>
-        <w:t xml:space="preserve"> </w:t>
-      </w:r>
-    </w:p>
-    <w:p>
-      <w:pPr>
-        <w:tabs>
-          <w:tab w:val="left" w:pos="709"/>
-          <w:tab w:val="left" w:pos="1440"/>
-        </w:tabs>
-        <w:jc w:val="both"/>
-        <w:rPr>
-          <w:color w:val="94C460"/>
-          <w:sz w:val="28"/>
-          <w:szCs w:val="28"/>
-          <w:lang w:eastAsia="en-US"/>
-        </w:rPr>
-      </w:pPr>
-      <w:r>
-        <w:rPr>
-          <w:color w:val="94C460"/>
-          <w:sz w:val="28"/>
-          <w:szCs w:val="28"/>
-          <w:lang w:eastAsia="en-US"/>
-        </w:rPr>
-        <w:t>16.</w:t>
-      </w:r>
-      <w:r>
-        <w:rPr>
-          <w:color w:val="94C460"/>
-          <w:sz w:val="28"/>
-          <w:szCs w:val="28"/>
-          <w:lang w:eastAsia="en-US"/>
-        </w:rPr>
-        <w:t xml:space="preserve"> </w:t>
-      </w:r>
-    </w:p>
-    <w:p>
-      <w:pPr>
-        <w:tabs>
-          <w:tab w:val="left" w:pos="709"/>
-          <w:tab w:val="left" w:pos="1440"/>
-        </w:tabs>
-        <w:jc w:val="both"/>
-        <w:rPr>
-          <w:color w:val="94C460"/>
-          <w:sz w:val="28"/>
-          <w:szCs w:val="28"/>
-        </w:rPr>
-      </w:pPr>
-    </w:p>
-    <w:p>
-      <w:pPr>
-        <w:jc w:val="center"/>
-        <w:rPr>
-          <w:b/>
-          <w:bCs/>
-          <w:color w:val="94C460"/>
-          <w:sz w:val="32"/>
-          <w:szCs w:val="32"/>
-          <w:lang w:eastAsia="en-US"/>
-        </w:rPr>
-      </w:pPr>
-      <w:r>
-        <w:rPr>
-          <w:b/>
-          <w:bCs/>
-          <w:color w:val="94C460"/>
-          <w:sz w:val="32"/>
-          <w:szCs w:val="32"/>
-          <w:lang w:eastAsia="en-US"/>
-        </w:rPr>
-        <w:t>Контрольные вопросы</w:t>
-      </w:r>
-    </w:p>
-    <w:p>
-      <w:pPr>
-        <w:jc w:val="center"/>
-        <w:rPr>
-          <w:b/>
-          <w:bCs/>
-          <w:color w:val="94C460"/>
-          <w:sz w:val="32"/>
-          <w:szCs w:val="32"/>
-        </w:rPr>
-      </w:pPr>
-    </w:p>
-    <w:p>
-      <w:pPr>
-        <w:rPr>
-          <w:sz w:val="28"/>
-          <w:szCs w:val="28"/>
-          <w:lang w:eastAsia="en-US"/>
-        </w:rPr>
-      </w:pPr>
-      <w:r>
-        <w:rPr>
-          <w:color w:val="94C460"/>
-          <w:sz w:val="28"/>
-          <w:szCs w:val="28"/>
-          <w:lang w:eastAsia="en-US"/>
-        </w:rPr>
-        <w:t>1.</w:t>
-      </w:r>
-      <w:r>
-        <w:rPr>
-          <w:color w:val="94C460"/>
-          <w:sz w:val="32"/>
-          <w:szCs w:val="32"/>
-        </w:rPr>
-        <w:t xml:space="preserve"> </w:t>
-      </w:r>
-      <w:r>
-        <w:rPr>
-          <w:sz w:val="28"/>
-          <w:szCs w:val="28"/>
-          <w:lang w:eastAsia="en-US"/>
-        </w:rPr>
-        <w:t>Какие существуют операторы циклов</w:t>
-      </w:r>
-      <w:r>
-        <w:rPr>
-          <w:sz w:val="28"/>
-          <w:szCs w:val="28"/>
-          <w:lang w:eastAsia="en-US"/>
-        </w:rPr>
-        <w:t>?</w:t>
-      </w:r>
-    </w:p>
-    <w:p>
-      <w:pPr>
-        <w:rPr>
-          <w:color w:val="94C460"/>
-          <w:sz w:val="32"/>
-          <w:szCs w:val="32"/>
-        </w:rPr>
-      </w:pPr>
-      <w:r>
-        <w:rPr>
-          <w:color w:val="94C460"/>
-          <w:sz w:val="32"/>
-          <w:szCs w:val="32"/>
-        </w:rPr>
-        <w:t>-</w:t>
-      </w:r>
-    </w:p>
-    <w:p>
-      <w:pPr>
-        <w:tabs>
-          <w:tab w:val="left" w:pos="360"/>
-          <w:tab w:val="left" w:pos="1440"/>
-        </w:tabs>
-        <w:spacing w:line="256" w:lineRule="auto"/>
-        <w:rPr>
-          <w:color w:val="94C460"/>
-          <w:sz w:val="28"/>
-          <w:szCs w:val="28"/>
-          <w:lang w:eastAsia="en-US"/>
-        </w:rPr>
-      </w:pPr>
-      <w:r>
-        <w:rPr>
-          <w:color w:val="94C460"/>
-          <w:sz w:val="28"/>
-          <w:szCs w:val="28"/>
-          <w:lang w:eastAsia="en-US"/>
-        </w:rPr>
-        <w:t>2.</w:t>
-      </w:r>
-      <w:r>
-        <w:rPr>
-          <w:sz w:val="28"/>
-          <w:szCs w:val="28"/>
-          <w:lang w:eastAsia="en-US"/>
-        </w:rPr>
-        <w:t xml:space="preserve"> Назовите разницу между операторами </w:t>
-      </w:r>
-      <w:r>
-        <w:rPr>
-          <w:b/>
-          <w:bCs/>
-          <w:sz w:val="28"/>
-          <w:szCs w:val="28"/>
-          <w:lang w:val="en-US" w:eastAsia="en-US"/>
-        </w:rPr>
-        <w:t>while</w:t>
-      </w:r>
-      <w:r>
-        <w:rPr>
-          <w:sz w:val="28"/>
-          <w:szCs w:val="28"/>
-          <w:lang w:eastAsia="en-US"/>
-        </w:rPr>
-        <w:t xml:space="preserve"> и </w:t>
-      </w:r>
-      <w:r>
-        <w:rPr>
-          <w:b/>
-          <w:bCs/>
-          <w:sz w:val="28"/>
-          <w:szCs w:val="28"/>
-          <w:lang w:val="en-US" w:eastAsia="en-US"/>
-        </w:rPr>
-        <w:t>do</w:t>
-      </w:r>
-      <w:r>
-        <w:rPr>
-          <w:b/>
-          <w:bCs/>
-          <w:sz w:val="28"/>
-          <w:szCs w:val="28"/>
-          <w:lang w:eastAsia="en-US"/>
-        </w:rPr>
-        <w:t xml:space="preserve"> </w:t>
-      </w:r>
-      <w:r>
-        <w:rPr>
-          <w:b/>
-          <w:bCs/>
-          <w:sz w:val="28"/>
-          <w:szCs w:val="28"/>
-          <w:lang w:val="en-US" w:eastAsia="en-US"/>
-        </w:rPr>
-        <w:t>while</w:t>
-      </w:r>
-      <w:r>
-        <w:rPr>
-          <w:sz w:val="28"/>
-          <w:szCs w:val="28"/>
-          <w:lang w:eastAsia="en-US"/>
-        </w:rPr>
-        <w:t>?</w:t>
-      </w:r>
-    </w:p>
-    <w:p>
-      <w:pPr>
-        <w:tabs>
-          <w:tab w:val="left" w:pos="360"/>
-          <w:tab w:val="left" w:pos="1440"/>
-        </w:tabs>
-        <w:spacing w:line="256" w:lineRule="auto"/>
-        <w:rPr>
-          <w:color w:val="94C460"/>
-          <w:sz w:val="28"/>
-          <w:szCs w:val="28"/>
-        </w:rPr>
-      </w:pPr>
-      <w:r>
-        <w:rPr>
-          <w:color w:val="94C460"/>
-          <w:sz w:val="28"/>
-          <w:szCs w:val="28"/>
-        </w:rPr>
-        <w:t>-</w:t>
-      </w:r>
-      <w:r>
-        <w:rPr>
-          <w:color w:val="94C460"/>
-          <w:sz w:val="28"/>
-          <w:szCs w:val="28"/>
-        </w:rPr>
-        <w:t xml:space="preserve"> </w:t>
-      </w:r>
-    </w:p>
-    <w:p>
-      <w:pPr>
-        <w:tabs>
-          <w:tab w:val="left" w:pos="360"/>
-          <w:tab w:val="left" w:pos="1440"/>
-        </w:tabs>
-        <w:spacing w:line="256" w:lineRule="auto"/>
-        <w:rPr>
-          <w:sz w:val="28"/>
-          <w:szCs w:val="28"/>
-        </w:rPr>
-      </w:pPr>
-      <w:r>
-        <w:rPr>
-          <w:color w:val="94C460"/>
-          <w:sz w:val="28"/>
-          <w:szCs w:val="28"/>
-          <w:lang w:eastAsia="en-US"/>
-        </w:rPr>
-        <w:t>3.</w:t>
-      </w:r>
-      <w:r>
-        <w:rPr>
-          <w:sz w:val="28"/>
-          <w:szCs w:val="28"/>
-          <w:lang w:eastAsia="en-US"/>
-        </w:rPr>
-        <w:t xml:space="preserve"> Для чего нужен оператор </w:t>
-      </w:r>
-      <w:r>
-        <w:rPr>
-          <w:b/>
-          <w:bCs/>
-          <w:sz w:val="28"/>
-          <w:szCs w:val="28"/>
-          <w:lang w:val="en-US" w:eastAsia="en-US"/>
-        </w:rPr>
-        <w:t>break</w:t>
-      </w:r>
-      <w:r>
-        <w:rPr>
-          <w:sz w:val="28"/>
-          <w:szCs w:val="28"/>
-          <w:lang w:eastAsia="en-US"/>
-        </w:rPr>
-        <w:t>?</w:t>
-      </w:r>
-    </w:p>
-    <w:p>
-      <w:pPr>
-        <w:tabs>
-          <w:tab w:val="left" w:pos="360"/>
-          <w:tab w:val="left" w:pos="1440"/>
-        </w:tabs>
-        <w:spacing w:line="256" w:lineRule="auto"/>
-        <w:rPr>
-          <w:color w:val="94C460"/>
-          <w:sz w:val="28"/>
-          <w:szCs w:val="28"/>
-        </w:rPr>
-      </w:pPr>
-      <w:r>
-        <w:rPr>
-          <w:color w:val="94C460"/>
-          <w:sz w:val="28"/>
-          <w:szCs w:val="28"/>
-        </w:rPr>
-        <w:t>-</w:t>
-      </w:r>
-      <w:r>
-        <w:rPr>
-          <w:color w:val="94C460"/>
-          <w:sz w:val="28"/>
-          <w:szCs w:val="28"/>
-        </w:rPr>
-        <w:t xml:space="preserve"> </w:t>
-      </w:r>
-    </w:p>
-    <w:p>
-      <w:pPr>
-        <w:tabs>
-          <w:tab w:val="left" w:pos="360"/>
-          <w:tab w:val="left" w:pos="1440"/>
-        </w:tabs>
-        <w:spacing w:line="256" w:lineRule="auto"/>
-        <w:rPr>
-          <w:color w:val="94C460"/>
-          <w:sz w:val="28"/>
-          <w:szCs w:val="28"/>
-          <w:lang w:eastAsia="en-US"/>
-        </w:rPr>
-      </w:pPr>
-      <w:r>
-        <w:rPr>
-          <w:color w:val="94C460"/>
-          <w:sz w:val="28"/>
-          <w:szCs w:val="28"/>
-          <w:lang w:eastAsia="en-US"/>
-        </w:rPr>
-        <w:t>4.</w:t>
-      </w:r>
-      <w:r>
-        <w:rPr>
-          <w:sz w:val="28"/>
-          <w:szCs w:val="28"/>
-          <w:lang w:eastAsia="en-US"/>
-        </w:rPr>
-        <w:t xml:space="preserve"> Как можно применять оператор </w:t>
-      </w:r>
-      <w:r>
-        <w:rPr>
-          <w:b/>
-          <w:bCs/>
-          <w:sz w:val="28"/>
-          <w:szCs w:val="28"/>
-          <w:lang w:val="en-US" w:eastAsia="en-US"/>
-        </w:rPr>
-        <w:t>continue</w:t>
-      </w:r>
-      <w:r>
-        <w:rPr>
-          <w:b/>
-          <w:bCs/>
-          <w:sz w:val="28"/>
-          <w:szCs w:val="28"/>
-          <w:lang w:eastAsia="en-US"/>
-        </w:rPr>
-        <w:t>?</w:t>
-      </w:r>
-    </w:p>
-    <w:p>
-      <w:pPr>
-        <w:tabs>
-          <w:tab w:val="left" w:pos="360"/>
-          <w:tab w:val="left" w:pos="1440"/>
-        </w:tabs>
-        <w:spacing w:line="256" w:lineRule="auto"/>
-        <w:rPr>
-          <w:color w:val="94C460"/>
-          <w:sz w:val="28"/>
-          <w:szCs w:val="28"/>
-        </w:rPr>
-      </w:pPr>
-      <w:r>
-        <w:rPr>
-          <w:color w:val="94C460"/>
-          <w:sz w:val="28"/>
-          <w:szCs w:val="28"/>
-          <w:lang w:eastAsia="en-US"/>
-        </w:rPr>
-        <w:t>-</w:t>
-      </w:r>
-    </w:p>
-    <w:p>
-      <w:pPr>
-        <w:rPr>
-          <w:color w:val="94C460"/>
-          <w:sz w:val="32"/>
-          <w:szCs w:val="32"/>
-        </w:rPr>
-      </w:pPr>
-    </w:p>
-    <w:p>
-      <w:pPr>
-        <w:rPr>
-          <w:color w:val="94C460"/>
-          <w:sz w:val="28"/>
-          <w:szCs w:val="28"/>
-        </w:rPr>
-      </w:pPr>
-    </w:p>
-    <w:p>
-      <w:pPr>
-        <w:rPr>
-          <w:color w:val="94C460"/>
-          <w:sz w:val="28"/>
-          <w:szCs w:val="28"/>
-        </w:rPr>
-      </w:pPr>
-    </w:p>
-    <w:p>
-      <w:pPr>
-        <w:rPr>
-          <w:color w:val="94C460"/>
-          <w:sz w:val="28"/>
-          <w:szCs w:val="28"/>
-        </w:rPr>
-      </w:pPr>
-    </w:p>
-    <w:p>
-      <w:pPr>
-        <w:rPr>
-          <w:color w:val="94C460"/>
-          <w:sz w:val="28"/>
-          <w:szCs w:val="28"/>
-        </w:rPr>
-      </w:pPr>
-    </w:p>
-    <w:p>
-      <w:pPr>
-        <w:rPr>
-          <w:color w:val="94C460"/>
-          <w:sz w:val="28"/>
-          <w:szCs w:val="28"/>
-        </w:rPr>
-      </w:pPr>
-    </w:p>
-    <w:p>
-      <w:pPr>
-        <w:rPr>
-          <w:b/>
-          <w:bCs/>
-          <w:color w:val="94C460"/>
-          <w:sz w:val="28"/>
-          <w:szCs w:val="28"/>
-        </w:rPr>
-      </w:pPr>
-    </w:p>
-    <w:p>
-      <w:pPr>
-        <w:rPr>
-          <w:color w:val="94C460"/>
-          <w:sz w:val="28"/>
-          <w:szCs w:val="28"/>
-        </w:rPr>
-      </w:pPr>
-    </w:p>
-    <w:p>
-      <w:pPr>
-        <w:rPr>
-          <w:color w:val="94C460"/>
-          <w:sz w:val="28"/>
-          <w:szCs w:val="28"/>
-        </w:rPr>
-      </w:pPr>
-    </w:p>
-    <w:p>
-      <w:pPr>
-        <w:jc w:val="center"/>
-        <w:rPr>
-          <w:b/>
-          <w:bCs/>
           <w:sz w:val="28"/>
           <w:szCs w:val="28"/>
         </w:rPr>
@@ -2181,7 +3321,7 @@
 </file>
 
 <file path=word/numbering.xml><?xml version="1.0" encoding="utf-8"?>
-<w:numbering xmlns:wpc="http://schemas.microsoft.com/office/word/2010/wordprocessingCanvas" xmlns:cx="http://schemas.microsoft.com/office/drawing/2014/chartex" xmlns:cx1="http://schemas.microsoft.com/office/drawing/2015/9/8/chartex" xmlns:cx2="http://schemas.microsoft.com/office/drawing/2015/10/21/chartex" xmlns:cx3="http://schemas.microsoft.com/office/drawing/2016/5/9/chartex" xmlns:cx4="http://schemas.microsoft.com/office/drawing/2016/5/10/chartex" xmlns:cx5="http://schemas.microsoft.com/office/drawing/2016/5/11/chartex" xmlns:cx6="http://schemas.microsoft.com/office/drawing/2016/5/12/chartex" xmlns:cx7="http://schemas.microsoft.com/office/drawing/2016/5/13/chartex" xmlns:cx8="http://schemas.microsoft.com/office/drawing/2016/5/14/chartex" xmlns:mc="http://schemas.openxmlformats.org/markup-compatibility/2006" xmlns:aink="http://schemas.microsoft.com/office/drawing/2016/ink" xmlns:am3d="http://schemas.microsoft.com/office/drawing/2017/model3d" xmlns:o="urn:schemas-microsoft-com:office:office" xmlns:r="http://schemas.openxmlformats.org/officeDocument/2006/relationships" xmlns:m="http://schemas.openxmlformats.org/officeDocument/2006/math" xmlns:v="urn:schemas-microsoft-com:vml" xmlns:wp14="http://schemas.microsoft.com/office/word/2010/wordprocessingDrawing" xmlns:wp="http://schemas.openxmlformats.org/drawingml/2006/wordprocessingDrawing" xmlns:w10="urn:schemas-microsoft-com:office:word" xmlns:w="http://schemas.openxmlformats.org/wordprocessingml/2006/main" xmlns:w14="http://schemas.microsoft.com/office/word/2010/wordml" xmlns:w15="http://schemas.microsoft.com/office/word/2012/wordml" xmlns:w16cex="http://schemas.microsoft.com/office/word/2018/wordml/cex" xmlns:w16cid="http://schemas.microsoft.com/office/word/2016/wordml/cid" xmlns:w16="http://schemas.microsoft.com/office/word/2018/wordml" xmlns:w16sdtdh="http://schemas.microsoft.com/office/word/2020/wordml/sdtdatahash" xmlns:w16se="http://schemas.microsoft.com/office/word/2015/wordml/symex" xmlns:wpg="http://schemas.microsoft.com/office/word/2010/wordprocessingGroup" xmlns:wpi="http://schemas.microsoft.com/office/word/2010/wordprocessingInk" xmlns:wne="http://schemas.microsoft.com/office/word/2006/wordml" xmlns:wps="http://schemas.microsoft.com/office/word/2010/wordprocessingShape" mc:Ignorable="w14 w15 w16se w16cid w16 w16cex w16sdtdh wp14">
+<w:numbering xmlns:wpc="http://schemas.microsoft.com/office/word/2010/wordprocessingCanvas" xmlns:cx="http://schemas.microsoft.com/office/drawing/2014/chartex" xmlns:cx1="http://schemas.microsoft.com/office/drawing/2015/9/8/chartex" xmlns:cx2="http://schemas.microsoft.com/office/drawing/2015/10/21/chartex" xmlns:cx3="http://schemas.microsoft.com/office/drawing/2016/5/9/chartex" xmlns:cx4="http://schemas.microsoft.com/office/drawing/2016/5/10/chartex" xmlns:cx5="http://schemas.microsoft.com/office/drawing/2016/5/11/chartex" xmlns:cx6="http://schemas.microsoft.com/office/drawing/2016/5/12/chartex" xmlns:cx7="http://schemas.microsoft.com/office/drawing/2016/5/13/chartex" xmlns:cx8="http://schemas.microsoft.com/office/drawing/2016/5/14/chartex" xmlns:mc="http://schemas.openxmlformats.org/markup-compatibility/2006" xmlns:aink="http://schemas.microsoft.com/office/drawing/2016/ink" xmlns:am3d="http://schemas.microsoft.com/office/drawing/2017/model3d" xmlns:o="urn:schemas-microsoft-com:office:office" xmlns:oel="http://schemas.microsoft.com/office/2019/extlst" xmlns:r="http://schemas.openxmlformats.org/officeDocument/2006/relationships" xmlns:m="http://schemas.openxmlformats.org/officeDocument/2006/math" xmlns:v="urn:schemas-microsoft-com:vml" xmlns:wp14="http://schemas.microsoft.com/office/word/2010/wordprocessingDrawing" xmlns:wp="http://schemas.openxmlformats.org/drawingml/2006/wordprocessingDrawing" xmlns:w10="urn:schemas-microsoft-com:office:word" xmlns:w="http://schemas.openxmlformats.org/wordprocessingml/2006/main" xmlns:w14="http://schemas.microsoft.com/office/word/2010/wordml" xmlns:w15="http://schemas.microsoft.com/office/word/2012/wordml" xmlns:w16cex="http://schemas.microsoft.com/office/word/2018/wordml/cex" xmlns:w16cid="http://schemas.microsoft.com/office/word/2016/wordml/cid" xmlns:w16="http://schemas.microsoft.com/office/word/2018/wordml" xmlns:w16du="http://schemas.microsoft.com/office/word/2023/wordml/word16du" xmlns:w16sdtdh="http://schemas.microsoft.com/office/word/2020/wordml/sdtdatahash" xmlns:w16sdtfl="http://schemas.microsoft.com/office/word/2024/wordml/sdtformatlock" xmlns:w16se="http://schemas.microsoft.com/office/word/2015/wordml/symex" xmlns:wpg="http://schemas.microsoft.com/office/word/2010/wordprocessingGroup" xmlns:wpi="http://schemas.microsoft.com/office/word/2010/wordprocessingInk" xmlns:wne="http://schemas.microsoft.com/office/word/2006/wordml" xmlns:wps="http://schemas.microsoft.com/office/word/2010/wordprocessingShape" mc:Ignorable="w14 w15 w16se w16cid w16 w16cex w16sdtdh w16sdtfl w16du wp14">
   <w:abstractNum w:abstractNumId="0" w15:restartNumberingAfterBreak="0">
     <w:nsid w:val="00000002"/>
     <w:multiLevelType w:val="multilevel"/>
@@ -2193,9 +3333,9 @@
       <w:lvlJc w:val="left"/>
       <w:pPr>
         <w:tabs>
-          <w:tab w:val="num" w:pos="709"/>
+          <w:tab w:val="num" w:pos="1058"/>
         </w:tabs>
-        <w:ind w:left="0" w:firstLine="360"/>
+        <w:ind w:left="349" w:firstLine="360"/>
       </w:pPr>
       <w:rPr>
         <w:color w:val="000000"/>
@@ -2208,9 +3348,9 @@
       <w:lvlJc w:val="left"/>
       <w:pPr>
         <w:tabs>
-          <w:tab w:val="num" w:pos="1080"/>
+          <w:tab w:val="num" w:pos="1429"/>
         </w:tabs>
-        <w:ind w:left="1440" w:hanging="360"/>
+        <w:ind w:left="1789" w:hanging="360"/>
       </w:pPr>
       <w:rPr>
         <w:color w:val="000000"/>
@@ -2223,9 +3363,9 @@
       <w:lvlJc w:val="right"/>
       <w:pPr>
         <w:tabs>
-          <w:tab w:val="num" w:pos="1980"/>
+          <w:tab w:val="num" w:pos="2329"/>
         </w:tabs>
-        <w:ind w:left="2160" w:hanging="180"/>
+        <w:ind w:left="2509" w:hanging="180"/>
       </w:pPr>
       <w:rPr>
         <w:color w:val="000000"/>
@@ -2238,9 +3378,9 @@
       <w:lvlJc w:val="left"/>
       <w:pPr>
         <w:tabs>
-          <w:tab w:val="num" w:pos="2520"/>
+          <w:tab w:val="num" w:pos="2869"/>
         </w:tabs>
-        <w:ind w:left="2880" w:hanging="360"/>
+        <w:ind w:left="3229" w:hanging="360"/>
       </w:pPr>
       <w:rPr>
         <w:color w:val="000000"/>
@@ -2253,9 +3393,9 @@
       <w:lvlJc w:val="left"/>
       <w:pPr>
         <w:tabs>
-          <w:tab w:val="num" w:pos="3240"/>
+          <w:tab w:val="num" w:pos="3589"/>
         </w:tabs>
-        <w:ind w:left="3600" w:hanging="360"/>
+        <w:ind w:left="3949" w:hanging="360"/>
       </w:pPr>
       <w:rPr>
         <w:color w:val="000000"/>
@@ -2268,9 +3408,9 @@
       <w:lvlJc w:val="right"/>
       <w:pPr>
         <w:tabs>
-          <w:tab w:val="num" w:pos="4140"/>
+          <w:tab w:val="num" w:pos="4489"/>
         </w:tabs>
-        <w:ind w:left="4320" w:hanging="180"/>
+        <w:ind w:left="4669" w:hanging="180"/>
       </w:pPr>
       <w:rPr>
         <w:color w:val="000000"/>
@@ -2283,9 +3423,9 @@
       <w:lvlJc w:val="left"/>
       <w:pPr>
         <w:tabs>
-          <w:tab w:val="num" w:pos="4680"/>
+          <w:tab w:val="num" w:pos="5029"/>
         </w:tabs>
-        <w:ind w:left="5040" w:hanging="360"/>
+        <w:ind w:left="5389" w:hanging="360"/>
       </w:pPr>
       <w:rPr>
         <w:color w:val="000000"/>
@@ -2298,9 +3438,9 @@
       <w:lvlJc w:val="left"/>
       <w:pPr>
         <w:tabs>
-          <w:tab w:val="num" w:pos="5400"/>
+          <w:tab w:val="num" w:pos="5749"/>
         </w:tabs>
-        <w:ind w:left="5760" w:hanging="360"/>
+        <w:ind w:left="6109" w:hanging="360"/>
       </w:pPr>
       <w:rPr>
         <w:color w:val="000000"/>
@@ -2313,9 +3453,9 @@
       <w:lvlJc w:val="right"/>
       <w:pPr>
         <w:tabs>
-          <w:tab w:val="num" w:pos="6300"/>
+          <w:tab w:val="num" w:pos="6649"/>
         </w:tabs>
-        <w:ind w:left="6480" w:hanging="180"/>
+        <w:ind w:left="6829" w:hanging="180"/>
       </w:pPr>
       <w:rPr>
         <w:color w:val="000000"/>
@@ -2639,6 +3779,92 @@
     </w:lvl>
   </w:abstractNum>
   <w:abstractNum w:abstractNumId="4" w15:restartNumberingAfterBreak="0">
+    <w:nsid w:val="158367F1"/>
+    <w:multiLevelType w:val="multilevel"/>
+    <w:tmpl w:val="AB349F9C"/>
+    <w:lvl w:ilvl="0">
+      <w:start w:val="1"/>
+      <w:numFmt w:val="decimal"/>
+      <w:lvlText w:val="%1."/>
+      <w:lvlJc w:val="left"/>
+      <w:pPr>
+        <w:ind w:left="0" w:firstLine="709"/>
+      </w:pPr>
+    </w:lvl>
+    <w:lvl w:ilvl="1">
+      <w:start w:val="1"/>
+      <w:numFmt w:val="lowerLetter"/>
+      <w:lvlText w:val="%2."/>
+      <w:lvlJc w:val="left"/>
+      <w:pPr>
+        <w:ind w:left="1440" w:hanging="360"/>
+      </w:pPr>
+    </w:lvl>
+    <w:lvl w:ilvl="2">
+      <w:start w:val="1"/>
+      <w:numFmt w:val="lowerRoman"/>
+      <w:lvlText w:val="%3."/>
+      <w:lvlJc w:val="right"/>
+      <w:pPr>
+        <w:ind w:left="2160" w:hanging="180"/>
+      </w:pPr>
+    </w:lvl>
+    <w:lvl w:ilvl="3">
+      <w:start w:val="1"/>
+      <w:numFmt w:val="decimal"/>
+      <w:lvlText w:val="%4."/>
+      <w:lvlJc w:val="left"/>
+      <w:pPr>
+        <w:ind w:left="2880" w:hanging="360"/>
+      </w:pPr>
+    </w:lvl>
+    <w:lvl w:ilvl="4">
+      <w:start w:val="1"/>
+      <w:numFmt w:val="lowerLetter"/>
+      <w:lvlText w:val="%5."/>
+      <w:lvlJc w:val="left"/>
+      <w:pPr>
+        <w:ind w:left="3600" w:hanging="360"/>
+      </w:pPr>
+    </w:lvl>
+    <w:lvl w:ilvl="5">
+      <w:start w:val="1"/>
+      <w:numFmt w:val="lowerRoman"/>
+      <w:lvlText w:val="%6."/>
+      <w:lvlJc w:val="right"/>
+      <w:pPr>
+        <w:ind w:left="4320" w:hanging="180"/>
+      </w:pPr>
+    </w:lvl>
+    <w:lvl w:ilvl="6">
+      <w:start w:val="1"/>
+      <w:numFmt w:val="decimal"/>
+      <w:lvlText w:val="%7."/>
+      <w:lvlJc w:val="left"/>
+      <w:pPr>
+        <w:ind w:left="5040" w:hanging="360"/>
+      </w:pPr>
+    </w:lvl>
+    <w:lvl w:ilvl="7">
+      <w:start w:val="1"/>
+      <w:numFmt w:val="lowerLetter"/>
+      <w:lvlText w:val="%8."/>
+      <w:lvlJc w:val="left"/>
+      <w:pPr>
+        <w:ind w:left="5760" w:hanging="360"/>
+      </w:pPr>
+    </w:lvl>
+    <w:lvl w:ilvl="8">
+      <w:start w:val="1"/>
+      <w:numFmt w:val="lowerRoman"/>
+      <w:lvlText w:val="%9."/>
+      <w:lvlJc w:val="right"/>
+      <w:pPr>
+        <w:ind w:left="6480" w:hanging="180"/>
+      </w:pPr>
+    </w:lvl>
+  </w:abstractNum>
+  <w:abstractNum w:abstractNumId="5" w15:restartNumberingAfterBreak="0">
     <w:nsid w:val="1ABE2791"/>
     <w:multiLevelType w:val="hybridMultilevel"/>
     <w:tmpl w:val="0AF84A76"/>
@@ -2725,7 +3951,93 @@
       </w:pPr>
     </w:lvl>
   </w:abstractNum>
-  <w:abstractNum w:abstractNumId="5" w15:restartNumberingAfterBreak="0">
+  <w:abstractNum w:abstractNumId="6" w15:restartNumberingAfterBreak="0">
+    <w:nsid w:val="26FE1B23"/>
+    <w:multiLevelType w:val="multilevel"/>
+    <w:tmpl w:val="6BFAEFD6"/>
+    <w:lvl w:ilvl="0">
+      <w:start w:val="1"/>
+      <w:numFmt w:val="decimal"/>
+      <w:lvlText w:val="%1."/>
+      <w:lvlJc w:val="left"/>
+      <w:pPr>
+        <w:ind w:left="720" w:hanging="360"/>
+      </w:pPr>
+    </w:lvl>
+    <w:lvl w:ilvl="1">
+      <w:start w:val="1"/>
+      <w:numFmt w:val="lowerLetter"/>
+      <w:lvlText w:val="%2."/>
+      <w:lvlJc w:val="left"/>
+      <w:pPr>
+        <w:ind w:left="1440" w:hanging="360"/>
+      </w:pPr>
+    </w:lvl>
+    <w:lvl w:ilvl="2">
+      <w:start w:val="1"/>
+      <w:numFmt w:val="lowerRoman"/>
+      <w:lvlText w:val="%3."/>
+      <w:lvlJc w:val="right"/>
+      <w:pPr>
+        <w:ind w:left="2160" w:hanging="180"/>
+      </w:pPr>
+    </w:lvl>
+    <w:lvl w:ilvl="3">
+      <w:start w:val="1"/>
+      <w:numFmt w:val="decimal"/>
+      <w:lvlText w:val="%4."/>
+      <w:lvlJc w:val="left"/>
+      <w:pPr>
+        <w:ind w:left="2880" w:hanging="360"/>
+      </w:pPr>
+    </w:lvl>
+    <w:lvl w:ilvl="4">
+      <w:start w:val="1"/>
+      <w:numFmt w:val="lowerLetter"/>
+      <w:lvlText w:val="%5."/>
+      <w:lvlJc w:val="left"/>
+      <w:pPr>
+        <w:ind w:left="3600" w:hanging="360"/>
+      </w:pPr>
+    </w:lvl>
+    <w:lvl w:ilvl="5">
+      <w:start w:val="1"/>
+      <w:numFmt w:val="lowerRoman"/>
+      <w:lvlText w:val="%6."/>
+      <w:lvlJc w:val="right"/>
+      <w:pPr>
+        <w:ind w:left="4320" w:hanging="180"/>
+      </w:pPr>
+    </w:lvl>
+    <w:lvl w:ilvl="6">
+      <w:start w:val="1"/>
+      <w:numFmt w:val="decimal"/>
+      <w:lvlText w:val="%7."/>
+      <w:lvlJc w:val="left"/>
+      <w:pPr>
+        <w:ind w:left="5040" w:hanging="360"/>
+      </w:pPr>
+    </w:lvl>
+    <w:lvl w:ilvl="7">
+      <w:start w:val="1"/>
+      <w:numFmt w:val="lowerLetter"/>
+      <w:lvlText w:val="%8."/>
+      <w:lvlJc w:val="left"/>
+      <w:pPr>
+        <w:ind w:left="5760" w:hanging="360"/>
+      </w:pPr>
+    </w:lvl>
+    <w:lvl w:ilvl="8">
+      <w:start w:val="1"/>
+      <w:numFmt w:val="lowerRoman"/>
+      <w:lvlText w:val="%9."/>
+      <w:lvlJc w:val="right"/>
+      <w:pPr>
+        <w:ind w:left="6480" w:hanging="180"/>
+      </w:pPr>
+    </w:lvl>
+  </w:abstractNum>
+  <w:abstractNum w:abstractNumId="7" w15:restartNumberingAfterBreak="0">
     <w:nsid w:val="47043687"/>
     <w:multiLevelType w:val="hybridMultilevel"/>
     <w:tmpl w:val="4B486498"/>
@@ -2844,7 +4156,7 @@
       </w:pPr>
     </w:lvl>
   </w:abstractNum>
-  <w:abstractNum w:abstractNumId="6" w15:restartNumberingAfterBreak="0">
+  <w:abstractNum w:abstractNumId="8" w15:restartNumberingAfterBreak="0">
     <w:nsid w:val="50882944"/>
     <w:multiLevelType w:val="hybridMultilevel"/>
     <w:tmpl w:val="BC3CF158"/>
@@ -2960,7 +4272,7 @@
       </w:pPr>
     </w:lvl>
   </w:abstractNum>
-  <w:abstractNum w:abstractNumId="7" w15:restartNumberingAfterBreak="0">
+  <w:abstractNum w:abstractNumId="9" w15:restartNumberingAfterBreak="0">
     <w:nsid w:val="5C560A24"/>
     <w:multiLevelType w:val="hybridMultilevel"/>
     <w:tmpl w:val="77A437B8"/>
@@ -3076,7 +4388,7 @@
       </w:pPr>
     </w:lvl>
   </w:abstractNum>
-  <w:abstractNum w:abstractNumId="8" w15:restartNumberingAfterBreak="0">
+  <w:abstractNum w:abstractNumId="10" w15:restartNumberingAfterBreak="0">
     <w:nsid w:val="625D5CF5"/>
     <w:multiLevelType w:val="hybridMultilevel"/>
     <w:tmpl w:val="FA60F49E"/>
@@ -3165,7 +4477,7 @@
       </w:pPr>
     </w:lvl>
   </w:abstractNum>
-  <w:abstractNum w:abstractNumId="9" w15:restartNumberingAfterBreak="0">
+  <w:abstractNum w:abstractNumId="11" w15:restartNumberingAfterBreak="0">
     <w:nsid w:val="77720F86"/>
     <w:multiLevelType w:val="hybridMultilevel"/>
     <w:tmpl w:val="38D48302"/>
@@ -3281,19 +4593,105 @@
       </w:pPr>
     </w:lvl>
   </w:abstractNum>
-  <w:num w:numId="1">
+  <w:abstractNum w:abstractNumId="12" w15:restartNumberingAfterBreak="0">
+    <w:nsid w:val="7E2E0453"/>
+    <w:multiLevelType w:val="multilevel"/>
+    <w:tmpl w:val="1CD8DE4A"/>
+    <w:lvl w:ilvl="0">
+      <w:start w:val="1"/>
+      <w:numFmt w:val="decimal"/>
+      <w:lvlText w:val="%1."/>
+      <w:lvlJc w:val="left"/>
+      <w:pPr>
+        <w:ind w:left="720" w:hanging="360"/>
+      </w:pPr>
+    </w:lvl>
+    <w:lvl w:ilvl="1">
+      <w:start w:val="1"/>
+      <w:numFmt w:val="lowerLetter"/>
+      <w:lvlText w:val="%2."/>
+      <w:lvlJc w:val="left"/>
+      <w:pPr>
+        <w:ind w:left="1440" w:hanging="360"/>
+      </w:pPr>
+    </w:lvl>
+    <w:lvl w:ilvl="2">
+      <w:start w:val="1"/>
+      <w:numFmt w:val="lowerRoman"/>
+      <w:lvlText w:val="%3."/>
+      <w:lvlJc w:val="right"/>
+      <w:pPr>
+        <w:ind w:left="2160" w:hanging="180"/>
+      </w:pPr>
+    </w:lvl>
+    <w:lvl w:ilvl="3">
+      <w:start w:val="1"/>
+      <w:numFmt w:val="decimal"/>
+      <w:lvlText w:val="%4."/>
+      <w:lvlJc w:val="left"/>
+      <w:pPr>
+        <w:ind w:left="2880" w:hanging="360"/>
+      </w:pPr>
+    </w:lvl>
+    <w:lvl w:ilvl="4">
+      <w:start w:val="1"/>
+      <w:numFmt w:val="lowerLetter"/>
+      <w:lvlText w:val="%5."/>
+      <w:lvlJc w:val="left"/>
+      <w:pPr>
+        <w:ind w:left="3600" w:hanging="360"/>
+      </w:pPr>
+    </w:lvl>
+    <w:lvl w:ilvl="5">
+      <w:start w:val="1"/>
+      <w:numFmt w:val="lowerRoman"/>
+      <w:lvlText w:val="%6."/>
+      <w:lvlJc w:val="right"/>
+      <w:pPr>
+        <w:ind w:left="4320" w:hanging="180"/>
+      </w:pPr>
+    </w:lvl>
+    <w:lvl w:ilvl="6">
+      <w:start w:val="1"/>
+      <w:numFmt w:val="decimal"/>
+      <w:lvlText w:val="%7."/>
+      <w:lvlJc w:val="left"/>
+      <w:pPr>
+        <w:ind w:left="5040" w:hanging="360"/>
+      </w:pPr>
+    </w:lvl>
+    <w:lvl w:ilvl="7">
+      <w:start w:val="1"/>
+      <w:numFmt w:val="lowerLetter"/>
+      <w:lvlText w:val="%8."/>
+      <w:lvlJc w:val="left"/>
+      <w:pPr>
+        <w:ind w:left="5760" w:hanging="360"/>
+      </w:pPr>
+    </w:lvl>
+    <w:lvl w:ilvl="8">
+      <w:start w:val="1"/>
+      <w:numFmt w:val="lowerRoman"/>
+      <w:lvlText w:val="%9."/>
+      <w:lvlJc w:val="right"/>
+      <w:pPr>
+        <w:ind w:left="6480" w:hanging="180"/>
+      </w:pPr>
+    </w:lvl>
+  </w:abstractNum>
+  <w:num w:numId="1" w16cid:durableId="1595631121">
+    <w:abstractNumId w:val="11"/>
+  </w:num>
+  <w:num w:numId="2" w16cid:durableId="1209533017">
     <w:abstractNumId w:val="9"/>
   </w:num>
-  <w:num w:numId="2">
+  <w:num w:numId="3" w16cid:durableId="321007438">
+    <w:abstractNumId w:val="8"/>
+  </w:num>
+  <w:num w:numId="4" w16cid:durableId="843713450">
     <w:abstractNumId w:val="7"/>
   </w:num>
-  <w:num w:numId="3">
-    <w:abstractNumId w:val="6"/>
-  </w:num>
-  <w:num w:numId="4">
-    <w:abstractNumId w:val="5"/>
-  </w:num>
-  <w:num w:numId="5">
+  <w:num w:numId="5" w16cid:durableId="192232658">
     <w:abstractNumId w:val="2"/>
     <w:lvlOverride w:ilvl="0">
       <w:startOverride w:val="1"/>
@@ -3323,14 +4721,14 @@
       <w:startOverride w:val="1"/>
     </w:lvlOverride>
   </w:num>
-  <w:num w:numId="6">
-    <w:abstractNumId w:val="8"/>
+  <w:num w:numId="6" w16cid:durableId="565917998">
+    <w:abstractNumId w:val="10"/>
   </w:num>
-  <w:num w:numId="7">
+  <w:num w:numId="7" w16cid:durableId="1922526141">
     <w:abstractNumId w:val="3"/>
   </w:num>
-  <w:num w:numId="8">
-    <w:abstractNumId w:val="4"/>
+  <w:num w:numId="8" w16cid:durableId="2140024944">
+    <w:abstractNumId w:val="5"/>
     <w:lvlOverride w:ilvl="0">
       <w:startOverride w:val="1"/>
     </w:lvlOverride>
@@ -3359,7 +4757,7 @@
       <w:startOverride w:val="1"/>
     </w:lvlOverride>
   </w:num>
-  <w:num w:numId="9">
+  <w:num w:numId="9" w16cid:durableId="460879419">
     <w:abstractNumId w:val="0"/>
     <w:lvlOverride w:ilvl="0">
       <w:startOverride w:val="1"/>
@@ -3389,7 +4787,7 @@
       <w:startOverride w:val="1"/>
     </w:lvlOverride>
   </w:num>
-  <w:num w:numId="10">
+  <w:num w:numId="10" w16cid:durableId="1180435639">
     <w:abstractNumId w:val="1"/>
     <w:lvlOverride w:ilvl="0">
       <w:startOverride w:val="1"/>
@@ -3419,11 +4817,20 @@
       <w:startOverride w:val="1"/>
     </w:lvlOverride>
   </w:num>
+  <w:num w:numId="11" w16cid:durableId="2126922395">
+    <w:abstractNumId w:val="6"/>
+  </w:num>
+  <w:num w:numId="12" w16cid:durableId="167865042">
+    <w:abstractNumId w:val="4"/>
+  </w:num>
+  <w:num w:numId="13" w16cid:durableId="2043434383">
+    <w:abstractNumId w:val="12"/>
+  </w:num>
 </w:numbering>
 </file>
 
 <file path=word/styles.xml><?xml version="1.0" encoding="utf-8"?>
-<w:styles xmlns:mc="http://schemas.openxmlformats.org/markup-compatibility/2006" xmlns:r="http://schemas.openxmlformats.org/officeDocument/2006/relationships" xmlns:w="http://schemas.openxmlformats.org/wordprocessingml/2006/main" xmlns:w14="http://schemas.microsoft.com/office/word/2010/wordml" xmlns:w15="http://schemas.microsoft.com/office/word/2012/wordml" xmlns:w16cex="http://schemas.microsoft.com/office/word/2018/wordml/cex" xmlns:w16cid="http://schemas.microsoft.com/office/word/2016/wordml/cid" xmlns:w16="http://schemas.microsoft.com/office/word/2018/wordml" xmlns:w16sdtdh="http://schemas.microsoft.com/office/word/2020/wordml/sdtdatahash" xmlns:w16se="http://schemas.microsoft.com/office/word/2015/wordml/symex" mc:Ignorable="w14 w15 w16se w16cid w16 w16cex w16sdtdh">
+<w:styles xmlns:mc="http://schemas.openxmlformats.org/markup-compatibility/2006" xmlns:r="http://schemas.openxmlformats.org/officeDocument/2006/relationships" xmlns:w="http://schemas.openxmlformats.org/wordprocessingml/2006/main" xmlns:w14="http://schemas.microsoft.com/office/word/2010/wordml" xmlns:w15="http://schemas.microsoft.com/office/word/2012/wordml" xmlns:w16cex="http://schemas.microsoft.com/office/word/2018/wordml/cex" xmlns:w16cid="http://schemas.microsoft.com/office/word/2016/wordml/cid" xmlns:w16="http://schemas.microsoft.com/office/word/2018/wordml" xmlns:w16du="http://schemas.microsoft.com/office/word/2023/wordml/word16du" xmlns:w16sdtdh="http://schemas.microsoft.com/office/word/2020/wordml/sdtdatahash" xmlns:w16sdtfl="http://schemas.microsoft.com/office/word/2024/wordml/sdtformatlock" xmlns:w16se="http://schemas.microsoft.com/office/word/2015/wordml/symex" mc:Ignorable="w14 w15 w16se w16cid w16 w16cex w16sdtdh w16sdtfl w16du">
   <w:docDefaults>
     <w:rPrDefault>
       <w:rPr>
@@ -3804,7 +5211,7 @@
     <w:lsdException w:name="Unresolved Mention" w:semiHidden="1" w:uiPriority="99" w:unhideWhenUsed="1"/>
     <w:lsdException w:name="Smart Link" w:semiHidden="1" w:uiPriority="99" w:unhideWhenUsed="1"/>
   </w:latentStyles>
-  <w:style w:type="paragraph" w:default="1" w:styleId="a">
+  <w:style w:type="paragraph" w:default="1" w:styleId="Normal">
     <w:name w:val="Normal"/>
     <w:qFormat/>
     <w:rsid w:val="007C0E38"/>
@@ -3813,10 +5220,10 @@
       <w:szCs w:val="24"/>
     </w:rPr>
   </w:style>
-  <w:style w:type="paragraph" w:styleId="1">
+  <w:style w:type="paragraph" w:styleId="Heading1">
     <w:name w:val="heading 1"/>
-    <w:basedOn w:val="a"/>
-    <w:next w:val="a"/>
+    <w:basedOn w:val="Normal"/>
+    <w:next w:val="Normal"/>
     <w:qFormat/>
     <w:rsid w:val="00064FE6"/>
     <w:pPr>
@@ -3833,11 +5240,11 @@
       <w:szCs w:val="32"/>
     </w:rPr>
   </w:style>
-  <w:style w:type="paragraph" w:styleId="2">
+  <w:style w:type="paragraph" w:styleId="Heading2">
     <w:name w:val="heading 2"/>
-    <w:basedOn w:val="a"/>
-    <w:next w:val="a"/>
-    <w:link w:val="20"/>
+    <w:basedOn w:val="Normal"/>
+    <w:next w:val="Normal"/>
+    <w:link w:val="Heading2Char"/>
     <w:qFormat/>
     <w:rsid w:val="007C0E38"/>
     <w:pPr>
@@ -3851,10 +5258,31 @@
       <w:sz w:val="24"/>
     </w:rPr>
   </w:style>
-  <w:style w:type="paragraph" w:styleId="4">
+  <w:style w:type="paragraph" w:styleId="Heading3">
+    <w:name w:val="heading 3"/>
+    <w:basedOn w:val="Normal"/>
+    <w:next w:val="Normal"/>
+    <w:link w:val="Heading3Char"/>
+    <w:semiHidden/>
+    <w:unhideWhenUsed/>
+    <w:qFormat/>
+    <w:rsid w:val="0086631F"/>
+    <w:pPr>
+      <w:keepNext/>
+      <w:keepLines/>
+      <w:spacing w:before="40"/>
+      <w:outlineLvl w:val="2"/>
+    </w:pPr>
+    <w:rPr>
+      <w:rFonts w:asciiTheme="majorHAnsi" w:eastAsiaTheme="majorEastAsia" w:hAnsiTheme="majorHAnsi" w:cstheme="majorBidi"/>
+      <w:color w:val="243F60" w:themeColor="accent1" w:themeShade="7F"/>
+      <w:sz w:val="24"/>
+    </w:rPr>
+  </w:style>
+  <w:style w:type="paragraph" w:styleId="Heading4">
     <w:name w:val="heading 4"/>
-    <w:basedOn w:val="a"/>
-    <w:next w:val="a"/>
+    <w:basedOn w:val="Normal"/>
+    <w:next w:val="Normal"/>
     <w:qFormat/>
     <w:rsid w:val="007C0E38"/>
     <w:pPr>
@@ -3867,11 +5295,11 @@
       <w:szCs w:val="28"/>
     </w:rPr>
   </w:style>
-  <w:style w:type="paragraph" w:styleId="5">
+  <w:style w:type="paragraph" w:styleId="Heading5">
     <w:name w:val="heading 5"/>
-    <w:basedOn w:val="a"/>
-    <w:next w:val="a"/>
-    <w:link w:val="50"/>
+    <w:basedOn w:val="Normal"/>
+    <w:next w:val="Normal"/>
+    <w:link w:val="Heading5Char"/>
     <w:qFormat/>
     <w:rsid w:val="007C0E38"/>
     <w:pPr>
@@ -3887,13 +5315,12 @@
       <w:szCs w:val="26"/>
     </w:rPr>
   </w:style>
-  <w:style w:type="character" w:default="1" w:styleId="a0">
+  <w:style w:type="character" w:default="1" w:styleId="DefaultParagraphFont">
     <w:name w:val="Default Paragraph Font"/>
     <w:uiPriority w:val="1"/>
-    <w:semiHidden/>
     <w:unhideWhenUsed/>
   </w:style>
-  <w:style w:type="table" w:default="1" w:styleId="a1">
+  <w:style w:type="table" w:default="1" w:styleId="TableNormal">
     <w:name w:val="Normal Table"/>
     <w:uiPriority w:val="99"/>
     <w:semiHidden/>
@@ -3908,16 +5335,16 @@
       </w:tblCellMar>
     </w:tblPr>
   </w:style>
-  <w:style w:type="numbering" w:default="1" w:styleId="a2">
+  <w:style w:type="numbering" w:default="1" w:styleId="NoList">
     <w:name w:val="No List"/>
     <w:uiPriority w:val="99"/>
     <w:semiHidden/>
     <w:unhideWhenUsed/>
   </w:style>
-  <w:style w:type="paragraph" w:styleId="a3">
+  <w:style w:type="paragraph" w:styleId="Title">
     <w:name w:val="Title"/>
-    <w:basedOn w:val="a"/>
-    <w:link w:val="a4"/>
+    <w:basedOn w:val="Normal"/>
+    <w:link w:val="TitleChar"/>
     <w:uiPriority w:val="99"/>
     <w:qFormat/>
     <w:rsid w:val="007C0E38"/>
@@ -3934,10 +5361,10 @@
       <w:szCs w:val="28"/>
     </w:rPr>
   </w:style>
-  <w:style w:type="paragraph" w:styleId="a5">
+  <w:style w:type="paragraph" w:styleId="BodyText">
     <w:name w:val="Body Text"/>
-    <w:basedOn w:val="a"/>
-    <w:link w:val="a6"/>
+    <w:basedOn w:val="Normal"/>
+    <w:link w:val="BodyTextChar"/>
     <w:uiPriority w:val="99"/>
     <w:rsid w:val="007C0E38"/>
     <w:pPr>
@@ -3948,9 +5375,9 @@
       <w:szCs w:val="20"/>
     </w:rPr>
   </w:style>
-  <w:style w:type="paragraph" w:styleId="HTML">
+  <w:style w:type="paragraph" w:styleId="HTMLPreformatted">
     <w:name w:val="HTML Preformatted"/>
-    <w:basedOn w:val="a"/>
+    <w:basedOn w:val="Normal"/>
     <w:rsid w:val="00C62B52"/>
     <w:pPr>
       <w:tabs>
@@ -3978,16 +5405,16 @@
       <w:szCs w:val="20"/>
     </w:rPr>
   </w:style>
-  <w:style w:type="paragraph" w:styleId="a7">
+  <w:style w:type="paragraph" w:styleId="BodyTextIndent">
     <w:name w:val="Body Text Indent"/>
-    <w:basedOn w:val="a"/>
+    <w:basedOn w:val="Normal"/>
     <w:rsid w:val="00C83C85"/>
     <w:pPr>
       <w:spacing w:after="120"/>
       <w:ind w:left="283"/>
     </w:pPr>
   </w:style>
-  <w:style w:type="paragraph" w:customStyle="1" w:styleId="10">
+  <w:style w:type="paragraph" w:customStyle="1" w:styleId="1">
     <w:name w:val="Обычный1"/>
     <w:rsid w:val="00EB0735"/>
     <w:pPr>
@@ -3995,7 +5422,7 @@
       <w:autoSpaceDN w:val="0"/>
     </w:pPr>
   </w:style>
-  <w:style w:type="character" w:styleId="a8">
+  <w:style w:type="character" w:styleId="Hyperlink">
     <w:name w:val="Hyperlink"/>
     <w:rsid w:val="008B170E"/>
     <w:rPr>
@@ -4003,10 +5430,10 @@
       <w:u w:val="single"/>
     </w:rPr>
   </w:style>
-  <w:style w:type="character" w:customStyle="1" w:styleId="20">
-    <w:name w:val="Заголовок 2 Знак"/>
-    <w:basedOn w:val="a0"/>
-    <w:link w:val="2"/>
+  <w:style w:type="character" w:customStyle="1" w:styleId="Heading2Char">
+    <w:name w:val="Heading 2 Char"/>
+    <w:basedOn w:val="DefaultParagraphFont"/>
+    <w:link w:val="Heading2"/>
     <w:rsid w:val="00553988"/>
     <w:rPr>
       <w:b/>
@@ -4015,10 +5442,10 @@
       <w:szCs w:val="24"/>
     </w:rPr>
   </w:style>
-  <w:style w:type="character" w:customStyle="1" w:styleId="50">
-    <w:name w:val="Заголовок 5 Знак"/>
-    <w:basedOn w:val="a0"/>
-    <w:link w:val="5"/>
+  <w:style w:type="character" w:customStyle="1" w:styleId="Heading5Char">
+    <w:name w:val="Heading 5 Char"/>
+    <w:basedOn w:val="DefaultParagraphFont"/>
+    <w:link w:val="Heading5"/>
     <w:rsid w:val="00553988"/>
     <w:rPr>
       <w:b/>
@@ -4029,9 +5456,9 @@
       <w:szCs w:val="26"/>
     </w:rPr>
   </w:style>
-  <w:style w:type="paragraph" w:styleId="a9">
+  <w:style w:type="paragraph" w:styleId="NormalWeb">
     <w:name w:val="Normal (Web)"/>
-    <w:basedOn w:val="a"/>
+    <w:basedOn w:val="Normal"/>
     <w:uiPriority w:val="99"/>
     <w:semiHidden/>
     <w:unhideWhenUsed/>
@@ -4043,10 +5470,10 @@
       <w:sz w:val="24"/>
     </w:rPr>
   </w:style>
-  <w:style w:type="character" w:customStyle="1" w:styleId="a4">
-    <w:name w:val="Заголовок Знак"/>
-    <w:basedOn w:val="a0"/>
-    <w:link w:val="a3"/>
+  <w:style w:type="character" w:customStyle="1" w:styleId="TitleChar">
+    <w:name w:val="Title Char"/>
+    <w:basedOn w:val="DefaultParagraphFont"/>
+    <w:link w:val="Title"/>
     <w:uiPriority w:val="99"/>
     <w:rsid w:val="00553988"/>
     <w:rPr>
@@ -4056,19 +5483,19 @@
       <w:szCs w:val="28"/>
     </w:rPr>
   </w:style>
-  <w:style w:type="character" w:customStyle="1" w:styleId="a6">
-    <w:name w:val="Основной текст Знак"/>
-    <w:basedOn w:val="a0"/>
-    <w:link w:val="a5"/>
+  <w:style w:type="character" w:customStyle="1" w:styleId="BodyTextChar">
+    <w:name w:val="Body Text Char"/>
+    <w:basedOn w:val="DefaultParagraphFont"/>
+    <w:link w:val="BodyText"/>
     <w:uiPriority w:val="99"/>
     <w:rsid w:val="00553988"/>
     <w:rPr>
       <w:sz w:val="24"/>
     </w:rPr>
   </w:style>
-  <w:style w:type="paragraph" w:styleId="aa">
+  <w:style w:type="paragraph" w:styleId="ListParagraph">
     <w:name w:val="List Paragraph"/>
-    <w:basedOn w:val="a"/>
+    <w:basedOn w:val="Normal"/>
     <w:uiPriority w:val="34"/>
     <w:qFormat/>
     <w:rsid w:val="009F24E1"/>
@@ -4084,9 +5511,9 @@
       <w:lang w:eastAsia="en-US"/>
     </w:rPr>
   </w:style>
-  <w:style w:type="character" w:styleId="HTML0">
+  <w:style w:type="character" w:styleId="HTMLCode">
     <w:name w:val="HTML Code"/>
-    <w:basedOn w:val="a0"/>
+    <w:basedOn w:val="DefaultParagraphFont"/>
     <w:uiPriority w:val="99"/>
     <w:semiHidden/>
     <w:unhideWhenUsed/>
@@ -4099,8 +5526,21 @@
   </w:style>
   <w:style w:type="character" w:customStyle="1" w:styleId="token">
     <w:name w:val="token"/>
-    <w:basedOn w:val="a0"/>
+    <w:basedOn w:val="DefaultParagraphFont"/>
     <w:rsid w:val="0033791D"/>
+  </w:style>
+  <w:style w:type="character" w:customStyle="1" w:styleId="Heading3Char">
+    <w:name w:val="Heading 3 Char"/>
+    <w:basedOn w:val="DefaultParagraphFont"/>
+    <w:link w:val="Heading3"/>
+    <w:semiHidden/>
+    <w:rsid w:val="0086631F"/>
+    <w:rPr>
+      <w:rFonts w:asciiTheme="majorHAnsi" w:eastAsiaTheme="majorEastAsia" w:hAnsiTheme="majorHAnsi" w:cstheme="majorBidi"/>
+      <w:color w:val="243F60" w:themeColor="accent1" w:themeShade="7F"/>
+      <w:sz w:val="24"/>
+      <w:szCs w:val="24"/>
+    </w:rPr>
   </w:style>
 </w:styles>
 </file>
